--- a/docs/phase-3/COSC336_Group6_Phase3_SRS_v1.2.docx
+++ b/docs/phase-3/COSC336_Group6_Phase3_SRS_v1.2.docx
@@ -103,15 +103,7 @@
       </w:r>
       <w:r>
         <w:br/>
-        <w:t xml:space="preserve">Lab Instructors: Basima </w:t>
-      </w:r>
-      <w:proofErr w:type="spellStart"/>
-      <w:r>
-        <w:t>Kurungadan</w:t>
-      </w:r>
-      <w:proofErr w:type="spellEnd"/>
-      <w:r>
-        <w:t xml:space="preserve"> and Natnael Takele</w:t>
+        <w:t>Lab Instructors: Basima Kurungadan and Natnael Takele</w:t>
       </w:r>
       <w:r>
         <w:br/>
@@ -133,7 +125,10 @@
         <w:pStyle w:val="ByLine"/>
       </w:pPr>
       <w:r>
-        <w:t>14</w:t>
+        <w:t>1</w:t>
+      </w:r>
+      <w:r>
+        <w:t>5</w:t>
       </w:r>
       <w:r>
         <w:rPr>
@@ -467,7 +462,7 @@
                 <w:noProof/>
                 <w:webHidden/>
               </w:rPr>
-              <w:t>1</w:t>
+              <w:t>2</w:t>
             </w:r>
             <w:r>
               <w:rPr>
@@ -538,7 +533,7 @@
                 <w:noProof/>
                 <w:webHidden/>
               </w:rPr>
-              <w:t>1</w:t>
+              <w:t>2</w:t>
             </w:r>
             <w:r>
               <w:rPr>
@@ -609,7 +604,7 @@
                 <w:noProof/>
                 <w:webHidden/>
               </w:rPr>
-              <w:t>1</w:t>
+              <w:t>2</w:t>
             </w:r>
             <w:r>
               <w:rPr>
@@ -672,7 +667,7 @@
               <w:rPr>
                 <w:webHidden/>
               </w:rPr>
-              <w:t>2</w:t>
+              <w:t>3</w:t>
             </w:r>
             <w:r>
               <w:rPr>
@@ -742,7 +737,7 @@
                 <w:noProof/>
                 <w:webHidden/>
               </w:rPr>
-              <w:t>2</w:t>
+              <w:t>3</w:t>
             </w:r>
             <w:r>
               <w:rPr>
@@ -813,7 +808,7 @@
                 <w:noProof/>
                 <w:webHidden/>
               </w:rPr>
-              <w:t>2</w:t>
+              <w:t>3</w:t>
             </w:r>
             <w:r>
               <w:rPr>
@@ -884,7 +879,7 @@
                 <w:noProof/>
                 <w:webHidden/>
               </w:rPr>
-              <w:t>2</w:t>
+              <w:t>4</w:t>
             </w:r>
             <w:r>
               <w:rPr>
@@ -955,7 +950,7 @@
                 <w:noProof/>
                 <w:webHidden/>
               </w:rPr>
-              <w:t>3</w:t>
+              <w:t>5</w:t>
             </w:r>
             <w:r>
               <w:rPr>
@@ -1026,7 +1021,7 @@
                 <w:noProof/>
                 <w:webHidden/>
               </w:rPr>
-              <w:t>3</w:t>
+              <w:t>5</w:t>
             </w:r>
             <w:r>
               <w:rPr>
@@ -1097,7 +1092,7 @@
                 <w:noProof/>
                 <w:webHidden/>
               </w:rPr>
-              <w:t>4</w:t>
+              <w:t>5</w:t>
             </w:r>
             <w:r>
               <w:rPr>
@@ -1168,7 +1163,7 @@
                 <w:noProof/>
                 <w:webHidden/>
               </w:rPr>
-              <w:t>4</w:t>
+              <w:t>5</w:t>
             </w:r>
             <w:r>
               <w:rPr>
@@ -1231,7 +1226,7 @@
               <w:rPr>
                 <w:webHidden/>
               </w:rPr>
-              <w:t>4</w:t>
+              <w:t>6</w:t>
             </w:r>
             <w:r>
               <w:rPr>
@@ -1301,7 +1296,7 @@
                 <w:noProof/>
                 <w:webHidden/>
               </w:rPr>
-              <w:t>4</w:t>
+              <w:t>6</w:t>
             </w:r>
             <w:r>
               <w:rPr>
@@ -1372,7 +1367,7 @@
                 <w:noProof/>
                 <w:webHidden/>
               </w:rPr>
-              <w:t>5</w:t>
+              <w:t>6</w:t>
             </w:r>
             <w:r>
               <w:rPr>
@@ -1443,7 +1438,7 @@
                 <w:noProof/>
                 <w:webHidden/>
               </w:rPr>
-              <w:t>5</w:t>
+              <w:t>7</w:t>
             </w:r>
             <w:r>
               <w:rPr>
@@ -1514,7 +1509,7 @@
                 <w:noProof/>
                 <w:webHidden/>
               </w:rPr>
-              <w:t>5</w:t>
+              <w:t>7</w:t>
             </w:r>
             <w:r>
               <w:rPr>
@@ -1577,7 +1572,7 @@
               <w:rPr>
                 <w:webHidden/>
               </w:rPr>
-              <w:t>5</w:t>
+              <w:t>7</w:t>
             </w:r>
             <w:r>
               <w:rPr>
@@ -1647,7 +1642,7 @@
                 <w:noProof/>
                 <w:webHidden/>
               </w:rPr>
-              <w:t>5</w:t>
+              <w:t>7</w:t>
             </w:r>
             <w:r>
               <w:rPr>
@@ -1718,7 +1713,7 @@
                 <w:noProof/>
                 <w:webHidden/>
               </w:rPr>
-              <w:t>6</w:t>
+              <w:t>8</w:t>
             </w:r>
             <w:r>
               <w:rPr>
@@ -1789,7 +1784,7 @@
                 <w:noProof/>
                 <w:webHidden/>
               </w:rPr>
-              <w:t>7</w:t>
+              <w:t>9</w:t>
             </w:r>
             <w:r>
               <w:rPr>
@@ -1860,7 +1855,7 @@
                 <w:noProof/>
                 <w:webHidden/>
               </w:rPr>
-              <w:t>7</w:t>
+              <w:t>9</w:t>
             </w:r>
             <w:r>
               <w:rPr>
@@ -1931,7 +1926,7 @@
                 <w:noProof/>
                 <w:webHidden/>
               </w:rPr>
-              <w:t>8</w:t>
+              <w:t>10</w:t>
             </w:r>
             <w:r>
               <w:rPr>
@@ -2002,7 +1997,7 @@
                 <w:noProof/>
                 <w:webHidden/>
               </w:rPr>
-              <w:t>9</w:t>
+              <w:t>11</w:t>
             </w:r>
             <w:r>
               <w:rPr>
@@ -2073,7 +2068,7 @@
                 <w:noProof/>
                 <w:webHidden/>
               </w:rPr>
-              <w:t>9</w:t>
+              <w:t>11</w:t>
             </w:r>
             <w:r>
               <w:rPr>
@@ -2144,7 +2139,7 @@
                 <w:noProof/>
                 <w:webHidden/>
               </w:rPr>
-              <w:t>10</w:t>
+              <w:t>12</w:t>
             </w:r>
             <w:r>
               <w:rPr>
@@ -2215,7 +2210,7 @@
                 <w:noProof/>
                 <w:webHidden/>
               </w:rPr>
-              <w:t>11</w:t>
+              <w:t>13</w:t>
             </w:r>
             <w:r>
               <w:rPr>
@@ -2286,7 +2281,7 @@
                 <w:noProof/>
                 <w:webHidden/>
               </w:rPr>
-              <w:t>11</w:t>
+              <w:t>13</w:t>
             </w:r>
             <w:r>
               <w:rPr>
@@ -2357,7 +2352,7 @@
                 <w:noProof/>
                 <w:webHidden/>
               </w:rPr>
-              <w:t>12</w:t>
+              <w:t>14</w:t>
             </w:r>
             <w:r>
               <w:rPr>
@@ -2420,7 +2415,7 @@
               <w:rPr>
                 <w:webHidden/>
               </w:rPr>
-              <w:t>13</w:t>
+              <w:t>15</w:t>
             </w:r>
             <w:r>
               <w:rPr>
@@ -2490,7 +2485,7 @@
                 <w:noProof/>
                 <w:webHidden/>
               </w:rPr>
-              <w:t>13</w:t>
+              <w:t>15</w:t>
             </w:r>
             <w:r>
               <w:rPr>
@@ -2561,7 +2556,7 @@
                 <w:noProof/>
                 <w:webHidden/>
               </w:rPr>
-              <w:t>13</w:t>
+              <w:t>15</w:t>
             </w:r>
             <w:r>
               <w:rPr>
@@ -2632,7 +2627,7 @@
                 <w:noProof/>
                 <w:webHidden/>
               </w:rPr>
-              <w:t>13</w:t>
+              <w:t>15</w:t>
             </w:r>
             <w:r>
               <w:rPr>
@@ -2703,7 +2698,7 @@
                 <w:noProof/>
                 <w:webHidden/>
               </w:rPr>
-              <w:t>14</w:t>
+              <w:t>16</w:t>
             </w:r>
             <w:r>
               <w:rPr>
@@ -2774,7 +2769,7 @@
                 <w:noProof/>
                 <w:webHidden/>
               </w:rPr>
-              <w:t>14</w:t>
+              <w:t>16</w:t>
             </w:r>
             <w:r>
               <w:rPr>
@@ -2837,7 +2832,7 @@
               <w:rPr>
                 <w:webHidden/>
               </w:rPr>
-              <w:t>15</w:t>
+              <w:t>17</w:t>
             </w:r>
             <w:r>
               <w:rPr>
@@ -2907,7 +2902,7 @@
                 <w:noProof/>
                 <w:webHidden/>
               </w:rPr>
-              <w:t>15</w:t>
+              <w:t>17</w:t>
             </w:r>
             <w:r>
               <w:rPr>
@@ -2978,7 +2973,7 @@
                 <w:noProof/>
                 <w:webHidden/>
               </w:rPr>
-              <w:t>16</w:t>
+              <w:t>18</w:t>
             </w:r>
             <w:r>
               <w:rPr>
@@ -3049,7 +3044,7 @@
                 <w:noProof/>
                 <w:webHidden/>
               </w:rPr>
-              <w:t>16</w:t>
+              <w:t>18</w:t>
             </w:r>
             <w:r>
               <w:rPr>
@@ -3112,7 +3107,7 @@
               <w:rPr>
                 <w:webHidden/>
               </w:rPr>
-              <w:t>17</w:t>
+              <w:t>19</w:t>
             </w:r>
             <w:r>
               <w:rPr>
@@ -3174,7 +3169,7 @@
               <w:rPr>
                 <w:webHidden/>
               </w:rPr>
-              <w:t>18</w:t>
+              <w:t>20</w:t>
             </w:r>
             <w:r>
               <w:rPr>
@@ -3244,7 +3239,7 @@
                 <w:noProof/>
                 <w:webHidden/>
               </w:rPr>
-              <w:t>18</w:t>
+              <w:t>20</w:t>
             </w:r>
             <w:r>
               <w:rPr>
@@ -3315,7 +3310,7 @@
                 <w:noProof/>
                 <w:webHidden/>
               </w:rPr>
-              <w:t>19</w:t>
+              <w:t>21</w:t>
             </w:r>
             <w:r>
               <w:rPr>
@@ -3386,7 +3381,7 @@
                 <w:noProof/>
                 <w:webHidden/>
               </w:rPr>
-              <w:t>19</w:t>
+              <w:t>21</w:t>
             </w:r>
             <w:r>
               <w:rPr>
@@ -3447,7 +3442,7 @@
               <w:rPr>
                 <w:webHidden/>
               </w:rPr>
-              <w:t>20</w:t>
+              <w:t>22</w:t>
             </w:r>
             <w:r>
               <w:rPr>
@@ -3507,7 +3502,7 @@
               <w:rPr>
                 <w:webHidden/>
               </w:rPr>
-              <w:t>20</w:t>
+              <w:t>22</w:t>
             </w:r>
             <w:r>
               <w:rPr>
@@ -3567,7 +3562,7 @@
               <w:rPr>
                 <w:webHidden/>
               </w:rPr>
-              <w:t>21</w:t>
+              <w:t>23</w:t>
             </w:r>
             <w:r>
               <w:rPr>
@@ -3627,7 +3622,7 @@
               <w:rPr>
                 <w:webHidden/>
               </w:rPr>
-              <w:t>21</w:t>
+              <w:t>23</w:t>
             </w:r>
             <w:r>
               <w:rPr>
@@ -3697,7 +3692,7 @@
                 <w:noProof/>
                 <w:webHidden/>
               </w:rPr>
-              <w:t>22</w:t>
+              <w:t>24</w:t>
             </w:r>
             <w:r>
               <w:rPr>
@@ -3758,7 +3753,7 @@
               <w:rPr>
                 <w:webHidden/>
               </w:rPr>
-              <w:t>22</w:t>
+              <w:t>24</w:t>
             </w:r>
             <w:r>
               <w:rPr>
@@ -3818,7 +3813,7 @@
               <w:rPr>
                 <w:webHidden/>
               </w:rPr>
-              <w:t>22</w:t>
+              <w:t>24</w:t>
             </w:r>
             <w:r>
               <w:rPr>
@@ -3878,7 +3873,7 @@
               <w:rPr>
                 <w:webHidden/>
               </w:rPr>
-              <w:t>23</w:t>
+              <w:t>25</w:t>
             </w:r>
             <w:r>
               <w:rPr>
@@ -3938,7 +3933,7 @@
               <w:rPr>
                 <w:webHidden/>
               </w:rPr>
-              <w:t>23</w:t>
+              <w:t>25</w:t>
             </w:r>
             <w:r>
               <w:rPr>
@@ -3998,7 +3993,7 @@
               <w:rPr>
                 <w:webHidden/>
               </w:rPr>
-              <w:t>23</w:t>
+              <w:t>25</w:t>
             </w:r>
             <w:r>
               <w:rPr>
@@ -4058,7 +4053,7 @@
               <w:rPr>
                 <w:webHidden/>
               </w:rPr>
-              <w:t>24</w:t>
+              <w:t>26</w:t>
             </w:r>
             <w:r>
               <w:rPr>
@@ -4118,7 +4113,7 @@
               <w:rPr>
                 <w:webHidden/>
               </w:rPr>
-              <w:t>24</w:t>
+              <w:t>26</w:t>
             </w:r>
             <w:r>
               <w:rPr>
@@ -4178,7 +4173,7 @@
               <w:rPr>
                 <w:webHidden/>
               </w:rPr>
-              <w:t>25</w:t>
+              <w:t>27</w:t>
             </w:r>
             <w:r>
               <w:rPr>
@@ -4238,7 +4233,7 @@
               <w:rPr>
                 <w:webHidden/>
               </w:rPr>
-              <w:t>25</w:t>
+              <w:t>27</w:t>
             </w:r>
             <w:r>
               <w:rPr>
@@ -4298,7 +4293,7 @@
               <w:rPr>
                 <w:webHidden/>
               </w:rPr>
-              <w:t>26</w:t>
+              <w:t>28</w:t>
             </w:r>
             <w:r>
               <w:rPr>
@@ -4358,7 +4353,7 @@
               <w:rPr>
                 <w:webHidden/>
               </w:rPr>
-              <w:t>26</w:t>
+              <w:t>28</w:t>
             </w:r>
             <w:r>
               <w:rPr>
@@ -4418,7 +4413,7 @@
               <w:rPr>
                 <w:webHidden/>
               </w:rPr>
-              <w:t>26</w:t>
+              <w:t>28</w:t>
             </w:r>
             <w:r>
               <w:rPr>
@@ -4480,7 +4475,7 @@
               <w:rPr>
                 <w:webHidden/>
               </w:rPr>
-              <w:t>27</w:t>
+              <w:t>29</w:t>
             </w:r>
             <w:r>
               <w:rPr>
@@ -5059,8 +5054,8 @@
       <w:pPr>
         <w:spacing w:line="20" w:lineRule="exact"/>
         <w:sectPr>
-          <w:headerReference w:type="default" r:id="rId7"/>
-          <w:footerReference w:type="default" r:id="rId8"/>
+          <w:headerReference w:type="default" r:id="rId8"/>
+          <w:footerReference w:type="default" r:id="rId9"/>
           <w:pgSz w:w="12240" w:h="15840" w:code="1"/>
           <w:pgMar w:top="1440" w:right="720" w:bottom="1440" w:left="1440" w:header="720" w:footer="720" w:gutter="0"/>
           <w:pgNumType w:fmt="lowerRoman"/>
@@ -5306,7 +5301,7 @@
               <w:rPr>
                 <w:sz w:val="20"/>
               </w:rPr>
-              <w:t>Nonfunctional requirement (performance, safety, security, quality)</w:t>
+              <w:t>Nonfunctional requirement (performance, safety, security, privacy, quality, AI explainability)</w:t>
             </w:r>
           </w:p>
         </w:tc>
@@ -5439,7 +5434,7 @@
               <w:rPr>
                 <w:sz w:val="20"/>
               </w:rPr>
-              <w:t>AI-REQ-nnn</w:t>
+              <w:t>CI-nnn</w:t>
             </w:r>
           </w:p>
         </w:tc>
@@ -5462,7 +5457,7 @@
               <w:rPr>
                 <w:sz w:val="20"/>
               </w:rPr>
-              <w:t>AI requirement applying across features</w:t>
+              <w:t>Communications interface requirement (Section 3.4)</w:t>
             </w:r>
           </w:p>
         </w:tc>
@@ -5491,7 +5486,7 @@
               <w:rPr>
                 <w:sz w:val="20"/>
               </w:rPr>
-              <w:t>SUS-nnn</w:t>
+              <w:t>AI-REQ-nnn</w:t>
             </w:r>
           </w:p>
         </w:tc>
@@ -5514,7 +5509,7 @@
               <w:rPr>
                 <w:sz w:val="20"/>
               </w:rPr>
-              <w:t>Sustainability measure</w:t>
+              <w:t>AI requirement applying across features</w:t>
             </w:r>
           </w:p>
         </w:tc>
@@ -5543,7 +5538,7 @@
               <w:rPr>
                 <w:sz w:val="20"/>
               </w:rPr>
-              <w:t>BR-nnn</w:t>
+              <w:t>SUS-nnn</w:t>
             </w:r>
           </w:p>
         </w:tc>
@@ -5566,7 +5561,7 @@
               <w:rPr>
                 <w:sz w:val="20"/>
               </w:rPr>
-              <w:t>Business rule (Section 5.5)</w:t>
+              <w:t>Sustainability measure</w:t>
             </w:r>
           </w:p>
         </w:tc>
@@ -5595,7 +5590,7 @@
               <w:rPr>
                 <w:sz w:val="20"/>
               </w:rPr>
-              <w:t>AD-nnn</w:t>
+              <w:t>BR-nnn</w:t>
             </w:r>
           </w:p>
         </w:tc>
@@ -5618,7 +5613,7 @@
               <w:rPr>
                 <w:sz w:val="20"/>
               </w:rPr>
-              <w:t>Assumption or dependency (Section 2.7)</w:t>
+              <w:t>Business rule (Section 5.5)</w:t>
             </w:r>
           </w:p>
         </w:tc>
@@ -5647,7 +5642,7 @@
               <w:rPr>
                 <w:sz w:val="20"/>
               </w:rPr>
-              <w:t>UC-nn</w:t>
+              <w:t>AD-nnn</w:t>
             </w:r>
           </w:p>
         </w:tc>
@@ -5670,7 +5665,7 @@
               <w:rPr>
                 <w:sz w:val="20"/>
               </w:rPr>
-              <w:t>Use case (Appendix B.4)</w:t>
+              <w:t>Assumption or dependency (Section 2.7)</w:t>
             </w:r>
           </w:p>
         </w:tc>
@@ -5699,6 +5694,58 @@
               <w:rPr>
                 <w:sz w:val="20"/>
               </w:rPr>
+              <w:t>UC-nn</w:t>
+            </w:r>
+          </w:p>
+        </w:tc>
+        <w:tc>
+          <w:tcPr>
+            <w:tcW w:w="7180" w:type="dxa"/>
+            <w:tcMar>
+              <w:top w:w="55" w:type="dxa"/>
+              <w:left w:w="90" w:type="dxa"/>
+              <w:bottom w:w="55" w:type="dxa"/>
+              <w:right w:w="90" w:type="dxa"/>
+            </w:tcMar>
+            <w:vAlign w:val="center"/>
+          </w:tcPr>
+          <w:p>
+            <w:pPr>
+              <w:spacing w:line="240" w:lineRule="exact"/>
+            </w:pPr>
+            <w:r>
+              <w:rPr>
+                <w:sz w:val="20"/>
+              </w:rPr>
+              <w:t>Use case (Appendix B.4)</w:t>
+            </w:r>
+          </w:p>
+        </w:tc>
+      </w:tr>
+      <w:tr>
+        <w:trPr>
+          <w:cantSplit/>
+          <w:jc w:val="center"/>
+        </w:trPr>
+        <w:tc>
+          <w:tcPr>
+            <w:tcW w:w="2900" w:type="dxa"/>
+            <w:tcMar>
+              <w:top w:w="55" w:type="dxa"/>
+              <w:left w:w="90" w:type="dxa"/>
+              <w:bottom w:w="55" w:type="dxa"/>
+              <w:right w:w="90" w:type="dxa"/>
+            </w:tcMar>
+            <w:vAlign w:val="center"/>
+          </w:tcPr>
+          <w:p>
+            <w:pPr>
+              <w:spacing w:line="240" w:lineRule="exact"/>
+            </w:pPr>
+            <w:r>
+              <w:rPr>
+                <w:sz w:val="20"/>
+              </w:rPr>
               <w:t>TBD-nnn</w:t>
             </w:r>
           </w:p>
@@ -5743,15 +5790,7 @@
         <w:t>Shall</w:t>
       </w:r>
       <w:r>
-        <w:t xml:space="preserve">” states </w:t>
-      </w:r>
-      <w:proofErr w:type="gramStart"/>
-      <w:r>
-        <w:t>required</w:t>
-      </w:r>
-      <w:proofErr w:type="gramEnd"/>
-      <w:r>
-        <w:t xml:space="preserve"> behavior. Every requirement carries either an Acceptance or a Verification clause.</w:t>
+        <w:t>” states required behavior. Every requirement carries either an Acceptance or a Verification clause.</w:t>
       </w:r>
       <w:r>
         <w:br/>
@@ -7950,6 +7989,7 @@
       <w:bookmarkStart w:id="18" w:name="SRS_1009"/>
       <w:bookmarkStart w:id="19" w:name="_Toc242755153"/>
       <w:r>
+        <w:lastRenderedPageBreak/>
         <w:t>2.3 User Classes and Characteristics</w:t>
       </w:r>
       <w:bookmarkEnd w:id="18"/>
@@ -7962,6 +8002,11 @@
       <w:r>
         <w:t>Roles follow Phase 1 Section 3.1 and Phase 2 Section 2.1. Requesters and representatives are frequent users; the remaining roles perform specialist tasks. A person may hold several assigned roles. Permissions that are not listed for a role are denied. Every signed-in role can use the assistant within its existing access, and technical administration grants no business authority. Procurement, Finance and Sustainability Officers share a single actor in Figure 1 but retain distinct report scopes. Final institutional delegation remains TBD-006.</w:t>
       </w:r>
+    </w:p>
+    <w:p>
+      <w:pPr>
+        <w:spacing w:after="60" w:line="260" w:lineRule="exact"/>
+      </w:pPr>
     </w:p>
     <w:tbl>
       <w:tblPr>
@@ -7979,8 +8024,8 @@
         <w:tblLook w:val="04A0" w:firstRow="1" w:lastRow="0" w:firstColumn="1" w:lastColumn="0" w:noHBand="0" w:noVBand="1"/>
       </w:tblPr>
       <w:tblGrid>
-        <w:gridCol w:w="2547"/>
-        <w:gridCol w:w="4536"/>
+        <w:gridCol w:w="2689"/>
+        <w:gridCol w:w="4394"/>
         <w:gridCol w:w="2997"/>
       </w:tblGrid>
       <w:tr>
@@ -7991,7 +8036,7 @@
         </w:trPr>
         <w:tc>
           <w:tcPr>
-            <w:tcW w:w="2547" w:type="dxa"/>
+            <w:tcW w:w="2689" w:type="dxa"/>
             <w:shd w:val="clear" w:color="auto" w:fill="EDEDED"/>
             <w:tcMar>
               <w:top w:w="55" w:type="dxa"/>
@@ -8017,7 +8062,7 @@
         </w:tc>
         <w:tc>
           <w:tcPr>
-            <w:tcW w:w="4536" w:type="dxa"/>
+            <w:tcW w:w="4394" w:type="dxa"/>
             <w:shd w:val="clear" w:color="auto" w:fill="EDEDED"/>
             <w:tcMar>
               <w:top w:w="55" w:type="dxa"/>
@@ -8075,7 +8120,7 @@
         </w:trPr>
         <w:tc>
           <w:tcPr>
-            <w:tcW w:w="2547" w:type="dxa"/>
+            <w:tcW w:w="2689" w:type="dxa"/>
             <w:tcMar>
               <w:top w:w="55" w:type="dxa"/>
               <w:left w:w="90" w:type="dxa"/>
@@ -8105,7 +8150,7 @@
         </w:tc>
         <w:tc>
           <w:tcPr>
-            <w:tcW w:w="4536" w:type="dxa"/>
+            <w:tcW w:w="4394" w:type="dxa"/>
             <w:tcMar>
               <w:top w:w="55" w:type="dxa"/>
               <w:left w:w="90" w:type="dxa"/>
@@ -8157,24 +8202,23 @@
         </w:trPr>
         <w:tc>
           <w:tcPr>
-            <w:tcW w:w="2547" w:type="dxa"/>
-            <w:tcMar>
-              <w:top w:w="55" w:type="dxa"/>
-              <w:left w:w="90" w:type="dxa"/>
-              <w:bottom w:w="55" w:type="dxa"/>
-              <w:right w:w="90" w:type="dxa"/>
-            </w:tcMar>
-            <w:vAlign w:val="center"/>
-          </w:tcPr>
-          <w:p>
-            <w:pPr>
-              <w:spacing w:line="240" w:lineRule="exact"/>
-            </w:pPr>
-            <w:r>
-              <w:rPr>
-                <w:sz w:val="20"/>
-              </w:rPr>
-              <w:lastRenderedPageBreak/>
+            <w:tcW w:w="2689" w:type="dxa"/>
+            <w:tcMar>
+              <w:top w:w="55" w:type="dxa"/>
+              <w:left w:w="90" w:type="dxa"/>
+              <w:bottom w:w="55" w:type="dxa"/>
+              <w:right w:w="90" w:type="dxa"/>
+            </w:tcMar>
+            <w:vAlign w:val="center"/>
+          </w:tcPr>
+          <w:p>
+            <w:pPr>
+              <w:spacing w:line="240" w:lineRule="exact"/>
+            </w:pPr>
+            <w:r>
+              <w:rPr>
+                <w:sz w:val="20"/>
+              </w:rPr>
               <w:t>Department Representative / Asset Custodian</w:t>
             </w:r>
             <w:r>
@@ -8188,7 +8232,7 @@
         </w:tc>
         <w:tc>
           <w:tcPr>
-            <w:tcW w:w="4536" w:type="dxa"/>
+            <w:tcW w:w="4394" w:type="dxa"/>
             <w:tcMar>
               <w:top w:w="55" w:type="dxa"/>
               <w:left w:w="90" w:type="dxa"/>
@@ -8240,7 +8284,7 @@
         </w:trPr>
         <w:tc>
           <w:tcPr>
-            <w:tcW w:w="2547" w:type="dxa"/>
+            <w:tcW w:w="2689" w:type="dxa"/>
             <w:tcMar>
               <w:top w:w="55" w:type="dxa"/>
               <w:left w:w="90" w:type="dxa"/>
@@ -8270,7 +8314,7 @@
         </w:tc>
         <w:tc>
           <w:tcPr>
-            <w:tcW w:w="4536" w:type="dxa"/>
+            <w:tcW w:w="4394" w:type="dxa"/>
             <w:tcMar>
               <w:top w:w="55" w:type="dxa"/>
               <w:left w:w="90" w:type="dxa"/>
@@ -8322,7 +8366,7 @@
         </w:trPr>
         <w:tc>
           <w:tcPr>
-            <w:tcW w:w="2547" w:type="dxa"/>
+            <w:tcW w:w="2689" w:type="dxa"/>
             <w:tcMar>
               <w:top w:w="55" w:type="dxa"/>
               <w:left w:w="90" w:type="dxa"/>
@@ -8352,7 +8396,7 @@
         </w:tc>
         <w:tc>
           <w:tcPr>
-            <w:tcW w:w="4536" w:type="dxa"/>
+            <w:tcW w:w="4394" w:type="dxa"/>
             <w:tcMar>
               <w:top w:w="55" w:type="dxa"/>
               <w:left w:w="90" w:type="dxa"/>
@@ -8404,7 +8448,7 @@
         </w:trPr>
         <w:tc>
           <w:tcPr>
-            <w:tcW w:w="2547" w:type="dxa"/>
+            <w:tcW w:w="2689" w:type="dxa"/>
             <w:tcMar>
               <w:top w:w="55" w:type="dxa"/>
               <w:left w:w="90" w:type="dxa"/>
@@ -8434,7 +8478,7 @@
         </w:tc>
         <w:tc>
           <w:tcPr>
-            <w:tcW w:w="4536" w:type="dxa"/>
+            <w:tcW w:w="4394" w:type="dxa"/>
             <w:tcMar>
               <w:top w:w="55" w:type="dxa"/>
               <w:left w:w="90" w:type="dxa"/>
@@ -8486,7 +8530,7 @@
         </w:trPr>
         <w:tc>
           <w:tcPr>
-            <w:tcW w:w="2547" w:type="dxa"/>
+            <w:tcW w:w="2689" w:type="dxa"/>
             <w:tcMar>
               <w:top w:w="55" w:type="dxa"/>
               <w:left w:w="90" w:type="dxa"/>
@@ -8516,7 +8560,7 @@
         </w:tc>
         <w:tc>
           <w:tcPr>
-            <w:tcW w:w="4536" w:type="dxa"/>
+            <w:tcW w:w="4394" w:type="dxa"/>
             <w:tcMar>
               <w:top w:w="55" w:type="dxa"/>
               <w:left w:w="90" w:type="dxa"/>
@@ -8568,7 +8612,7 @@
         </w:trPr>
         <w:tc>
           <w:tcPr>
-            <w:tcW w:w="2547" w:type="dxa"/>
+            <w:tcW w:w="2689" w:type="dxa"/>
             <w:tcMar>
               <w:top w:w="55" w:type="dxa"/>
               <w:left w:w="90" w:type="dxa"/>
@@ -8598,7 +8642,7 @@
         </w:tc>
         <w:tc>
           <w:tcPr>
-            <w:tcW w:w="4536" w:type="dxa"/>
+            <w:tcW w:w="4394" w:type="dxa"/>
             <w:tcMar>
               <w:top w:w="55" w:type="dxa"/>
               <w:left w:w="90" w:type="dxa"/>
@@ -8650,7 +8694,7 @@
         </w:trPr>
         <w:tc>
           <w:tcPr>
-            <w:tcW w:w="2547" w:type="dxa"/>
+            <w:tcW w:w="2689" w:type="dxa"/>
             <w:tcMar>
               <w:top w:w="55" w:type="dxa"/>
               <w:left w:w="90" w:type="dxa"/>
@@ -8680,7 +8724,7 @@
         </w:tc>
         <w:tc>
           <w:tcPr>
-            <w:tcW w:w="4536" w:type="dxa"/>
+            <w:tcW w:w="4394" w:type="dxa"/>
             <w:tcMar>
               <w:top w:w="55" w:type="dxa"/>
               <w:left w:w="90" w:type="dxa"/>
@@ -8732,7 +8776,7 @@
         </w:trPr>
         <w:tc>
           <w:tcPr>
-            <w:tcW w:w="2547" w:type="dxa"/>
+            <w:tcW w:w="2689" w:type="dxa"/>
             <w:tcMar>
               <w:top w:w="55" w:type="dxa"/>
               <w:left w:w="90" w:type="dxa"/>
@@ -8762,7 +8806,7 @@
         </w:tc>
         <w:tc>
           <w:tcPr>
-            <w:tcW w:w="4536" w:type="dxa"/>
+            <w:tcW w:w="4394" w:type="dxa"/>
             <w:tcMar>
               <w:top w:w="55" w:type="dxa"/>
               <w:left w:w="90" w:type="dxa"/>
@@ -8814,7 +8858,7 @@
         </w:trPr>
         <w:tc>
           <w:tcPr>
-            <w:tcW w:w="2547" w:type="dxa"/>
+            <w:tcW w:w="2689" w:type="dxa"/>
             <w:tcMar>
               <w:top w:w="55" w:type="dxa"/>
               <w:left w:w="90" w:type="dxa"/>
@@ -8844,7 +8888,7 @@
         </w:tc>
         <w:tc>
           <w:tcPr>
-            <w:tcW w:w="4536" w:type="dxa"/>
+            <w:tcW w:w="4394" w:type="dxa"/>
             <w:tcMar>
               <w:top w:w="55" w:type="dxa"/>
               <w:left w:w="90" w:type="dxa"/>
@@ -8895,6 +8939,7 @@
         <w:spacing w:after="60" w:line="260" w:lineRule="exact"/>
       </w:pPr>
       <w:r>
+        <w:lastRenderedPageBreak/>
         <w:t>AI Services supports the five AI functions and cannot authorize transactions. Procurement/Finance/Sustainability share UC-12 diagram participation but retain distinct report scopes. Final institutional delegation is TBD-006.</w:t>
       </w:r>
     </w:p>
@@ -8920,7 +8965,7 @@
     </w:p>
     <w:tbl>
       <w:tblPr>
-        <w:tblW w:w="0" w:type="auto"/>
+        <w:tblW w:w="10080" w:type="dxa"/>
         <w:jc w:val="center"/>
         <w:tblBorders>
           <w:top w:val="single" w:sz="4" w:space="0" w:color="B8B8B8"/>
@@ -8934,8 +8979,8 @@
         <w:tblLook w:val="04A0" w:firstRow="1" w:lastRow="0" w:firstColumn="1" w:lastColumn="0" w:noHBand="0" w:noVBand="1"/>
       </w:tblPr>
       <w:tblGrid>
-        <w:gridCol w:w="7400"/>
-        <w:gridCol w:w="2680"/>
+        <w:gridCol w:w="5949"/>
+        <w:gridCol w:w="4131"/>
       </w:tblGrid>
       <w:tr>
         <w:trPr>
@@ -8945,7 +8990,7 @@
         </w:trPr>
         <w:tc>
           <w:tcPr>
-            <w:tcW w:w="7400" w:type="dxa"/>
+            <w:tcW w:w="5949" w:type="dxa"/>
             <w:shd w:val="clear" w:color="auto" w:fill="EDEDED"/>
             <w:tcMar>
               <w:top w:w="55" w:type="dxa"/>
@@ -8971,7 +9016,7 @@
         </w:tc>
         <w:tc>
           <w:tcPr>
-            <w:tcW w:w="2680" w:type="dxa"/>
+            <w:tcW w:w="4131" w:type="dxa"/>
             <w:shd w:val="clear" w:color="auto" w:fill="EDEDED"/>
             <w:tcMar>
               <w:top w:w="55" w:type="dxa"/>
@@ -9003,7 +9048,7 @@
         </w:trPr>
         <w:tc>
           <w:tcPr>
-            <w:tcW w:w="7400" w:type="dxa"/>
+            <w:tcW w:w="5949" w:type="dxa"/>
             <w:tcMar>
               <w:top w:w="55" w:type="dxa"/>
               <w:left w:w="90" w:type="dxa"/>
@@ -9026,7 +9071,7 @@
         </w:tc>
         <w:tc>
           <w:tcPr>
-            <w:tcW w:w="2680" w:type="dxa"/>
+            <w:tcW w:w="4131" w:type="dxa"/>
             <w:tcMar>
               <w:top w:w="55" w:type="dxa"/>
               <w:left w:w="90" w:type="dxa"/>
@@ -9055,7 +9100,7 @@
         </w:trPr>
         <w:tc>
           <w:tcPr>
-            <w:tcW w:w="7400" w:type="dxa"/>
+            <w:tcW w:w="5949" w:type="dxa"/>
             <w:tcMar>
               <w:top w:w="55" w:type="dxa"/>
               <w:left w:w="90" w:type="dxa"/>
@@ -9078,7 +9123,7 @@
         </w:tc>
         <w:tc>
           <w:tcPr>
-            <w:tcW w:w="2680" w:type="dxa"/>
+            <w:tcW w:w="4131" w:type="dxa"/>
             <w:tcMar>
               <w:top w:w="55" w:type="dxa"/>
               <w:left w:w="90" w:type="dxa"/>
@@ -9107,7 +9152,7 @@
         </w:trPr>
         <w:tc>
           <w:tcPr>
-            <w:tcW w:w="7400" w:type="dxa"/>
+            <w:tcW w:w="5949" w:type="dxa"/>
             <w:tcMar>
               <w:top w:w="55" w:type="dxa"/>
               <w:left w:w="90" w:type="dxa"/>
@@ -9130,7 +9175,7 @@
         </w:tc>
         <w:tc>
           <w:tcPr>
-            <w:tcW w:w="2680" w:type="dxa"/>
+            <w:tcW w:w="4131" w:type="dxa"/>
             <w:tcMar>
               <w:top w:w="55" w:type="dxa"/>
               <w:left w:w="90" w:type="dxa"/>
@@ -9159,7 +9204,7 @@
         </w:trPr>
         <w:tc>
           <w:tcPr>
-            <w:tcW w:w="7400" w:type="dxa"/>
+            <w:tcW w:w="5949" w:type="dxa"/>
             <w:tcMar>
               <w:top w:w="55" w:type="dxa"/>
               <w:left w:w="90" w:type="dxa"/>
@@ -9182,7 +9227,7 @@
         </w:tc>
         <w:tc>
           <w:tcPr>
-            <w:tcW w:w="2680" w:type="dxa"/>
+            <w:tcW w:w="4131" w:type="dxa"/>
             <w:tcMar>
               <w:top w:w="55" w:type="dxa"/>
               <w:left w:w="90" w:type="dxa"/>
@@ -9211,7 +9256,7 @@
         </w:trPr>
         <w:tc>
           <w:tcPr>
-            <w:tcW w:w="7400" w:type="dxa"/>
+            <w:tcW w:w="5949" w:type="dxa"/>
             <w:tcMar>
               <w:top w:w="55" w:type="dxa"/>
               <w:left w:w="90" w:type="dxa"/>
@@ -9234,7 +9279,7 @@
         </w:tc>
         <w:tc>
           <w:tcPr>
-            <w:tcW w:w="2680" w:type="dxa"/>
+            <w:tcW w:w="4131" w:type="dxa"/>
             <w:tcMar>
               <w:top w:w="55" w:type="dxa"/>
               <w:left w:w="90" w:type="dxa"/>
@@ -9263,7 +9308,7 @@
         </w:trPr>
         <w:tc>
           <w:tcPr>
-            <w:tcW w:w="7400" w:type="dxa"/>
+            <w:tcW w:w="5949" w:type="dxa"/>
             <w:tcMar>
               <w:top w:w="55" w:type="dxa"/>
               <w:left w:w="90" w:type="dxa"/>
@@ -9286,7 +9331,7 @@
         </w:tc>
         <w:tc>
           <w:tcPr>
-            <w:tcW w:w="2680" w:type="dxa"/>
+            <w:tcW w:w="4131" w:type="dxa"/>
             <w:tcMar>
               <w:top w:w="55" w:type="dxa"/>
               <w:left w:w="90" w:type="dxa"/>
@@ -9336,7 +9381,6 @@
       <w:bookmarkStart w:id="24" w:name="SRS_1012"/>
       <w:bookmarkStart w:id="25" w:name="_Toc242755156"/>
       <w:r>
-        <w:lastRenderedPageBreak/>
         <w:t>2.6 User Documentation</w:t>
       </w:r>
       <w:bookmarkEnd w:id="24"/>
@@ -9641,6 +9685,7 @@
               <w:rPr>
                 <w:sz w:val="20"/>
               </w:rPr>
+              <w:lastRenderedPageBreak/>
               <w:t>AD-003</w:t>
             </w:r>
           </w:p>
@@ -9928,15 +9973,127 @@
         <w:spacing w:after="60" w:line="260" w:lineRule="exact"/>
       </w:pPr>
       <w:r>
-        <w:t>Quantity accounting. Every unit a requester asks for is in exactly one of three states: accepted fulfillment, actively allocated to a confirmed reservation, or unallocated outstanding and still eligible for a further reservation. For an active request, requested = accepted fulfillment + actively allocated quantity + unallocated outstanding quantity. These terms are defined in Appendix A. A request is not complete while any unallocated outstanding quantity remains, and unmet needs remain visible to the Procurement Officer.</w:t>
-      </w:r>
-    </w:p>
-    <w:p>
-      <w:pPr>
+        <w:t>Quantity accounting</w:t>
+      </w:r>
+      <w:r>
+        <w:t>:</w:t>
+      </w:r>
+      <w:r>
+        <w:t xml:space="preserve"> Every unit a requester asks for is in exactly one of three states: </w:t>
+      </w:r>
+    </w:p>
+    <w:p>
+      <w:pPr>
+        <w:pStyle w:val="ListParagraph"/>
+        <w:numPr>
+          <w:ilvl w:val="0"/>
+          <w:numId w:val="1"/>
+        </w:numPr>
         <w:spacing w:after="60" w:line="260" w:lineRule="exact"/>
       </w:pPr>
       <w:r>
-        <w:t>Custody. Formal departmental custody is accountable assignment; physical holder and location track actual movement. Safety. Rejection or cancellation cannot restore stock recorded as unsafe. Section 4 and Appendix B apply these prototype rules, and institutional delegation and retention remain TBD-006.</w:t>
+        <w:t>accepted fulfillment</w:t>
+      </w:r>
+    </w:p>
+    <w:p>
+      <w:pPr>
+        <w:pStyle w:val="ListParagraph"/>
+        <w:numPr>
+          <w:ilvl w:val="0"/>
+          <w:numId w:val="1"/>
+        </w:numPr>
+        <w:spacing w:after="60" w:line="260" w:lineRule="exact"/>
+      </w:pPr>
+      <w:r>
+        <w:t>actively allocated to a confirmed reservation</w:t>
+      </w:r>
+    </w:p>
+    <w:p>
+      <w:pPr>
+        <w:pStyle w:val="ListParagraph"/>
+        <w:numPr>
+          <w:ilvl w:val="0"/>
+          <w:numId w:val="1"/>
+        </w:numPr>
+        <w:spacing w:after="60" w:line="260" w:lineRule="exact"/>
+      </w:pPr>
+      <w:r>
+        <w:t>or unallocated outstanding and still eligible for a further reservation</w:t>
+      </w:r>
+    </w:p>
+    <w:p>
+      <w:pPr>
+        <w:spacing w:after="60" w:line="260" w:lineRule="exact"/>
+      </w:pPr>
+      <w:r>
+        <w:t>For an active request,</w:t>
+      </w:r>
+    </w:p>
+    <w:p>
+      <w:pPr>
+        <w:spacing w:after="60" w:line="260" w:lineRule="exact"/>
+        <w:rPr>
+          <w:sz w:val="24"/>
+          <w:szCs w:val="28"/>
+        </w:rPr>
+      </w:pPr>
+      <w:r>
+        <w:rPr>
+          <w:sz w:val="24"/>
+          <w:szCs w:val="28"/>
+        </w:rPr>
+        <w:t xml:space="preserve"> </w:t>
+      </w:r>
+      <m:oMath>
+        <m:r>
+          <w:rPr>
+            <w:rFonts w:ascii="Cambria Math" w:hAnsi="Cambria Math"/>
+          </w:rPr>
+          <m:t>requested=accepted fulfillment+actively allocated quantity+unallocated outstanding quantity</m:t>
+        </m:r>
+      </m:oMath>
+    </w:p>
+    <w:p>
+      <w:pPr>
+        <w:spacing w:after="60" w:line="260" w:lineRule="exact"/>
+      </w:pPr>
+      <w:r>
+        <w:t xml:space="preserve">These terms are defined in Appendix A. </w:t>
+      </w:r>
+      <w:r>
+        <w:t>The</w:t>
+      </w:r>
+      <w:r>
+        <w:t xml:space="preserve"> request is not complete while any unallocated outstanding quantity remains, and unmet needs remain visible to the Procurement Officer.</w:t>
+      </w:r>
+    </w:p>
+    <w:p>
+      <w:pPr>
+        <w:spacing w:after="60" w:line="260" w:lineRule="exact"/>
+      </w:pPr>
+      <w:r>
+        <w:br/>
+      </w:r>
+      <w:r>
+        <w:t>Custody</w:t>
+      </w:r>
+      <w:r>
+        <w:t>:</w:t>
+      </w:r>
+      <w:r>
+        <w:t xml:space="preserve"> Formal departmental custody is accountable assignment; physical holder and location track actual movement. </w:t>
+      </w:r>
+      <w:r>
+        <w:br/>
+      </w:r>
+      <w:r>
+        <w:t>Safety</w:t>
+      </w:r>
+      <w:r>
+        <w:t>:</w:t>
+      </w:r>
+      <w:r>
+        <w:t xml:space="preserve"> Rejection or cancellation cannot restore stock recorded as unsafe. Section 4 and Appendix B apply these prototype rules, and institutional delegation and retention remain TBD-006.</w:t>
       </w:r>
     </w:p>
     <w:p>
@@ -9968,7 +10125,7 @@
         <w:spacing w:after="60" w:line="260" w:lineRule="exact"/>
       </w:pPr>
       <w:r>
-        <w:t>UI-001 The system shall provide sign-in, role-appropriate navigation, asset registration/editing, marketplace search, request and reservation status, approval queues, transfer/receipt records, maintenance records, sustainable-action review, assistant interaction and reporting views. Forms shall show required fields, preserve invalid input and explain correction steps (FR-ASSET-005, FR-REQUEST-002, NFR-QUAL-002). Verification: complete each role’s permitted workflows and confirm denied actions are unavailable and rejected on direct access.</w:t>
+        <w:t>UI-001 The system shall provide sign-in, role-appropriate navigation, asset registration and editing, and marketplace search. It shall provide areas for request and reservation status, approvals, transfers and receipts, maintenance records, and sustainable-action review. Assistant interaction and reporting complete the set. Forms shall show required fields, preserve invalid input and explain correction steps (FR-ASSET-005, FR-REQUEST-002, NFR-QUAL-002). Verification: complete each role's permitted workflows and confirm denied actions are unavailable and rejected on direct access.</w:t>
       </w:r>
     </w:p>
     <w:p>
@@ -9986,7 +10143,6 @@
       <w:bookmarkStart w:id="32" w:name="SRS_1016"/>
       <w:bookmarkStart w:id="33" w:name="_Toc242755160"/>
       <w:r>
-        <w:lastRenderedPageBreak/>
         <w:t>3.2 Hardware Interfaces</w:t>
       </w:r>
       <w:bookmarkEnd w:id="32"/>
@@ -9997,7 +10153,11 @@
         <w:spacing w:after="60" w:line="260" w:lineRule="exact"/>
       </w:pPr>
       <w:r>
-        <w:t>No specialized hardware interface is required for the prototype. Users use ordinary computers, keyboards and browser file upload for asset photographs and documents. Physical equipment, transport, weighing, scanning, sensors and automated inspection are outside scope; staff enter their observations and handover records. Verification: all prototype workflows can be completed using an ordinary browser without a dedicated device.</w:t>
+        <w:t xml:space="preserve">No specialized hardware interface is required for the prototype. Users use ordinary computers, keyboards and browser file upload for asset photographs and documents. Physical equipment, </w:t>
+      </w:r>
+      <w:r>
+        <w:lastRenderedPageBreak/>
+        <w:t>transport, weighing, scanning, sensors and automated inspection are outside scope; staff enter their observations and handover records. Verification: all prototype workflows can be completed using an ordinary browser without a dedicated device.</w:t>
       </w:r>
     </w:p>
     <w:p>
@@ -10025,7 +10185,7 @@
         <w:spacing w:after="60" w:line="260" w:lineRule="exact"/>
       </w:pPr>
       <w:r>
-        <w:t>SI-002 Server-side AI requests shall contain only task-required permitted information: supplied asset metadata/files for classification, request/listing data for matching, asset history/costs/demand for action recommendations, accessible records/policy for the assistant, and computed report data for summaries. Responses shall be treated as suggestions and validated before use. Verification: inspect request/response content, invalid-output handling and AI-disabled fallback. Phase 2 proposed React/TypeScript, Cloudflare hosting, Supabase and Gemini; provider versions, APIs and final implementation choices are design decisions subject to TBD-001.</w:t>
+        <w:t>SI-002 Server-side AI requests shall contain only task-required permitted information. Classification receives supplied asset metadata and files; matching receives request and listing data; action recommendations receive asset history, costs and demand; the assistant receives accessible records and policy; report summaries receive computed report data. Responses shall be treated as suggestions and validated before use. Verification: inspect request and response content, invalid-output handling and AI-disabled fallback. Phase 2 proposed React and TypeScript, Cloudflare hosting, Supabase and Gemini. Provider versions, APIs and final implementation choices are design decisions subject to TBD-001.</w:t>
       </w:r>
     </w:p>
     <w:p>
@@ -10146,8 +10306,70 @@
         <w:rPr>
           <w:b/>
         </w:rPr>
+        <w:t>4.1.3 Functional Requirements</w:t>
+      </w:r>
+    </w:p>
+    <w:p>
+      <w:pPr>
+        <w:spacing w:after="60" w:line="240" w:lineRule="exact"/>
+      </w:pPr>
+      <w:r>
+        <w:rPr>
+          <w:b/>
+          <w:sz w:val="21"/>
+        </w:rPr>
+        <w:t xml:space="preserve">FR-USER-001 [Must]  </w:t>
+      </w:r>
+      <w:r>
+        <w:rPr>
+          <w:sz w:val="21"/>
+        </w:rPr>
+        <w:t>The system shall allow a System Administrator to create and update department records.</w:t>
+      </w:r>
+      <w:r>
+        <w:rPr>
+          <w:b/>
+          <w:sz w:val="21"/>
+        </w:rPr>
+        <w:t xml:space="preserve"> Acceptance: </w:t>
+      </w:r>
+      <w:r>
+        <w:rPr>
+          <w:sz w:val="21"/>
+        </w:rPr>
+        <w:t>Administrator creates and edits a department; the change is visible to users.</w:t>
+      </w:r>
+    </w:p>
+    <w:p>
+      <w:pPr>
+        <w:spacing w:after="60" w:line="240" w:lineRule="exact"/>
+      </w:pPr>
+      <w:r>
+        <w:rPr>
+          <w:b/>
+          <w:sz w:val="21"/>
+        </w:rPr>
         <w:lastRenderedPageBreak/>
-        <w:t>4.1.3 Functional Requirements</w:t>
+        <w:t xml:space="preserve">FR-USER-002 [Must]  </w:t>
+      </w:r>
+      <w:r>
+        <w:rPr>
+          <w:sz w:val="21"/>
+        </w:rPr>
+        <w:t>The system shall allow a System Administrator to create, update, and deactivate user accounts and assign departmental membership and roles.</w:t>
+      </w:r>
+      <w:r>
+        <w:rPr>
+          <w:b/>
+          <w:sz w:val="21"/>
+        </w:rPr>
+        <w:t xml:space="preserve"> Acceptance: </w:t>
+      </w:r>
+      <w:r>
+        <w:rPr>
+          <w:sz w:val="21"/>
+        </w:rPr>
+        <w:t>A deactivated user cannot sign in; role changes take effect at next sign-in.</w:t>
       </w:r>
     </w:p>
     <w:p>
@@ -10159,28 +10381,13 @@
           <w:b/>
           <w:sz w:val="21"/>
         </w:rPr>
-        <w:t>FR-USER-001 [</w:t>
-      </w:r>
-      <w:proofErr w:type="gramStart"/>
-      <w:r>
-        <w:rPr>
-          <w:b/>
-          <w:sz w:val="21"/>
-        </w:rPr>
-        <w:t xml:space="preserve">Must]  </w:t>
-      </w:r>
-      <w:r>
-        <w:rPr>
-          <w:sz w:val="21"/>
-        </w:rPr>
-        <w:t>The</w:t>
-      </w:r>
-      <w:proofErr w:type="gramEnd"/>
-      <w:r>
-        <w:rPr>
-          <w:sz w:val="21"/>
-        </w:rPr>
-        <w:t xml:space="preserve"> system shall allow a System Administrator to create and update department records.</w:t>
+        <w:t xml:space="preserve">FR-USER-003 [Must]  </w:t>
+      </w:r>
+      <w:r>
+        <w:rPr>
+          <w:sz w:val="21"/>
+        </w:rPr>
+        <w:t>The system shall authenticate users before granting access to protected functions and allow them to sign out. Invalid credentials shall not establish a session.</w:t>
       </w:r>
       <w:r>
         <w:rPr>
@@ -10193,7 +10400,7 @@
         <w:rPr>
           <w:sz w:val="21"/>
         </w:rPr>
-        <w:t>Administrator creates and edits a department; the change is visible to users.</w:t>
+        <w:t>Invalid sign-in is rejected; a signed-out user cannot open protected pages.</w:t>
       </w:r>
     </w:p>
     <w:p>
@@ -10205,28 +10412,13 @@
           <w:b/>
           <w:sz w:val="21"/>
         </w:rPr>
-        <w:t>FR-USER-002 [</w:t>
-      </w:r>
-      <w:proofErr w:type="gramStart"/>
-      <w:r>
-        <w:rPr>
-          <w:b/>
-          <w:sz w:val="21"/>
-        </w:rPr>
-        <w:t xml:space="preserve">Must]  </w:t>
-      </w:r>
-      <w:r>
-        <w:rPr>
-          <w:sz w:val="21"/>
-        </w:rPr>
-        <w:t>The</w:t>
-      </w:r>
-      <w:proofErr w:type="gramEnd"/>
-      <w:r>
-        <w:rPr>
-          <w:sz w:val="21"/>
-        </w:rPr>
-        <w:t xml:space="preserve"> system shall allow a System Administrator to create, update, and deactivate user accounts and assign departmental membership and roles.</w:t>
+        <w:t xml:space="preserve">FR-USER-004 [Must]  </w:t>
+      </w:r>
+      <w:r>
+        <w:rPr>
+          <w:sz w:val="21"/>
+        </w:rPr>
+        <w:t>The system shall restrict records and actions according to the user’s assigned role and department (Section 2.3), including requests made through the assistant.</w:t>
       </w:r>
       <w:r>
         <w:rPr>
@@ -10239,7 +10431,7 @@
         <w:rPr>
           <w:sz w:val="21"/>
         </w:rPr>
-        <w:t>A deactivated user cannot sign in; role changes take effect at next sign-in.</w:t>
+        <w:t>Allowed and denied actions are tested for every role, through the interface and the assistant.</w:t>
       </w:r>
     </w:p>
     <w:p>
@@ -10251,120 +10443,13 @@
           <w:b/>
           <w:sz w:val="21"/>
         </w:rPr>
-        <w:t>FR-USER-003 [</w:t>
-      </w:r>
-      <w:proofErr w:type="gramStart"/>
-      <w:r>
-        <w:rPr>
-          <w:b/>
-          <w:sz w:val="21"/>
-        </w:rPr>
-        <w:t xml:space="preserve">Must]  </w:t>
-      </w:r>
-      <w:r>
-        <w:rPr>
-          <w:sz w:val="21"/>
-        </w:rPr>
-        <w:t>The</w:t>
-      </w:r>
-      <w:proofErr w:type="gramEnd"/>
-      <w:r>
-        <w:rPr>
-          <w:sz w:val="21"/>
-        </w:rPr>
-        <w:t xml:space="preserve"> system shall authenticate users before granting access to protected functions and allow them to sign out. Invalid credentials shall not establish a session.</w:t>
-      </w:r>
-      <w:r>
-        <w:rPr>
-          <w:b/>
-          <w:sz w:val="21"/>
-        </w:rPr>
-        <w:t xml:space="preserve"> Acceptance: </w:t>
-      </w:r>
-      <w:r>
-        <w:rPr>
-          <w:sz w:val="21"/>
-        </w:rPr>
-        <w:t>Invalid sign-in is rejected; a signed-out user cannot open protected pages.</w:t>
-      </w:r>
-    </w:p>
-    <w:p>
-      <w:pPr>
-        <w:spacing w:after="60" w:line="240" w:lineRule="exact"/>
-      </w:pPr>
-      <w:r>
-        <w:rPr>
-          <w:b/>
-          <w:sz w:val="21"/>
-        </w:rPr>
-        <w:t>FR-USER-004 [</w:t>
-      </w:r>
-      <w:proofErr w:type="gramStart"/>
-      <w:r>
-        <w:rPr>
-          <w:b/>
-          <w:sz w:val="21"/>
-        </w:rPr>
-        <w:t xml:space="preserve">Must]  </w:t>
-      </w:r>
-      <w:r>
-        <w:rPr>
-          <w:sz w:val="21"/>
-        </w:rPr>
-        <w:t>The</w:t>
-      </w:r>
-      <w:proofErr w:type="gramEnd"/>
-      <w:r>
-        <w:rPr>
-          <w:sz w:val="21"/>
-        </w:rPr>
-        <w:t xml:space="preserve"> system shall restrict records and actions according to the user’s assigned role and department (Section 2.3), including requests made through the assistant.</w:t>
-      </w:r>
-      <w:r>
-        <w:rPr>
-          <w:b/>
-          <w:sz w:val="21"/>
-        </w:rPr>
-        <w:t xml:space="preserve"> Acceptance: </w:t>
-      </w:r>
-      <w:r>
-        <w:rPr>
-          <w:sz w:val="21"/>
-        </w:rPr>
-        <w:t>Allowed and denied actions are tested for every role, through the interface and the assistant.</w:t>
-      </w:r>
-    </w:p>
-    <w:p>
-      <w:pPr>
-        <w:spacing w:after="60" w:line="240" w:lineRule="exact"/>
-      </w:pPr>
-      <w:r>
-        <w:rPr>
-          <w:b/>
-          <w:sz w:val="21"/>
-        </w:rPr>
-        <w:t>FR-USER-005 [</w:t>
-      </w:r>
-      <w:proofErr w:type="gramStart"/>
-      <w:r>
-        <w:rPr>
-          <w:b/>
-          <w:sz w:val="21"/>
-        </w:rPr>
-        <w:t xml:space="preserve">Must]  </w:t>
-      </w:r>
-      <w:r>
-        <w:rPr>
-          <w:sz w:val="21"/>
-        </w:rPr>
-        <w:t>The</w:t>
-      </w:r>
-      <w:proofErr w:type="gramEnd"/>
-      <w:r>
-        <w:rPr>
-          <w:sz w:val="21"/>
-        </w:rPr>
-        <w:t xml:space="preserve"> system shall record changes to accounts, departmental membership, and permissions, identifying the responsible user, action, and time.</w:t>
+        <w:t xml:space="preserve">FR-USER-005 [Must]  </w:t>
+      </w:r>
+      <w:r>
+        <w:rPr>
+          <w:sz w:val="21"/>
+        </w:rPr>
+        <w:t>The system shall record changes to accounts, departmental membership, and permissions, identifying the responsible user, action, and time.</w:t>
       </w:r>
       <w:r>
         <w:rPr>
@@ -10462,28 +10547,13 @@
           <w:b/>
           <w:sz w:val="21"/>
         </w:rPr>
-        <w:t>FR-ASSET-001 [</w:t>
-      </w:r>
-      <w:proofErr w:type="gramStart"/>
-      <w:r>
-        <w:rPr>
-          <w:b/>
-          <w:sz w:val="21"/>
-        </w:rPr>
-        <w:t xml:space="preserve">Must]  </w:t>
-      </w:r>
-      <w:r>
-        <w:rPr>
-          <w:sz w:val="21"/>
-        </w:rPr>
-        <w:t>The</w:t>
-      </w:r>
-      <w:proofErr w:type="gramEnd"/>
-      <w:r>
-        <w:rPr>
-          <w:sz w:val="21"/>
-        </w:rPr>
-        <w:t xml:space="preserve"> system shall assign each asset record a unique identifier and store its name, description, category, quantity, owner, department, custodian, location, purchase date, estimated value, condition, availability, photographs, and supporting documents.</w:t>
+        <w:t xml:space="preserve">FR-ASSET-001 [Must]  </w:t>
+      </w:r>
+      <w:r>
+        <w:rPr>
+          <w:sz w:val="21"/>
+        </w:rPr>
+        <w:t>The system shall assign each asset record a unique identifier and store its name, description, category, quantity, owner, department, custodian, location, purchase date, estimated value, condition, availability, photographs, and supporting documents.</w:t>
       </w:r>
       <w:r>
         <w:rPr>
@@ -10508,28 +10578,13 @@
           <w:b/>
           <w:sz w:val="21"/>
         </w:rPr>
-        <w:t>FR-ASSET-002 [</w:t>
-      </w:r>
-      <w:proofErr w:type="gramStart"/>
-      <w:r>
-        <w:rPr>
-          <w:b/>
-          <w:sz w:val="21"/>
-        </w:rPr>
-        <w:t xml:space="preserve">Must]  </w:t>
-      </w:r>
-      <w:r>
-        <w:rPr>
-          <w:sz w:val="21"/>
-        </w:rPr>
-        <w:t>The</w:t>
-      </w:r>
-      <w:proofErr w:type="gramEnd"/>
-      <w:r>
-        <w:rPr>
-          <w:sz w:val="21"/>
-        </w:rPr>
-        <w:t xml:space="preserve"> system shall distinguish individually tracked assets from quantity-based batches and track batch quantities separately by condition, allocation and life-cycle status. A reservation or transfer shall affect only its allocated quantity.</w:t>
+        <w:t xml:space="preserve">FR-ASSET-002 [Must]  </w:t>
+      </w:r>
+      <w:r>
+        <w:rPr>
+          <w:sz w:val="21"/>
+        </w:rPr>
+        <w:t>The system shall distinguish individually tracked assets from quantity-based batches and track batch quantities separately by condition, allocation and life-cycle status. A reservation or transfer shall affect only its allocated quantity.</w:t>
       </w:r>
       <w:r>
         <w:rPr>
@@ -10554,28 +10609,13 @@
           <w:b/>
           <w:sz w:val="21"/>
         </w:rPr>
-        <w:t>FR-ASSET-003 [</w:t>
-      </w:r>
-      <w:proofErr w:type="gramStart"/>
-      <w:r>
-        <w:rPr>
-          <w:b/>
-          <w:sz w:val="21"/>
-        </w:rPr>
-        <w:t xml:space="preserve">Must]  </w:t>
-      </w:r>
-      <w:r>
-        <w:rPr>
-          <w:sz w:val="21"/>
-        </w:rPr>
-        <w:t>The</w:t>
-      </w:r>
-      <w:proofErr w:type="gramEnd"/>
-      <w:r>
-        <w:rPr>
-          <w:sz w:val="21"/>
-        </w:rPr>
-        <w:t xml:space="preserve"> system shall allow an authorized representative to publish surplus, underutilized, or unwanted assets within their responsibility without central pre-approval.</w:t>
+        <w:t xml:space="preserve">FR-ASSET-003 [Must]  </w:t>
+      </w:r>
+      <w:r>
+        <w:rPr>
+          <w:sz w:val="21"/>
+        </w:rPr>
+        <w:t>The system shall allow an authorized representative to publish surplus, underutilized, or unwanted assets within their responsibility without central pre-approval.</w:t>
       </w:r>
       <w:r>
         <w:rPr>
@@ -10588,21 +10628,7 @@
         <w:rPr>
           <w:sz w:val="21"/>
         </w:rPr>
-        <w:t xml:space="preserve">A representative publishes an </w:t>
-      </w:r>
-      <w:proofErr w:type="gramStart"/>
-      <w:r>
-        <w:rPr>
-          <w:sz w:val="21"/>
-        </w:rPr>
-        <w:t>asset</w:t>
-      </w:r>
-      <w:proofErr w:type="gramEnd"/>
-      <w:r>
-        <w:rPr>
-          <w:sz w:val="21"/>
-        </w:rPr>
-        <w:t xml:space="preserve"> and it appears in the marketplace.</w:t>
+        <w:t>A representative publishes an asset and it appears in the marketplace.</w:t>
       </w:r>
     </w:p>
     <w:p>
@@ -10614,28 +10640,13 @@
           <w:b/>
           <w:sz w:val="21"/>
         </w:rPr>
-        <w:t>FR-ASSET-004 [</w:t>
-      </w:r>
-      <w:proofErr w:type="gramStart"/>
-      <w:r>
-        <w:rPr>
-          <w:b/>
-          <w:sz w:val="21"/>
-        </w:rPr>
-        <w:t xml:space="preserve">Must]  </w:t>
-      </w:r>
-      <w:r>
-        <w:rPr>
-          <w:sz w:val="21"/>
-        </w:rPr>
-        <w:t>The</w:t>
-      </w:r>
-      <w:proofErr w:type="gramEnd"/>
-      <w:r>
-        <w:rPr>
-          <w:sz w:val="21"/>
-        </w:rPr>
-        <w:t xml:space="preserve"> system shall reuse saved asset information when preparing a listing, allowing the user to correct or complete it without re-entering it.</w:t>
+        <w:t xml:space="preserve">FR-ASSET-004 [Must]  </w:t>
+      </w:r>
+      <w:r>
+        <w:rPr>
+          <w:sz w:val="21"/>
+        </w:rPr>
+        <w:t>The system shall reuse saved asset information when preparing a listing, allowing the user to correct or complete it without re-entering it.</w:t>
       </w:r>
       <w:r>
         <w:rPr>
@@ -10660,28 +10671,13 @@
           <w:b/>
           <w:sz w:val="21"/>
         </w:rPr>
-        <w:t>FR-ASSET-005 [</w:t>
-      </w:r>
-      <w:proofErr w:type="gramStart"/>
-      <w:r>
-        <w:rPr>
-          <w:b/>
-          <w:sz w:val="21"/>
-        </w:rPr>
-        <w:t xml:space="preserve">Must]  </w:t>
-      </w:r>
-      <w:r>
-        <w:rPr>
-          <w:sz w:val="21"/>
-        </w:rPr>
-        <w:t>The</w:t>
-      </w:r>
-      <w:proofErr w:type="gramEnd"/>
-      <w:r>
-        <w:rPr>
-          <w:sz w:val="21"/>
-        </w:rPr>
-        <w:t xml:space="preserve"> system shall prevent publication when the asset name, a positive quantity, owner, department, custodian, location, or declared availability is missing or invalid, identifying the problem while preserving entered information.</w:t>
+        <w:t xml:space="preserve">FR-ASSET-005 [Must]  </w:t>
+      </w:r>
+      <w:r>
+        <w:rPr>
+          <w:sz w:val="21"/>
+        </w:rPr>
+        <w:t>The system shall prevent publication when the asset name, a positive quantity, owner, department, custodian, location, or declared availability is missing or invalid, identifying the problem while preserving entered information.</w:t>
       </w:r>
       <w:r>
         <w:rPr>
@@ -10706,28 +10702,13 @@
           <w:b/>
           <w:sz w:val="21"/>
         </w:rPr>
-        <w:t>FR-ASSET-006 [</w:t>
-      </w:r>
-      <w:proofErr w:type="gramStart"/>
-      <w:r>
-        <w:rPr>
-          <w:b/>
-          <w:sz w:val="21"/>
-        </w:rPr>
-        <w:t xml:space="preserve">Must]  </w:t>
-      </w:r>
-      <w:r>
-        <w:rPr>
-          <w:sz w:val="21"/>
-        </w:rPr>
-        <w:t>The</w:t>
-      </w:r>
-      <w:proofErr w:type="gramEnd"/>
-      <w:r>
-        <w:rPr>
-          <w:sz w:val="21"/>
-        </w:rPr>
-        <w:t xml:space="preserve"> system shall display each listing’s recorded condition and availability and clearly mark unknown condition or incomplete information. Publication alone shall not indicate approval for transfer.</w:t>
+        <w:t xml:space="preserve">FR-ASSET-006 [Must]  </w:t>
+      </w:r>
+      <w:r>
+        <w:rPr>
+          <w:sz w:val="21"/>
+        </w:rPr>
+        <w:t>The system shall display each listing’s recorded condition and availability and clearly mark unknown condition or incomplete information. Publication alone shall not indicate approval for transfer.</w:t>
       </w:r>
       <w:r>
         <w:rPr>
@@ -10752,75 +10733,45 @@
           <w:b/>
           <w:sz w:val="21"/>
         </w:rPr>
+        <w:t xml:space="preserve">FR-ASSET-007 [Must]  </w:t>
+      </w:r>
+      <w:r>
+        <w:rPr>
+          <w:sz w:val="21"/>
+        </w:rPr>
+        <w:t>The system shall allow a listing to be withdrawn only when no active reservation or transfer applies to it.</w:t>
+      </w:r>
+      <w:r>
+        <w:rPr>
+          <w:b/>
+          <w:sz w:val="21"/>
+        </w:rPr>
+        <w:t xml:space="preserve"> Acceptance: </w:t>
+      </w:r>
+      <w:r>
+        <w:rPr>
+          <w:sz w:val="21"/>
+        </w:rPr>
+        <w:t>Withdrawal of a reserved listing is blocked.</w:t>
+      </w:r>
+    </w:p>
+    <w:p>
+      <w:pPr>
+        <w:spacing w:after="60" w:line="240" w:lineRule="exact"/>
+      </w:pPr>
+      <w:r>
+        <w:rPr>
+          <w:b/>
+          <w:sz w:val="21"/>
+        </w:rPr>
         <w:lastRenderedPageBreak/>
-        <w:t>FR-ASSET-007 [</w:t>
-      </w:r>
-      <w:proofErr w:type="gramStart"/>
-      <w:r>
-        <w:rPr>
-          <w:b/>
-          <w:sz w:val="21"/>
-        </w:rPr>
-        <w:t xml:space="preserve">Must]  </w:t>
-      </w:r>
-      <w:r>
-        <w:rPr>
-          <w:sz w:val="21"/>
-        </w:rPr>
-        <w:t>The</w:t>
-      </w:r>
-      <w:proofErr w:type="gramEnd"/>
-      <w:r>
-        <w:rPr>
-          <w:sz w:val="21"/>
-        </w:rPr>
-        <w:t xml:space="preserve"> system shall allow a listing to be withdrawn only when no active reservation or transfer applies to it.</w:t>
-      </w:r>
-      <w:r>
-        <w:rPr>
-          <w:b/>
-          <w:sz w:val="21"/>
-        </w:rPr>
-        <w:t xml:space="preserve"> Acceptance: </w:t>
-      </w:r>
-      <w:r>
-        <w:rPr>
-          <w:sz w:val="21"/>
-        </w:rPr>
-        <w:t>Withdrawal of a reserved listing is blocked.</w:t>
-      </w:r>
-    </w:p>
-    <w:p>
-      <w:pPr>
-        <w:spacing w:after="60" w:line="240" w:lineRule="exact"/>
-      </w:pPr>
-      <w:r>
-        <w:rPr>
-          <w:b/>
-          <w:sz w:val="21"/>
-        </w:rPr>
-        <w:t>FR-ASSET-008 [</w:t>
-      </w:r>
-      <w:proofErr w:type="gramStart"/>
-      <w:r>
-        <w:rPr>
-          <w:b/>
-          <w:sz w:val="21"/>
-        </w:rPr>
-        <w:t xml:space="preserve">Must]  </w:t>
-      </w:r>
-      <w:r>
-        <w:rPr>
-          <w:sz w:val="21"/>
-        </w:rPr>
-        <w:t>The</w:t>
-      </w:r>
-      <w:proofErr w:type="gramEnd"/>
-      <w:r>
-        <w:rPr>
-          <w:sz w:val="21"/>
-        </w:rPr>
-        <w:t xml:space="preserve"> system shall record changes to asset details, identifying the responsible user, time, and information changed.</w:t>
+        <w:t xml:space="preserve">FR-ASSET-008 [Must]  </w:t>
+      </w:r>
+      <w:r>
+        <w:rPr>
+          <w:sz w:val="21"/>
+        </w:rPr>
+        <w:t>The system shall record changes to asset details, identifying the responsible user, time, and information changed.</w:t>
       </w:r>
       <w:r>
         <w:rPr>
@@ -10918,28 +10869,13 @@
           <w:b/>
           <w:sz w:val="21"/>
         </w:rPr>
-        <w:t>FR-SEARCH-001 [</w:t>
-      </w:r>
-      <w:proofErr w:type="gramStart"/>
-      <w:r>
-        <w:rPr>
-          <w:b/>
-          <w:sz w:val="21"/>
-        </w:rPr>
-        <w:t xml:space="preserve">Must]  </w:t>
-      </w:r>
-      <w:r>
-        <w:rPr>
-          <w:sz w:val="21"/>
-        </w:rPr>
-        <w:t>The</w:t>
-      </w:r>
-      <w:proofErr w:type="gramEnd"/>
-      <w:r>
-        <w:rPr>
-          <w:sz w:val="21"/>
-        </w:rPr>
-        <w:t xml:space="preserve"> system shall provide keyword search over published assets.</w:t>
+        <w:t xml:space="preserve">FR-SEARCH-001 [Must]  </w:t>
+      </w:r>
+      <w:r>
+        <w:rPr>
+          <w:sz w:val="21"/>
+        </w:rPr>
+        <w:t>The system shall provide keyword search over published assets.</w:t>
       </w:r>
       <w:r>
         <w:rPr>
@@ -10964,28 +10900,13 @@
           <w:b/>
           <w:sz w:val="21"/>
         </w:rPr>
-        <w:t>FR-SEARCH-002 [</w:t>
-      </w:r>
-      <w:proofErr w:type="gramStart"/>
-      <w:r>
-        <w:rPr>
-          <w:b/>
-          <w:sz w:val="21"/>
-        </w:rPr>
-        <w:t xml:space="preserve">Must]  </w:t>
-      </w:r>
-      <w:r>
-        <w:rPr>
-          <w:sz w:val="21"/>
-        </w:rPr>
-        <w:t>The</w:t>
-      </w:r>
-      <w:proofErr w:type="gramEnd"/>
-      <w:r>
-        <w:rPr>
-          <w:sz w:val="21"/>
-        </w:rPr>
-        <w:t xml:space="preserve"> system shall filter search results by category, condition, department, location, quantity, availability, asset age, estimated value, and life-cycle status.</w:t>
+        <w:t xml:space="preserve">FR-SEARCH-002 [Must]  </w:t>
+      </w:r>
+      <w:r>
+        <w:rPr>
+          <w:sz w:val="21"/>
+        </w:rPr>
+        <w:t>The system shall filter search results by category, condition, department, location, quantity, availability, asset age, estimated value, and life-cycle status.</w:t>
       </w:r>
       <w:r>
         <w:rPr>
@@ -11010,28 +10931,13 @@
           <w:b/>
           <w:sz w:val="21"/>
         </w:rPr>
-        <w:t>FR-SEARCH-003 [</w:t>
-      </w:r>
-      <w:proofErr w:type="gramStart"/>
-      <w:r>
-        <w:rPr>
-          <w:b/>
-          <w:sz w:val="21"/>
-        </w:rPr>
-        <w:t xml:space="preserve">Must]  </w:t>
-      </w:r>
-      <w:r>
-        <w:rPr>
-          <w:sz w:val="21"/>
-        </w:rPr>
-        <w:t>When</w:t>
-      </w:r>
-      <w:proofErr w:type="gramEnd"/>
-      <w:r>
-        <w:rPr>
-          <w:sz w:val="21"/>
-        </w:rPr>
-        <w:t xml:space="preserve"> a search returns no results, the system shall say so without closing any related resource request.</w:t>
+        <w:t xml:space="preserve">FR-SEARCH-003 [Must]  </w:t>
+      </w:r>
+      <w:r>
+        <w:rPr>
+          <w:sz w:val="21"/>
+        </w:rPr>
+        <w:t>When a search returns no results, the system shall say so without closing any related resource request.</w:t>
       </w:r>
       <w:r>
         <w:rPr>
@@ -11056,28 +10962,13 @@
           <w:b/>
           <w:sz w:val="21"/>
         </w:rPr>
-        <w:t>FR-SEARCH-004 [</w:t>
-      </w:r>
-      <w:proofErr w:type="gramStart"/>
-      <w:r>
-        <w:rPr>
-          <w:b/>
-          <w:sz w:val="21"/>
-        </w:rPr>
-        <w:t xml:space="preserve">Must]  </w:t>
-      </w:r>
-      <w:r>
-        <w:rPr>
-          <w:sz w:val="21"/>
-        </w:rPr>
-        <w:t>The</w:t>
-      </w:r>
-      <w:proofErr w:type="gramEnd"/>
-      <w:r>
-        <w:rPr>
-          <w:sz w:val="21"/>
-        </w:rPr>
-        <w:t xml:space="preserve"> system shall not show retired or disposed assets as available.</w:t>
+        <w:t xml:space="preserve">FR-SEARCH-004 [Must]  </w:t>
+      </w:r>
+      <w:r>
+        <w:rPr>
+          <w:sz w:val="21"/>
+        </w:rPr>
+        <w:t>The system shall not show retired or disposed assets as available.</w:t>
       </w:r>
       <w:r>
         <w:rPr>
@@ -11181,28 +11072,13 @@
           <w:b/>
           <w:sz w:val="21"/>
         </w:rPr>
-        <w:t>FR-REQUEST-001 [</w:t>
-      </w:r>
-      <w:proofErr w:type="gramStart"/>
-      <w:r>
-        <w:rPr>
-          <w:b/>
-          <w:sz w:val="21"/>
-        </w:rPr>
-        <w:t xml:space="preserve">Must]  </w:t>
-      </w:r>
-      <w:r>
-        <w:rPr>
-          <w:sz w:val="21"/>
-        </w:rPr>
-        <w:t>The</w:t>
-      </w:r>
-      <w:proofErr w:type="gramEnd"/>
-      <w:r>
-        <w:rPr>
-          <w:sz w:val="21"/>
-        </w:rPr>
-        <w:t xml:space="preserve"> system shall allow requesters to submit a resource request specifying category, purpose, specifications, quantity, preferred condition, urgency, location, and required date.</w:t>
+        <w:t xml:space="preserve">FR-REQUEST-001 [Must]  </w:t>
+      </w:r>
+      <w:r>
+        <w:rPr>
+          <w:sz w:val="21"/>
+        </w:rPr>
+        <w:t>The system shall allow requesters to submit a resource request specifying category, purpose, specifications, quantity, preferred condition, urgency, location, and required date.</w:t>
       </w:r>
       <w:r>
         <w:rPr>
@@ -11227,28 +11103,13 @@
           <w:b/>
           <w:sz w:val="21"/>
         </w:rPr>
-        <w:t>FR-REQUEST-002 [</w:t>
-      </w:r>
-      <w:proofErr w:type="gramStart"/>
-      <w:r>
-        <w:rPr>
-          <w:b/>
-          <w:sz w:val="21"/>
-        </w:rPr>
-        <w:t xml:space="preserve">Must]  </w:t>
-      </w:r>
-      <w:r>
-        <w:rPr>
-          <w:sz w:val="21"/>
-        </w:rPr>
-        <w:t>The</w:t>
-      </w:r>
-      <w:proofErr w:type="gramEnd"/>
-      <w:r>
-        <w:rPr>
-          <w:sz w:val="21"/>
-        </w:rPr>
-        <w:t xml:space="preserve"> system shall identify missing required information, non-positive quantities, or invalid dates in a request while preserving entered information.</w:t>
+        <w:t xml:space="preserve">FR-REQUEST-002 [Must]  </w:t>
+      </w:r>
+      <w:r>
+        <w:rPr>
+          <w:sz w:val="21"/>
+        </w:rPr>
+        <w:t>The system shall identify missing required information, non-positive quantities, or invalid dates in a request while preserving entered information.</w:t>
       </w:r>
       <w:r>
         <w:rPr>
@@ -11273,28 +11134,13 @@
           <w:b/>
           <w:sz w:val="21"/>
         </w:rPr>
-        <w:t>FR-REQUEST-003 [</w:t>
-      </w:r>
-      <w:proofErr w:type="gramStart"/>
-      <w:r>
-        <w:rPr>
-          <w:b/>
-          <w:sz w:val="21"/>
-        </w:rPr>
-        <w:t xml:space="preserve">Must]  </w:t>
-      </w:r>
-      <w:r>
-        <w:rPr>
-          <w:sz w:val="21"/>
-        </w:rPr>
-        <w:t>The</w:t>
-      </w:r>
-      <w:proofErr w:type="gramEnd"/>
-      <w:r>
-        <w:rPr>
-          <w:sz w:val="21"/>
-        </w:rPr>
-        <w:t xml:space="preserve"> system shall allow a requester to express interest in a listed asset and link it to an existing request without re-entering the request’s details. An expression of interest shall not reserve the asset.</w:t>
+        <w:t xml:space="preserve">FR-REQUEST-003 [Must]  </w:t>
+      </w:r>
+      <w:r>
+        <w:rPr>
+          <w:sz w:val="21"/>
+        </w:rPr>
+        <w:t>The system shall allow a requester to express interest in a listed asset and link it to an existing request without re-entering the request’s details. An expression of interest shall not reserve the asset.</w:t>
       </w:r>
       <w:r>
         <w:rPr>
@@ -11319,28 +11165,13 @@
           <w:b/>
           <w:sz w:val="21"/>
         </w:rPr>
-        <w:t>FR-REQUEST-004 [</w:t>
-      </w:r>
-      <w:proofErr w:type="gramStart"/>
-      <w:r>
-        <w:rPr>
-          <w:b/>
-          <w:sz w:val="21"/>
-        </w:rPr>
-        <w:t xml:space="preserve">Must]  </w:t>
-      </w:r>
-      <w:r>
-        <w:rPr>
-          <w:sz w:val="21"/>
-        </w:rPr>
-        <w:t>The</w:t>
-      </w:r>
-      <w:proofErr w:type="gramEnd"/>
-      <w:r>
-        <w:rPr>
-          <w:sz w:val="21"/>
-        </w:rPr>
-        <w:t xml:space="preserve"> system shall confirm a reservation only after authorized approval and an atomic check of current available stock and the request’s unallocated outstanding need. Confirmed reservations shall not exceed either quantity, including competing approvals.</w:t>
+        <w:t xml:space="preserve">FR-REQUEST-004 [Must]  </w:t>
+      </w:r>
+      <w:r>
+        <w:rPr>
+          <w:sz w:val="21"/>
+        </w:rPr>
+        <w:t>The system shall confirm a reservation only after authorized approval and an atomic check of current available stock and the request’s unallocated outstanding need. Confirmed reservations shall not exceed either quantity, including competing approvals.</w:t>
       </w:r>
       <w:r>
         <w:rPr>
@@ -11365,29 +11196,63 @@
           <w:b/>
           <w:sz w:val="21"/>
         </w:rPr>
+        <w:t xml:space="preserve">FR-REQUEST-005 [Must]  </w:t>
+      </w:r>
+      <w:r>
+        <w:rPr>
+          <w:sz w:val="21"/>
+        </w:rPr>
+        <w:t>The system shall display request and reservation status, allocated and outstanding quantities, and the next required action and responsible role.</w:t>
+      </w:r>
+      <w:r>
+        <w:rPr>
+          <w:b/>
+          <w:sz w:val="21"/>
+        </w:rPr>
+        <w:t xml:space="preserve"> Acceptance: </w:t>
+      </w:r>
+      <w:r>
+        <w:rPr>
+          <w:sz w:val="21"/>
+        </w:rPr>
+        <w:t xml:space="preserve">After each step, the </w:t>
+      </w:r>
+      <w:r>
+        <w:rPr>
+          <w:sz w:val="21"/>
+        </w:rPr>
         <w:lastRenderedPageBreak/>
-        <w:t>FR-REQUEST-005 [</w:t>
-      </w:r>
-      <w:proofErr w:type="gramStart"/>
-      <w:r>
-        <w:rPr>
-          <w:b/>
-          <w:sz w:val="21"/>
-        </w:rPr>
-        <w:t xml:space="preserve">Must]  </w:t>
-      </w:r>
-      <w:r>
-        <w:rPr>
-          <w:sz w:val="21"/>
-        </w:rPr>
-        <w:t>The</w:t>
-      </w:r>
-      <w:proofErr w:type="gramEnd"/>
-      <w:r>
-        <w:rPr>
-          <w:sz w:val="21"/>
-        </w:rPr>
-        <w:t xml:space="preserve"> system shall display request and reservation status, allocated and outstanding quantities, and the next required action and responsible role.</w:t>
+        <w:t>status page shows requested, accepted, actively allocated and unallocated outstanding quantities, the next action and responsible role.</w:t>
+      </w:r>
+    </w:p>
+    <w:p>
+      <w:pPr>
+        <w:spacing w:after="60" w:line="240" w:lineRule="exact"/>
+      </w:pPr>
+      <w:r>
+        <w:rPr>
+          <w:b/>
+          <w:sz w:val="21"/>
+        </w:rPr>
+        <w:t xml:space="preserve">FR-REQUEST-006 [Must]  </w:t>
+      </w:r>
+      <w:r>
+        <w:rPr>
+          <w:sz w:val="21"/>
+        </w:rPr>
+        <w:t xml:space="preserve">If a requester accepts partial </w:t>
+      </w:r>
+      <w:r>
+        <w:rPr>
+          <w:sz w:val="21"/>
+        </w:rPr>
+        <w:t>fulfillment</w:t>
+      </w:r>
+      <w:r>
+        <w:rPr>
+          <w:sz w:val="21"/>
+        </w:rPr>
+        <w:t>, the system shall keep the remaining need open unless the requester explicitly closes it. Further reservations shall be permitted while unallocated outstanding quantity remains, including in Reserved and Partially Fulfilled states.</w:t>
       </w:r>
       <w:r>
         <w:rPr>
@@ -11400,7 +11265,7 @@
         <w:rPr>
           <w:sz w:val="21"/>
         </w:rPr>
-        <w:t>After each step, the status page shows requested, accepted, actively allocated and unallocated outstanding quantities, the next action and responsible role.</w:t>
+        <w:t>A request for 10 units receives 3 and can reserve the remaining 7; it cannot reserve an eighth additional unit. An explicit closure stops further matching and allocation.</w:t>
       </w:r>
     </w:p>
     <w:p>
@@ -11412,40 +11277,25 @@
           <w:b/>
           <w:sz w:val="21"/>
         </w:rPr>
-        <w:t>FR-REQUEST-006 [</w:t>
-      </w:r>
-      <w:proofErr w:type="gramStart"/>
-      <w:r>
-        <w:rPr>
-          <w:b/>
-          <w:sz w:val="21"/>
-        </w:rPr>
-        <w:t xml:space="preserve">Must]  </w:t>
-      </w:r>
-      <w:r>
-        <w:rPr>
-          <w:sz w:val="21"/>
-        </w:rPr>
-        <w:t>If</w:t>
-      </w:r>
-      <w:proofErr w:type="gramEnd"/>
-      <w:r>
-        <w:rPr>
-          <w:sz w:val="21"/>
-        </w:rPr>
-        <w:t xml:space="preserve"> a requester accepts partial </w:t>
-      </w:r>
-      <w:r>
-        <w:rPr>
-          <w:sz w:val="21"/>
-        </w:rPr>
-        <w:t>fulfillment</w:t>
-      </w:r>
-      <w:r>
-        <w:rPr>
-          <w:sz w:val="21"/>
-        </w:rPr>
-        <w:t>, the system shall keep the remaining need open unless the requester explicitly closes it. Further reservations shall be permitted while unallocated outstanding quantity remains, including in Reserved and Partially Fulfilled states.</w:t>
+        <w:t xml:space="preserve">FR-REQUEST-007 [Must]  </w:t>
+      </w:r>
+      <w:r>
+        <w:rPr>
+          <w:sz w:val="21"/>
+        </w:rPr>
+        <w:t xml:space="preserve">The system shall allow requests or reservations to be </w:t>
+      </w:r>
+      <w:r>
+        <w:rPr>
+          <w:sz w:val="21"/>
+        </w:rPr>
+        <w:t>canceled</w:t>
+      </w:r>
+      <w:r>
+        <w:rPr>
+          <w:sz w:val="21"/>
+        </w:rPr>
+        <w:t xml:space="preserve"> before dispatch, releasing any reserved quantity. After dispatch, cancellation shall not return resources to available stock until custody and receipt are reconciled.</w:t>
       </w:r>
       <w:r>
         <w:rPr>
@@ -11458,7 +11308,7 @@
         <w:rPr>
           <w:sz w:val="21"/>
         </w:rPr>
-        <w:t>A request for 10 units receives 3 and can reserve the remaining 7; it cannot reserve an eighth additional unit. An explicit closure stops further matching and allocation.</w:t>
+        <w:t>Cancellation before dispatch restores quantity; after dispatch it does not.</w:t>
       </w:r>
     </w:p>
     <w:p>
@@ -11470,100 +11320,13 @@
           <w:b/>
           <w:sz w:val="21"/>
         </w:rPr>
-        <w:t>FR-REQUEST-007 [</w:t>
-      </w:r>
-      <w:proofErr w:type="gramStart"/>
-      <w:r>
-        <w:rPr>
-          <w:b/>
-          <w:sz w:val="21"/>
-        </w:rPr>
-        <w:t xml:space="preserve">Must]  </w:t>
-      </w:r>
-      <w:r>
-        <w:rPr>
-          <w:sz w:val="21"/>
-        </w:rPr>
-        <w:t>The</w:t>
-      </w:r>
-      <w:proofErr w:type="gramEnd"/>
-      <w:r>
-        <w:rPr>
-          <w:sz w:val="21"/>
-        </w:rPr>
-        <w:t xml:space="preserve"> system shall allow requests or reservations to be </w:t>
-      </w:r>
-      <w:r>
-        <w:rPr>
-          <w:sz w:val="21"/>
-        </w:rPr>
-        <w:t>canceled</w:t>
-      </w:r>
-      <w:r>
-        <w:rPr>
-          <w:sz w:val="21"/>
-        </w:rPr>
-        <w:t xml:space="preserve"> before dispatch, releasing any reserved quantity. After dispatch, cancellation shall not return resources to available stock until custody and receipt are reconciled.</w:t>
-      </w:r>
-      <w:r>
-        <w:rPr>
-          <w:b/>
-          <w:sz w:val="21"/>
-        </w:rPr>
-        <w:t xml:space="preserve"> Acceptance: </w:t>
-      </w:r>
-      <w:r>
-        <w:rPr>
-          <w:sz w:val="21"/>
-        </w:rPr>
-        <w:t xml:space="preserve">Cancellation before dispatch restores quantity; after </w:t>
-      </w:r>
-      <w:proofErr w:type="gramStart"/>
-      <w:r>
-        <w:rPr>
-          <w:sz w:val="21"/>
-        </w:rPr>
-        <w:t>dispatch</w:t>
-      </w:r>
-      <w:proofErr w:type="gramEnd"/>
-      <w:r>
-        <w:rPr>
-          <w:sz w:val="21"/>
-        </w:rPr>
-        <w:t xml:space="preserve"> it does not.</w:t>
-      </w:r>
-    </w:p>
-    <w:p>
-      <w:pPr>
-        <w:spacing w:after="60" w:line="240" w:lineRule="exact"/>
-      </w:pPr>
-      <w:r>
-        <w:rPr>
-          <w:b/>
-          <w:sz w:val="21"/>
-        </w:rPr>
-        <w:t>FR-REQUEST-008 [</w:t>
-      </w:r>
-      <w:proofErr w:type="gramStart"/>
-      <w:r>
-        <w:rPr>
-          <w:b/>
-          <w:sz w:val="21"/>
-        </w:rPr>
-        <w:t xml:space="preserve">Should]  </w:t>
-      </w:r>
-      <w:r>
-        <w:rPr>
-          <w:sz w:val="21"/>
-        </w:rPr>
-        <w:t>The</w:t>
-      </w:r>
-      <w:proofErr w:type="gramEnd"/>
-      <w:r>
-        <w:rPr>
-          <w:sz w:val="21"/>
-        </w:rPr>
-        <w:t xml:space="preserve"> system shall allow the requester to indicate whether the request would otherwise result in a purchase, for use in avoided-purchase reporting (SUS-001).</w:t>
+        <w:t xml:space="preserve">FR-REQUEST-008 [Should]  </w:t>
+      </w:r>
+      <w:r>
+        <w:rPr>
+          <w:sz w:val="21"/>
+        </w:rPr>
+        <w:t>The system shall allow the requester to indicate whether the request would otherwise result in a purchase, for use in avoided-purchase reporting (SUS-001).</w:t>
       </w:r>
       <w:r>
         <w:rPr>
@@ -11661,42 +11424,13 @@
           <w:b/>
           <w:sz w:val="21"/>
         </w:rPr>
-        <w:t>FR-TRANSFER-001 [</w:t>
-      </w:r>
-      <w:proofErr w:type="gramStart"/>
-      <w:r>
-        <w:rPr>
-          <w:b/>
-          <w:sz w:val="21"/>
-        </w:rPr>
-        <w:t xml:space="preserve">Must]  </w:t>
-      </w:r>
-      <w:r>
-        <w:rPr>
-          <w:sz w:val="21"/>
-        </w:rPr>
-        <w:t>The</w:t>
-      </w:r>
-      <w:proofErr w:type="gramEnd"/>
-      <w:r>
-        <w:rPr>
-          <w:sz w:val="21"/>
-        </w:rPr>
-        <w:t xml:space="preserve"> system shall record approval or rejection of reservation, release, and transfer requests, identifying the authorized </w:t>
-      </w:r>
-      <w:proofErr w:type="gramStart"/>
-      <w:r>
-        <w:rPr>
-          <w:sz w:val="21"/>
-        </w:rPr>
-        <w:t>decision-maker</w:t>
-      </w:r>
-      <w:proofErr w:type="gramEnd"/>
-      <w:r>
-        <w:rPr>
-          <w:sz w:val="21"/>
-        </w:rPr>
-        <w:t>, date, and reason.</w:t>
+        <w:t xml:space="preserve">FR-TRANSFER-001 [Must]  </w:t>
+      </w:r>
+      <w:r>
+        <w:rPr>
+          <w:sz w:val="21"/>
+        </w:rPr>
+        <w:t>The system shall record approval or rejection of reservation, release, and transfer requests, identifying the authorized decision-maker, date, and reason.</w:t>
       </w:r>
       <w:r>
         <w:rPr>
@@ -11721,28 +11455,13 @@
           <w:b/>
           <w:sz w:val="21"/>
         </w:rPr>
-        <w:t>FR-TRANSFER-002 [</w:t>
-      </w:r>
-      <w:proofErr w:type="gramStart"/>
-      <w:r>
-        <w:rPr>
-          <w:b/>
-          <w:sz w:val="21"/>
-        </w:rPr>
-        <w:t xml:space="preserve">Should]  </w:t>
-      </w:r>
-      <w:r>
-        <w:rPr>
-          <w:sz w:val="21"/>
-        </w:rPr>
-        <w:t>The</w:t>
-      </w:r>
-      <w:proofErr w:type="gramEnd"/>
-      <w:r>
-        <w:rPr>
-          <w:sz w:val="21"/>
-        </w:rPr>
-        <w:t xml:space="preserve"> system shall allow related approvals to be completed together when the approver holds the required authority, recording each decision separately.</w:t>
+        <w:t xml:space="preserve">FR-TRANSFER-002 [Should]  </w:t>
+      </w:r>
+      <w:r>
+        <w:rPr>
+          <w:sz w:val="21"/>
+        </w:rPr>
+        <w:t>The system shall allow related approvals to be completed together when the approver holds the required authority, recording each decision separately.</w:t>
       </w:r>
       <w:r>
         <w:rPr>
@@ -11767,28 +11486,13 @@
           <w:b/>
           <w:sz w:val="21"/>
         </w:rPr>
-        <w:t>FR-TRANSFER-003 [</w:t>
-      </w:r>
-      <w:proofErr w:type="gramStart"/>
-      <w:r>
-        <w:rPr>
-          <w:b/>
-          <w:sz w:val="21"/>
-        </w:rPr>
-        <w:t xml:space="preserve">Must]  </w:t>
-      </w:r>
-      <w:r>
-        <w:rPr>
-          <w:sz w:val="21"/>
-        </w:rPr>
-        <w:t>The</w:t>
-      </w:r>
-      <w:proofErr w:type="gramEnd"/>
-      <w:r>
-        <w:rPr>
-          <w:sz w:val="21"/>
-        </w:rPr>
-        <w:t xml:space="preserve"> system shall maintain a transfer record linking the assets, approved quantities, supplying and receiving departments, collection or delivery arrangements, responsible personnel, destination, and supporting documents.</w:t>
+        <w:t xml:space="preserve">FR-TRANSFER-003 [Must]  </w:t>
+      </w:r>
+      <w:r>
+        <w:rPr>
+          <w:sz w:val="21"/>
+        </w:rPr>
+        <w:t>The system shall maintain a transfer record linking the assets, approved quantities, supplying and receiving departments, collection or delivery arrangements, responsible personnel, destination, and supporting documents.</w:t>
       </w:r>
       <w:r>
         <w:rPr>
@@ -11813,28 +11517,13 @@
           <w:b/>
           <w:sz w:val="21"/>
         </w:rPr>
-        <w:t>FR-TRANSFER-004 [</w:t>
-      </w:r>
-      <w:proofErr w:type="gramStart"/>
-      <w:r>
-        <w:rPr>
-          <w:b/>
-          <w:sz w:val="21"/>
-        </w:rPr>
-        <w:t xml:space="preserve">Must]  </w:t>
-      </w:r>
-      <w:r>
-        <w:rPr>
-          <w:sz w:val="21"/>
-        </w:rPr>
-        <w:t>The</w:t>
-      </w:r>
-      <w:proofErr w:type="gramEnd"/>
-      <w:r>
-        <w:rPr>
-          <w:sz w:val="21"/>
-        </w:rPr>
-        <w:t xml:space="preserve"> system shall prevent release for ordinary use when required approvals are missing, mandatory suitability information is unresolved, or the asset is recorded as unsafe or unusable, and shall identify the issue.</w:t>
+        <w:t xml:space="preserve">FR-TRANSFER-004 [Must]  </w:t>
+      </w:r>
+      <w:r>
+        <w:rPr>
+          <w:sz w:val="21"/>
+        </w:rPr>
+        <w:t>The system shall prevent release for ordinary use when required approvals are missing, mandatory suitability information is unresolved, or the asset is recorded as unsafe or unusable, and shall identify the issue.</w:t>
       </w:r>
       <w:r>
         <w:rPr>
@@ -11859,28 +11548,13 @@
           <w:b/>
           <w:sz w:val="21"/>
         </w:rPr>
-        <w:t>FR-TRANSFER-005 [</w:t>
-      </w:r>
-      <w:proofErr w:type="gramStart"/>
-      <w:r>
-        <w:rPr>
-          <w:b/>
-          <w:sz w:val="21"/>
-        </w:rPr>
-        <w:t xml:space="preserve">Must]  </w:t>
-      </w:r>
-      <w:r>
-        <w:rPr>
-          <w:sz w:val="21"/>
-        </w:rPr>
-        <w:t>The</w:t>
-      </w:r>
-      <w:proofErr w:type="gramEnd"/>
-      <w:r>
-        <w:rPr>
-          <w:sz w:val="21"/>
-        </w:rPr>
-        <w:t xml:space="preserve"> system shall allow an authorized receiving representative to record received quantity, observed condition, acceptance or discrepancy, and actual physical holder and location. A discrepancy shall keep the transfer open without automatically changing formal departmental custody.</w:t>
+        <w:t xml:space="preserve">FR-TRANSFER-005 [Must]  </w:t>
+      </w:r>
+      <w:r>
+        <w:rPr>
+          <w:sz w:val="21"/>
+        </w:rPr>
+        <w:t>The system shall allow an authorized receiving representative to record received quantity, observed condition, acceptance or discrepancy, and actual physical holder and location. A discrepancy shall keep the transfer open without automatically changing formal departmental custody.</w:t>
       </w:r>
       <w:r>
         <w:rPr>
@@ -11905,28 +11579,13 @@
           <w:b/>
           <w:sz w:val="21"/>
         </w:rPr>
-        <w:t>FR-TRANSFER-006 [</w:t>
-      </w:r>
-      <w:proofErr w:type="gramStart"/>
-      <w:r>
-        <w:rPr>
-          <w:b/>
-          <w:sz w:val="21"/>
-        </w:rPr>
-        <w:t xml:space="preserve">Must]  </w:t>
-      </w:r>
-      <w:r>
-        <w:rPr>
-          <w:sz w:val="21"/>
-        </w:rPr>
-        <w:t>The</w:t>
-      </w:r>
-      <w:proofErr w:type="gramEnd"/>
-      <w:r>
-        <w:rPr>
-          <w:sz w:val="21"/>
-        </w:rPr>
-        <w:t xml:space="preserve"> system shall complete a transfer only after accepted receipt of the approved quantity, then update authorized ownership, formal departmental custody, destination assignment, availability and request </w:t>
+        <w:t xml:space="preserve">FR-TRANSFER-006 [Must]  </w:t>
+      </w:r>
+      <w:r>
+        <w:rPr>
+          <w:sz w:val="21"/>
+        </w:rPr>
+        <w:t xml:space="preserve">The system shall complete a transfer only after accepted receipt of the approved quantity, then update authorized ownership, formal departmental custody, destination assignment, availability and request </w:t>
       </w:r>
       <w:r>
         <w:rPr>
@@ -11963,96 +11622,60 @@
         <w:rPr>
           <w:sz w:val="21"/>
         </w:rPr>
-        <w:t xml:space="preserve"> together. A rejected </w:t>
-      </w:r>
-      <w:r>
-        <w:rPr>
+        <w:t xml:space="preserve"> together. A rejected receipt leaves it open. Confirmed return closes it as Returned, restores unmet need and updates the supplying asset state according to condition.</w:t>
+      </w:r>
+    </w:p>
+    <w:p>
+      <w:pPr>
+        <w:spacing w:after="60" w:line="240" w:lineRule="exact"/>
+      </w:pPr>
+      <w:r>
+        <w:rPr>
+          <w:b/>
           <w:sz w:val="21"/>
         </w:rPr>
         <w:lastRenderedPageBreak/>
-        <w:t>receipt leaves it open. Confirmed return closes it as Returned, restores unmet need and updates the supplying asset state according to condition.</w:t>
+        <w:t xml:space="preserve">FR-TRANSFER-007 [Must]  </w:t>
+      </w:r>
+      <w:r>
+        <w:rPr>
+          <w:sz w:val="21"/>
+        </w:rPr>
+        <w:t>The system shall record handling and transport costs associated with each transfer.</w:t>
+      </w:r>
+      <w:r>
+        <w:rPr>
+          <w:b/>
+          <w:sz w:val="21"/>
+        </w:rPr>
+        <w:t xml:space="preserve"> Acceptance: </w:t>
+      </w:r>
+      <w:r>
+        <w:rPr>
+          <w:sz w:val="21"/>
+        </w:rPr>
+        <w:t>Transfer costs are stored and used in net financial savings (SUS-004).</w:t>
       </w:r>
     </w:p>
     <w:p>
       <w:pPr>
         <w:spacing w:after="60" w:line="240" w:lineRule="exact"/>
-      </w:pPr>
-      <w:r>
-        <w:rPr>
-          <w:b/>
-          <w:sz w:val="21"/>
-        </w:rPr>
-        <w:t>FR-TRANSFER-007 [</w:t>
-      </w:r>
-      <w:proofErr w:type="gramStart"/>
-      <w:r>
-        <w:rPr>
-          <w:b/>
-          <w:sz w:val="21"/>
-        </w:rPr>
-        <w:t xml:space="preserve">Must]  </w:t>
-      </w:r>
-      <w:r>
-        <w:rPr>
-          <w:sz w:val="21"/>
-        </w:rPr>
-        <w:t>The</w:t>
-      </w:r>
-      <w:proofErr w:type="gramEnd"/>
-      <w:r>
-        <w:rPr>
-          <w:sz w:val="21"/>
-        </w:rPr>
-        <w:t xml:space="preserve"> system shall record handling and transport costs associated with each transfer.</w:t>
-      </w:r>
-      <w:r>
-        <w:rPr>
-          <w:b/>
-          <w:sz w:val="21"/>
-        </w:rPr>
-        <w:t xml:space="preserve"> Acceptance: </w:t>
-      </w:r>
-      <w:r>
-        <w:rPr>
-          <w:sz w:val="21"/>
-        </w:rPr>
-        <w:t>Transfer costs are stored and used in net financial savings (SUS-004).</w:t>
-      </w:r>
-    </w:p>
-    <w:p>
-      <w:pPr>
-        <w:spacing w:after="60" w:line="240" w:lineRule="exact"/>
-        <w:rPr>
-          <w:sz w:val="21"/>
-        </w:rPr>
-      </w:pPr>
-      <w:r>
-        <w:rPr>
-          <w:b/>
-          <w:sz w:val="21"/>
-        </w:rPr>
-        <w:t>FR-TRANSFER-008 [</w:t>
-      </w:r>
-      <w:proofErr w:type="gramStart"/>
-      <w:r>
-        <w:rPr>
-          <w:b/>
-          <w:sz w:val="21"/>
-        </w:rPr>
-        <w:t xml:space="preserve">Should]  </w:t>
-      </w:r>
-      <w:r>
-        <w:rPr>
-          <w:sz w:val="21"/>
-        </w:rPr>
-        <w:t>The</w:t>
-      </w:r>
-      <w:proofErr w:type="gramEnd"/>
-      <w:r>
-        <w:rPr>
-          <w:sz w:val="21"/>
-        </w:rPr>
-        <w:t xml:space="preserve"> system shall allow unresolved exceptions, such as transfer discrepancies, to be referred to the Business Administrator for resolution (Phase 2, Section 2.1).</w:t>
+        <w:rPr>
+          <w:sz w:val="21"/>
+        </w:rPr>
+      </w:pPr>
+      <w:r>
+        <w:rPr>
+          <w:b/>
+          <w:sz w:val="21"/>
+        </w:rPr>
+        <w:t xml:space="preserve">FR-TRANSFER-008 [Should]  </w:t>
+      </w:r>
+      <w:r>
+        <w:rPr>
+          <w:sz w:val="21"/>
+        </w:rPr>
+        <w:t>The system shall allow unresolved exceptions, such as transfer discrepancies, to be referred to the Business Administrator for resolution (Phase 2, Section 2.1).</w:t>
       </w:r>
       <w:r>
         <w:rPr>
@@ -12158,28 +11781,13 @@
           <w:b/>
           <w:sz w:val="21"/>
         </w:rPr>
-        <w:t>FR-MAINT-001 [</w:t>
-      </w:r>
-      <w:proofErr w:type="gramStart"/>
-      <w:r>
-        <w:rPr>
-          <w:b/>
-          <w:sz w:val="21"/>
-        </w:rPr>
-        <w:t xml:space="preserve">Must]  </w:t>
-      </w:r>
-      <w:r>
-        <w:rPr>
-          <w:sz w:val="21"/>
-        </w:rPr>
-        <w:t>The</w:t>
-      </w:r>
-      <w:proofErr w:type="gramEnd"/>
-      <w:r>
-        <w:rPr>
-          <w:sz w:val="21"/>
-        </w:rPr>
-        <w:t xml:space="preserve"> system shall maintain a chronological history of acquisition, allocation, utilization, inspection, maintenance, repair, transfer, refurbishment, donation, component recovery, recycling, retirement, and disposal events, identifying the date and responsible user.</w:t>
+        <w:t xml:space="preserve">FR-MAINT-001 [Must]  </w:t>
+      </w:r>
+      <w:r>
+        <w:rPr>
+          <w:sz w:val="21"/>
+        </w:rPr>
+        <w:t>The system shall maintain a chronological history of acquisition, allocation, utilization, inspection, maintenance, repair, transfer, refurbishment, donation, component recovery, recycling, retirement, and disposal events, identifying the date and responsible user.</w:t>
       </w:r>
       <w:r>
         <w:rPr>
@@ -12204,28 +11812,13 @@
           <w:b/>
           <w:sz w:val="21"/>
         </w:rPr>
-        <w:t>FR-MAINT-002 [</w:t>
-      </w:r>
-      <w:proofErr w:type="gramStart"/>
-      <w:r>
-        <w:rPr>
-          <w:b/>
-          <w:sz w:val="21"/>
-        </w:rPr>
-        <w:t xml:space="preserve">Must]  </w:t>
-      </w:r>
-      <w:r>
-        <w:rPr>
-          <w:sz w:val="21"/>
-        </w:rPr>
-        <w:t>The</w:t>
-      </w:r>
-      <w:proofErr w:type="gramEnd"/>
-      <w:r>
-        <w:rPr>
-          <w:sz w:val="21"/>
-        </w:rPr>
-        <w:t xml:space="preserve"> system shall allow authorized users to report defects, request inspection or repair, and track the status of those requests against the asset.</w:t>
+        <w:t xml:space="preserve">FR-MAINT-002 [Must]  </w:t>
+      </w:r>
+      <w:r>
+        <w:rPr>
+          <w:sz w:val="21"/>
+        </w:rPr>
+        <w:t>The system shall allow authorized users to report defects, request inspection or repair, and track the status of those requests against the asset.</w:t>
       </w:r>
       <w:r>
         <w:rPr>
@@ -12238,21 +11831,7 @@
         <w:rPr>
           <w:sz w:val="21"/>
         </w:rPr>
-        <w:t xml:space="preserve">A defect report is </w:t>
-      </w:r>
-      <w:proofErr w:type="gramStart"/>
-      <w:r>
-        <w:rPr>
-          <w:sz w:val="21"/>
-        </w:rPr>
-        <w:t>created</w:t>
-      </w:r>
-      <w:proofErr w:type="gramEnd"/>
-      <w:r>
-        <w:rPr>
-          <w:sz w:val="21"/>
-        </w:rPr>
-        <w:t xml:space="preserve"> and its status can be followed.</w:t>
+        <w:t>A defect report is created and its status can be followed.</w:t>
       </w:r>
     </w:p>
     <w:p>
@@ -12264,28 +11843,13 @@
           <w:b/>
           <w:sz w:val="21"/>
         </w:rPr>
-        <w:t>FR-MAINT-003 [</w:t>
-      </w:r>
-      <w:proofErr w:type="gramStart"/>
-      <w:r>
-        <w:rPr>
-          <w:b/>
-          <w:sz w:val="21"/>
-        </w:rPr>
-        <w:t xml:space="preserve">Must]  </w:t>
-      </w:r>
-      <w:r>
-        <w:rPr>
-          <w:sz w:val="21"/>
-        </w:rPr>
-        <w:t>The</w:t>
-      </w:r>
-      <w:proofErr w:type="gramEnd"/>
-      <w:r>
-        <w:rPr>
-          <w:sz w:val="21"/>
-        </w:rPr>
-        <w:t xml:space="preserve"> system shall allow maintenance staff to record inspection findings, maintenance, repair, or refurbishment actions, associated costs, outcomes, and the asset’s condition after service.</w:t>
+        <w:t xml:space="preserve">FR-MAINT-003 [Must]  </w:t>
+      </w:r>
+      <w:r>
+        <w:rPr>
+          <w:sz w:val="21"/>
+        </w:rPr>
+        <w:t>The system shall allow maintenance staff to record inspection findings, maintenance, repair, or refurbishment actions, associated costs, outcomes, and the asset’s condition after service.</w:t>
       </w:r>
       <w:r>
         <w:rPr>
@@ -12310,28 +11874,13 @@
           <w:b/>
           <w:sz w:val="21"/>
         </w:rPr>
-        <w:t>FR-MAINT-004 [</w:t>
-      </w:r>
-      <w:proofErr w:type="gramStart"/>
-      <w:r>
-        <w:rPr>
-          <w:b/>
-          <w:sz w:val="21"/>
-        </w:rPr>
-        <w:t xml:space="preserve">Must]  </w:t>
-      </w:r>
-      <w:r>
-        <w:rPr>
-          <w:sz w:val="21"/>
-        </w:rPr>
-        <w:t>The</w:t>
-      </w:r>
-      <w:proofErr w:type="gramEnd"/>
-      <w:r>
-        <w:rPr>
-          <w:sz w:val="21"/>
-        </w:rPr>
-        <w:t xml:space="preserve"> system shall keep assets recorded as unfit for ordinary use unavailable for ordinary-use reservation until an authorized condition update establishes suitability. Returning an asset to service shall not override an existing reservation or transfer. Rejection of an end-of-life proposal shall restore the appropriate prior state, including Unfit or Retired, and shall not establish suitability for use.</w:t>
+        <w:t xml:space="preserve">FR-MAINT-004 [Must]  </w:t>
+      </w:r>
+      <w:r>
+        <w:rPr>
+          <w:sz w:val="21"/>
+        </w:rPr>
+        <w:t>The system shall keep assets recorded as unfit for ordinary use unavailable for ordinary-use reservation until an authorized condition update establishes suitability. Returning an asset to service shall not override an existing reservation or transfer. Rejection of an end-of-life proposal shall restore the appropriate prior state, including Unfit or Retired, and shall not establish suitability for use.</w:t>
       </w:r>
       <w:r>
         <w:rPr>
@@ -12356,28 +11905,13 @@
           <w:b/>
           <w:sz w:val="21"/>
         </w:rPr>
-        <w:t>FR-MAINT-005 [</w:t>
-      </w:r>
-      <w:proofErr w:type="gramStart"/>
-      <w:r>
-        <w:rPr>
-          <w:b/>
-          <w:sz w:val="21"/>
-        </w:rPr>
-        <w:t xml:space="preserve">Must]  </w:t>
-      </w:r>
-      <w:r>
-        <w:rPr>
-          <w:sz w:val="21"/>
-        </w:rPr>
-        <w:t>The</w:t>
-      </w:r>
-      <w:proofErr w:type="gramEnd"/>
-      <w:r>
-        <w:rPr>
-          <w:sz w:val="21"/>
-        </w:rPr>
-        <w:t xml:space="preserve"> system shall require authorized approval before recording donation, component recovery, recycling, or disposal as completed, and retain the decision, reason, date, responsible personnel, and supporting records.</w:t>
+        <w:t xml:space="preserve">FR-MAINT-005 [Must]  </w:t>
+      </w:r>
+      <w:r>
+        <w:rPr>
+          <w:sz w:val="21"/>
+        </w:rPr>
+        <w:t>The system shall require authorized approval before recording donation, component recovery, recycling, or disposal as completed, and retain the decision, reason, date, responsible personnel, and supporting records.</w:t>
       </w:r>
       <w:r>
         <w:rPr>
@@ -12402,28 +11936,13 @@
           <w:b/>
           <w:sz w:val="21"/>
         </w:rPr>
-        <w:t>FR-MAINT-006 [</w:t>
-      </w:r>
-      <w:proofErr w:type="gramStart"/>
-      <w:r>
-        <w:rPr>
-          <w:b/>
-          <w:sz w:val="21"/>
-        </w:rPr>
-        <w:t xml:space="preserve">Must]  </w:t>
-      </w:r>
-      <w:r>
-        <w:rPr>
-          <w:sz w:val="21"/>
-        </w:rPr>
-        <w:t>The</w:t>
-      </w:r>
-      <w:proofErr w:type="gramEnd"/>
-      <w:r>
-        <w:rPr>
-          <w:sz w:val="21"/>
-        </w:rPr>
-        <w:t xml:space="preserve"> system shall exclude retired or disposed assets from availability while retaining their history for authorized review and reporting.</w:t>
+        <w:t xml:space="preserve">FR-MAINT-006 [Must]  </w:t>
+      </w:r>
+      <w:r>
+        <w:rPr>
+          <w:sz w:val="21"/>
+        </w:rPr>
+        <w:t>The system shall exclude retired or disposed assets from availability while retaining their history for authorized review and reporting.</w:t>
       </w:r>
       <w:r>
         <w:rPr>
@@ -12522,28 +12041,13 @@
           <w:b/>
           <w:sz w:val="21"/>
         </w:rPr>
-        <w:t>FR-AI-CLASS-001 [</w:t>
-      </w:r>
-      <w:proofErr w:type="gramStart"/>
-      <w:r>
-        <w:rPr>
-          <w:b/>
-          <w:sz w:val="21"/>
-        </w:rPr>
-        <w:t xml:space="preserve">Must]  </w:t>
-      </w:r>
-      <w:r>
-        <w:rPr>
-          <w:sz w:val="21"/>
-        </w:rPr>
-        <w:t>The</w:t>
-      </w:r>
-      <w:proofErr w:type="gramEnd"/>
-      <w:r>
-        <w:rPr>
-          <w:sz w:val="21"/>
-        </w:rPr>
-        <w:t xml:space="preserve"> system shall analyze supplied asset titles, descriptions, specifications, images, and documents to recommend categories, subcategories, standardized tags and descriptions, and possible material types, and identify missing metadata.</w:t>
+        <w:t xml:space="preserve">FR-AI-CLASS-001 [Must]  </w:t>
+      </w:r>
+      <w:r>
+        <w:rPr>
+          <w:sz w:val="21"/>
+        </w:rPr>
+        <w:t>The system shall analyze supplied asset titles, descriptions, specifications, images, and documents to recommend categories, subcategories, standardized tags and descriptions, and possible material types, and identify missing metadata.</w:t>
       </w:r>
       <w:r>
         <w:rPr>
@@ -12568,28 +12072,13 @@
           <w:b/>
           <w:sz w:val="21"/>
         </w:rPr>
-        <w:t>FR-AI-CLASS-002 [</w:t>
-      </w:r>
-      <w:proofErr w:type="gramStart"/>
-      <w:r>
-        <w:rPr>
-          <w:b/>
-          <w:sz w:val="21"/>
-        </w:rPr>
-        <w:t xml:space="preserve">Must]  </w:t>
-      </w:r>
-      <w:r>
-        <w:rPr>
-          <w:sz w:val="21"/>
-        </w:rPr>
-        <w:t>The</w:t>
-      </w:r>
-      <w:proofErr w:type="gramEnd"/>
-      <w:r>
-        <w:rPr>
-          <w:sz w:val="21"/>
-        </w:rPr>
-        <w:t xml:space="preserve"> system shall allow authorized users to accept, correct, or reject suggested metadata within the registration or editing workflow, and shall not overwrite confirmed information without user acceptance.</w:t>
+        <w:t xml:space="preserve">FR-AI-CLASS-002 [Must]  </w:t>
+      </w:r>
+      <w:r>
+        <w:rPr>
+          <w:sz w:val="21"/>
+        </w:rPr>
+        <w:t>The system shall allow authorized users to accept, correct, or reject suggested metadata within the registration or editing workflow, and shall not overwrite confirmed information without user acceptance.</w:t>
       </w:r>
       <w:r>
         <w:rPr>
@@ -12602,21 +12091,7 @@
         <w:rPr>
           <w:sz w:val="21"/>
         </w:rPr>
-        <w:t xml:space="preserve">Rejecting a </w:t>
-      </w:r>
-      <w:proofErr w:type="gramStart"/>
-      <w:r>
-        <w:rPr>
-          <w:sz w:val="21"/>
-        </w:rPr>
-        <w:t>suggestion leaves</w:t>
-      </w:r>
-      <w:proofErr w:type="gramEnd"/>
-      <w:r>
-        <w:rPr>
-          <w:sz w:val="21"/>
-        </w:rPr>
-        <w:t xml:space="preserve"> confirmed metadata unchanged; the suggestion and review decision remain in the AI audit record.</w:t>
+        <w:t>Rejecting a suggestion leaves confirmed metadata unchanged; the suggestion and review decision remain in the AI audit record.</w:t>
       </w:r>
     </w:p>
     <w:p>
@@ -12628,28 +12103,13 @@
           <w:b/>
           <w:sz w:val="21"/>
         </w:rPr>
-        <w:t>FR-AI-CLASS-003 [</w:t>
-      </w:r>
-      <w:proofErr w:type="gramStart"/>
-      <w:r>
-        <w:rPr>
-          <w:b/>
-          <w:sz w:val="21"/>
-        </w:rPr>
-        <w:t xml:space="preserve">Must]  </w:t>
-      </w:r>
-      <w:r>
-        <w:rPr>
-          <w:sz w:val="21"/>
-        </w:rPr>
-        <w:t>The</w:t>
-      </w:r>
-      <w:proofErr w:type="gramEnd"/>
-      <w:r>
-        <w:rPr>
-          <w:sz w:val="21"/>
-        </w:rPr>
-        <w:t xml:space="preserve"> system shall identify uncertain or unsupported suggestions.</w:t>
+        <w:t xml:space="preserve">FR-AI-CLASS-003 [Must]  </w:t>
+      </w:r>
+      <w:r>
+        <w:rPr>
+          <w:sz w:val="21"/>
+        </w:rPr>
+        <w:t>The system shall identify uncertain or unsupported suggestions.</w:t>
       </w:r>
       <w:r>
         <w:rPr>
@@ -12674,28 +12134,13 @@
           <w:b/>
           <w:sz w:val="21"/>
         </w:rPr>
-        <w:t>FR-AI-CLASS-004 [</w:t>
-      </w:r>
-      <w:proofErr w:type="gramStart"/>
-      <w:r>
-        <w:rPr>
-          <w:b/>
-          <w:sz w:val="21"/>
-        </w:rPr>
-        <w:t xml:space="preserve">Must]  </w:t>
-      </w:r>
-      <w:r>
-        <w:rPr>
-          <w:sz w:val="21"/>
-        </w:rPr>
-        <w:t>If</w:t>
-      </w:r>
-      <w:proofErr w:type="gramEnd"/>
-      <w:r>
-        <w:rPr>
-          <w:sz w:val="21"/>
-        </w:rPr>
-        <w:t xml:space="preserve"> classification fails or cannot produce a usable suggestion, the system shall say that assistance is unavailable and allow manual entry without losing supplied information.</w:t>
+        <w:t xml:space="preserve">FR-AI-CLASS-004 [Must]  </w:t>
+      </w:r>
+      <w:r>
+        <w:rPr>
+          <w:sz w:val="21"/>
+        </w:rPr>
+        <w:t>If classification fails or cannot produce a usable suggestion, the system shall say that assistance is unavailable and allow manual entry without losing supplied information.</w:t>
       </w:r>
       <w:r>
         <w:rPr>
@@ -12793,28 +12238,13 @@
           <w:b/>
           <w:sz w:val="21"/>
         </w:rPr>
-        <w:t>FR-AI-MATCH-001 [</w:t>
-      </w:r>
-      <w:proofErr w:type="gramStart"/>
-      <w:r>
-        <w:rPr>
-          <w:b/>
-          <w:sz w:val="21"/>
-        </w:rPr>
-        <w:t xml:space="preserve">Must]  </w:t>
-      </w:r>
-      <w:r>
-        <w:rPr>
-          <w:sz w:val="21"/>
-        </w:rPr>
-        <w:t>The</w:t>
-      </w:r>
-      <w:proofErr w:type="gramEnd"/>
-      <w:r>
-        <w:rPr>
-          <w:sz w:val="21"/>
-        </w:rPr>
-        <w:t xml:space="preserve"> system shall match departmental requests with available listings using semantic meaning rather than relying only on identical keywords.</w:t>
+        <w:t xml:space="preserve">FR-AI-MATCH-001 [Must]  </w:t>
+      </w:r>
+      <w:r>
+        <w:rPr>
+          <w:sz w:val="21"/>
+        </w:rPr>
+        <w:t>The system shall match departmental requests with available listings using semantic meaning rather than relying only on identical keywords.</w:t>
       </w:r>
       <w:r>
         <w:rPr>
@@ -12839,28 +12269,13 @@
           <w:b/>
           <w:sz w:val="21"/>
         </w:rPr>
-        <w:t>FR-AI-MATCH-002 [</w:t>
-      </w:r>
-      <w:proofErr w:type="gramStart"/>
-      <w:r>
-        <w:rPr>
-          <w:b/>
-          <w:sz w:val="21"/>
-        </w:rPr>
-        <w:t xml:space="preserve">Must]  </w:t>
-      </w:r>
-      <w:r>
-        <w:rPr>
-          <w:sz w:val="21"/>
-        </w:rPr>
-        <w:t>Matching</w:t>
-      </w:r>
-      <w:proofErr w:type="gramEnd"/>
-      <w:r>
-        <w:rPr>
-          <w:sz w:val="21"/>
-        </w:rPr>
-        <w:t xml:space="preserve"> shall consider category compatibility, functional purpose, technical specifications, quantity, asset condition, requested condition, location, urgency, required date, transfer cost, and repair cost.</w:t>
+        <w:t xml:space="preserve">FR-AI-MATCH-002 [Must]  </w:t>
+      </w:r>
+      <w:r>
+        <w:rPr>
+          <w:sz w:val="21"/>
+        </w:rPr>
+        <w:t>Matching shall consider category compatibility, functional purpose, technical specifications, quantity, asset condition, requested condition, location, urgency, required date, transfer cost, and repair cost.</w:t>
       </w:r>
       <w:r>
         <w:rPr>
@@ -12897,28 +12312,13 @@
           <w:b/>
           <w:sz w:val="21"/>
         </w:rPr>
-        <w:t>FR-AI-MATCH-003 [</w:t>
-      </w:r>
-      <w:proofErr w:type="gramStart"/>
-      <w:r>
-        <w:rPr>
-          <w:b/>
-          <w:sz w:val="21"/>
-        </w:rPr>
-        <w:t xml:space="preserve">Must]  </w:t>
-      </w:r>
-      <w:r>
-        <w:rPr>
-          <w:sz w:val="21"/>
-        </w:rPr>
-        <w:t>The</w:t>
-      </w:r>
-      <w:proofErr w:type="gramEnd"/>
-      <w:r>
-        <w:rPr>
-          <w:sz w:val="21"/>
-        </w:rPr>
-        <w:t xml:space="preserve"> system shall generate a compatibility score for each recommended asset-request combination.</w:t>
+        <w:t xml:space="preserve">FR-AI-MATCH-003 [Must]  </w:t>
+      </w:r>
+      <w:r>
+        <w:rPr>
+          <w:sz w:val="21"/>
+        </w:rPr>
+        <w:t>The system shall generate a compatibility score for each recommended asset-request combination.</w:t>
       </w:r>
       <w:r>
         <w:rPr>
@@ -12943,28 +12343,13 @@
           <w:b/>
           <w:sz w:val="21"/>
         </w:rPr>
-        <w:t>FR-AI-MATCH-004 [</w:t>
-      </w:r>
-      <w:proofErr w:type="gramStart"/>
-      <w:r>
-        <w:rPr>
-          <w:b/>
-          <w:sz w:val="21"/>
-        </w:rPr>
-        <w:t xml:space="preserve">Must]  </w:t>
-      </w:r>
-      <w:r>
-        <w:rPr>
-          <w:sz w:val="21"/>
-        </w:rPr>
-        <w:t>The</w:t>
-      </w:r>
-      <w:proofErr w:type="gramEnd"/>
-      <w:r>
-        <w:rPr>
-          <w:sz w:val="21"/>
-        </w:rPr>
-        <w:t xml:space="preserve"> system shall rank suitable matches by functional suitability, urgency, transfer cost, repair requirements, waste-diversion benefit, and estimated carbon-emission reduction.</w:t>
+        <w:t xml:space="preserve">FR-AI-MATCH-004 [Must]  </w:t>
+      </w:r>
+      <w:r>
+        <w:rPr>
+          <w:sz w:val="21"/>
+        </w:rPr>
+        <w:t>The system shall rank suitable matches by functional suitability, urgency, transfer cost, repair requirements, waste-diversion benefit, and estimated carbon-emission reduction.</w:t>
       </w:r>
       <w:r>
         <w:rPr>
@@ -13001,28 +12386,13 @@
           <w:b/>
           <w:sz w:val="21"/>
         </w:rPr>
-        <w:t>FR-AI-MATCH-005 [</w:t>
-      </w:r>
-      <w:proofErr w:type="gramStart"/>
-      <w:r>
-        <w:rPr>
-          <w:b/>
-          <w:sz w:val="21"/>
-        </w:rPr>
-        <w:t xml:space="preserve">Must]  </w:t>
-      </w:r>
-      <w:r>
-        <w:rPr>
-          <w:sz w:val="21"/>
-        </w:rPr>
-        <w:t>Each</w:t>
-      </w:r>
-      <w:proofErr w:type="gramEnd"/>
-      <w:r>
-        <w:rPr>
-          <w:sz w:val="21"/>
-        </w:rPr>
-        <w:t xml:space="preserve"> recommendation shall include a readable explanation of the main factors that influenced it, including any uncertainty or missing information.</w:t>
+        <w:t xml:space="preserve">FR-AI-MATCH-005 [Must]  </w:t>
+      </w:r>
+      <w:r>
+        <w:rPr>
+          <w:sz w:val="21"/>
+        </w:rPr>
+        <w:t>Each recommendation shall include a readable explanation of the main factors that influenced it, including any uncertainty or missing information.</w:t>
       </w:r>
       <w:r>
         <w:rPr>
@@ -13047,28 +12417,13 @@
           <w:b/>
           <w:sz w:val="21"/>
         </w:rPr>
-        <w:t>FR-AI-MATCH-006 [</w:t>
-      </w:r>
-      <w:proofErr w:type="gramStart"/>
-      <w:r>
-        <w:rPr>
-          <w:b/>
-          <w:sz w:val="21"/>
-        </w:rPr>
-        <w:t xml:space="preserve">Must]  </w:t>
-      </w:r>
-      <w:r>
-        <w:rPr>
-          <w:sz w:val="21"/>
-        </w:rPr>
-        <w:t>Listings</w:t>
-      </w:r>
-      <w:proofErr w:type="gramEnd"/>
-      <w:r>
-        <w:rPr>
-          <w:sz w:val="21"/>
-        </w:rPr>
-        <w:t xml:space="preserve"> with a confirmed incompatibility with a mandatory requirement shall not be presented as fully suitable matches.</w:t>
+        <w:t xml:space="preserve">FR-AI-MATCH-006 [Must]  </w:t>
+      </w:r>
+      <w:r>
+        <w:rPr>
+          <w:sz w:val="21"/>
+        </w:rPr>
+        <w:t>Listings with a confirmed incompatibility with a mandatory requirement shall not be presented as fully suitable matches.</w:t>
       </w:r>
       <w:r>
         <w:rPr>
@@ -13105,28 +12460,13 @@
           <w:b/>
           <w:sz w:val="21"/>
         </w:rPr>
-        <w:t>FR-AI-MATCH-007 [</w:t>
-      </w:r>
-      <w:proofErr w:type="gramStart"/>
-      <w:r>
-        <w:rPr>
-          <w:b/>
-          <w:sz w:val="21"/>
-        </w:rPr>
-        <w:t xml:space="preserve">Must]  </w:t>
-      </w:r>
-      <w:r>
-        <w:rPr>
-          <w:sz w:val="21"/>
-        </w:rPr>
-        <w:t>Missing</w:t>
-      </w:r>
-      <w:proofErr w:type="gramEnd"/>
-      <w:r>
-        <w:rPr>
-          <w:sz w:val="21"/>
-        </w:rPr>
-        <w:t xml:space="preserve"> mandatory information shall be shown as uncertain and shall not be treated as a confirmed match.</w:t>
+        <w:t xml:space="preserve">FR-AI-MATCH-007 [Must]  </w:t>
+      </w:r>
+      <w:r>
+        <w:rPr>
+          <w:sz w:val="21"/>
+        </w:rPr>
+        <w:t>Missing mandatory information shall be shown as uncertain and shall not be treated as a confirmed match.</w:t>
       </w:r>
       <w:r>
         <w:rPr>
@@ -13152,28 +12492,13 @@
           <w:sz w:val="21"/>
         </w:rPr>
         <w:lastRenderedPageBreak/>
-        <w:t>FR-AI-MATCH-008 [</w:t>
-      </w:r>
-      <w:proofErr w:type="gramStart"/>
-      <w:r>
-        <w:rPr>
-          <w:b/>
-          <w:sz w:val="21"/>
-        </w:rPr>
-        <w:t xml:space="preserve">Must]  </w:t>
-      </w:r>
-      <w:r>
-        <w:rPr>
-          <w:sz w:val="21"/>
-        </w:rPr>
-        <w:t>The</w:t>
-      </w:r>
-      <w:proofErr w:type="gramEnd"/>
-      <w:r>
-        <w:rPr>
-          <w:sz w:val="21"/>
-        </w:rPr>
-        <w:t xml:space="preserve"> system shall allow users to accept or reject recommendations and retain the recommendation and the review outcome.</w:t>
+        <w:t xml:space="preserve">FR-AI-MATCH-008 [Must]  </w:t>
+      </w:r>
+      <w:r>
+        <w:rPr>
+          <w:sz w:val="21"/>
+        </w:rPr>
+        <w:t>The system shall allow users to accept or reject recommendations and retain the recommendation and the review outcome.</w:t>
       </w:r>
       <w:r>
         <w:rPr>
@@ -13198,28 +12523,13 @@
           <w:b/>
           <w:sz w:val="21"/>
         </w:rPr>
-        <w:t>FR-AI-MATCH-009 [</w:t>
-      </w:r>
-      <w:proofErr w:type="gramStart"/>
-      <w:r>
-        <w:rPr>
-          <w:b/>
-          <w:sz w:val="21"/>
-        </w:rPr>
-        <w:t xml:space="preserve">Must]  </w:t>
-      </w:r>
-      <w:r>
-        <w:rPr>
-          <w:sz w:val="21"/>
-        </w:rPr>
-        <w:t>Selecting</w:t>
-      </w:r>
-      <w:proofErr w:type="gramEnd"/>
-      <w:r>
-        <w:rPr>
-          <w:sz w:val="21"/>
-        </w:rPr>
-        <w:t xml:space="preserve"> a recommendation shall not bypass reservation, availability, or approval rules.</w:t>
+        <w:t xml:space="preserve">FR-AI-MATCH-009 [Must]  </w:t>
+      </w:r>
+      <w:r>
+        <w:rPr>
+          <w:sz w:val="21"/>
+        </w:rPr>
+        <w:t>Selecting a recommendation shall not bypass reservation, availability, or approval rules.</w:t>
       </w:r>
       <w:r>
         <w:rPr>
@@ -13244,28 +12554,13 @@
           <w:b/>
           <w:sz w:val="21"/>
         </w:rPr>
-        <w:t>FR-AI-MATCH-010 [</w:t>
-      </w:r>
-      <w:proofErr w:type="gramStart"/>
-      <w:r>
-        <w:rPr>
-          <w:b/>
-          <w:sz w:val="21"/>
-        </w:rPr>
-        <w:t xml:space="preserve">Must]  </w:t>
-      </w:r>
-      <w:r>
-        <w:rPr>
-          <w:sz w:val="21"/>
-        </w:rPr>
-        <w:t>If</w:t>
-      </w:r>
-      <w:proofErr w:type="gramEnd"/>
-      <w:r>
-        <w:rPr>
-          <w:sz w:val="21"/>
-        </w:rPr>
-        <w:t xml:space="preserve"> no suitable match is found or the matching service is unavailable, the system shall explain the outcome and allow conventional search without closing the request.</w:t>
+        <w:t xml:space="preserve">FR-AI-MATCH-010 [Must]  </w:t>
+      </w:r>
+      <w:r>
+        <w:rPr>
+          <w:sz w:val="21"/>
+        </w:rPr>
+        <w:t>If no suitable match is found or the matching service is unavailable, the system shall explain the outcome and allow conventional search without closing the request.</w:t>
       </w:r>
       <w:r>
         <w:rPr>
@@ -13290,28 +12585,13 @@
           <w:b/>
           <w:sz w:val="21"/>
         </w:rPr>
-        <w:t>FR-AI-MATCH-011 [</w:t>
-      </w:r>
-      <w:proofErr w:type="gramStart"/>
-      <w:r>
-        <w:rPr>
-          <w:b/>
-          <w:sz w:val="21"/>
-        </w:rPr>
-        <w:t xml:space="preserve">Must]  </w:t>
-      </w:r>
-      <w:r>
-        <w:rPr>
-          <w:sz w:val="21"/>
-        </w:rPr>
-        <w:t>The</w:t>
-      </w:r>
-      <w:proofErr w:type="gramEnd"/>
-      <w:r>
-        <w:rPr>
-          <w:sz w:val="21"/>
-        </w:rPr>
-        <w:t xml:space="preserve"> system shall notify requesters when a newly published listing matches an active request with unallocated outstanding need, including Reserved or Partially Fulfilled requests (Phase 1, Req. 53).</w:t>
+        <w:t xml:space="preserve">FR-AI-MATCH-011 [Must]  </w:t>
+      </w:r>
+      <w:r>
+        <w:rPr>
+          <w:sz w:val="21"/>
+        </w:rPr>
+        <w:t>The system shall notify requesters when a newly published listing matches an active request with unallocated outstanding need, including Reserved or Partially Fulfilled requests (Phase 1, Req. 53).</w:t>
       </w:r>
       <w:r>
         <w:rPr>
@@ -13421,28 +12701,13 @@
           <w:b/>
           <w:sz w:val="21"/>
         </w:rPr>
-        <w:t>FR-AI-SUST-001 [</w:t>
-      </w:r>
-      <w:proofErr w:type="gramStart"/>
-      <w:r>
-        <w:rPr>
-          <w:b/>
-          <w:sz w:val="21"/>
-        </w:rPr>
-        <w:t xml:space="preserve">Must]  </w:t>
-      </w:r>
-      <w:r>
-        <w:rPr>
-          <w:sz w:val="21"/>
-        </w:rPr>
-        <w:t>The</w:t>
-      </w:r>
-      <w:proofErr w:type="gramEnd"/>
-      <w:r>
-        <w:rPr>
-          <w:sz w:val="21"/>
-        </w:rPr>
-        <w:t xml:space="preserve"> system shall recommend retention, transfer, repair, refurbishment, donation, component recovery, recycling, or retirement, with disposal considered only as a final option.</w:t>
+        <w:t xml:space="preserve">FR-AI-SUST-001 [Must]  </w:t>
+      </w:r>
+      <w:r>
+        <w:rPr>
+          <w:sz w:val="21"/>
+        </w:rPr>
+        <w:t>The system shall recommend retention, transfer, repair, refurbishment, donation, component recovery, recycling, or retirement, with disposal considered only as a final option.</w:t>
       </w:r>
       <w:r>
         <w:rPr>
@@ -13467,28 +12732,13 @@
           <w:b/>
           <w:sz w:val="21"/>
         </w:rPr>
-        <w:t>FR-AI-SUST-002 [</w:t>
-      </w:r>
-      <w:proofErr w:type="gramStart"/>
-      <w:r>
-        <w:rPr>
-          <w:b/>
-          <w:sz w:val="21"/>
-        </w:rPr>
-        <w:t xml:space="preserve">Must]  </w:t>
-      </w:r>
-      <w:r>
-        <w:rPr>
-          <w:sz w:val="21"/>
-        </w:rPr>
-        <w:t>Recommendations</w:t>
-      </w:r>
-      <w:proofErr w:type="gramEnd"/>
-      <w:r>
-        <w:rPr>
-          <w:sz w:val="21"/>
-        </w:rPr>
-        <w:t xml:space="preserve"> shall consider recorded condition, maintenance history, departmental demand, transfer and repair costs, and potential financial and environmental benefits.</w:t>
+        <w:t xml:space="preserve">FR-AI-SUST-002 [Must]  </w:t>
+      </w:r>
+      <w:r>
+        <w:rPr>
+          <w:sz w:val="21"/>
+        </w:rPr>
+        <w:t>Recommendations shall consider recorded condition, maintenance history, departmental demand, transfer and repair costs, and potential financial and environmental benefits.</w:t>
       </w:r>
       <w:r>
         <w:rPr>
@@ -13525,28 +12775,13 @@
           <w:b/>
           <w:sz w:val="21"/>
         </w:rPr>
-        <w:t>FR-AI-SUST-003 [</w:t>
-      </w:r>
-      <w:proofErr w:type="gramStart"/>
-      <w:r>
-        <w:rPr>
-          <w:b/>
-          <w:sz w:val="21"/>
-        </w:rPr>
-        <w:t xml:space="preserve">Must]  </w:t>
-      </w:r>
-      <w:r>
-        <w:rPr>
-          <w:sz w:val="21"/>
-        </w:rPr>
-        <w:t>The</w:t>
-      </w:r>
-      <w:proofErr w:type="gramEnd"/>
-      <w:r>
-        <w:rPr>
-          <w:sz w:val="21"/>
-        </w:rPr>
-        <w:t xml:space="preserve"> system shall explain each recommendation, identifying supporting information, assumptions, and uncertainties. When essential information is missing, it shall indicate the need for further review instead of a definitive recommendation.</w:t>
+        <w:t xml:space="preserve">FR-AI-SUST-003 [Must]  </w:t>
+      </w:r>
+      <w:r>
+        <w:rPr>
+          <w:sz w:val="21"/>
+        </w:rPr>
+        <w:t>The system shall explain each recommendation, identifying supporting information, assumptions, and uncertainties. When essential information is missing, it shall indicate the need for further review instead of a definitive recommendation.</w:t>
       </w:r>
       <w:r>
         <w:rPr>
@@ -13571,28 +12806,13 @@
           <w:b/>
           <w:sz w:val="21"/>
         </w:rPr>
-        <w:t>FR-AI-SUST-004 [</w:t>
-      </w:r>
-      <w:proofErr w:type="gramStart"/>
-      <w:r>
-        <w:rPr>
-          <w:b/>
-          <w:sz w:val="21"/>
-        </w:rPr>
-        <w:t xml:space="preserve">Must]  </w:t>
-      </w:r>
-      <w:r>
-        <w:rPr>
-          <w:sz w:val="21"/>
-        </w:rPr>
-        <w:t>The</w:t>
-      </w:r>
-      <w:proofErr w:type="gramEnd"/>
-      <w:r>
-        <w:rPr>
-          <w:sz w:val="21"/>
-        </w:rPr>
-        <w:t xml:space="preserve"> system shall allow authorized users to accept, reject, or override a recommendation and record their decision and reason. Accepting a recommendation shall not execute the action or bypass its approvals.</w:t>
+        <w:t xml:space="preserve">FR-AI-SUST-004 [Must]  </w:t>
+      </w:r>
+      <w:r>
+        <w:rPr>
+          <w:sz w:val="21"/>
+        </w:rPr>
+        <w:t>The system shall allow authorized users to accept, reject, or override a recommendation and record their decision and reason. Accepting a recommendation shall not execute the action or bypass its approvals.</w:t>
       </w:r>
       <w:r>
         <w:rPr>
@@ -13691,28 +12911,13 @@
           <w:b/>
           <w:sz w:val="21"/>
         </w:rPr>
-        <w:t>FR-ASSIST-001 [</w:t>
-      </w:r>
-      <w:proofErr w:type="gramStart"/>
-      <w:r>
-        <w:rPr>
-          <w:b/>
-          <w:sz w:val="21"/>
-        </w:rPr>
-        <w:t xml:space="preserve">Must]  </w:t>
-      </w:r>
-      <w:r>
-        <w:rPr>
-          <w:sz w:val="21"/>
-        </w:rPr>
-        <w:t>The</w:t>
-      </w:r>
-      <w:proofErr w:type="gramEnd"/>
-      <w:r>
-        <w:rPr>
-          <w:sz w:val="21"/>
-        </w:rPr>
-        <w:t xml:space="preserve"> assistant shall support natural-language resource search, request preparation, questions about asset history and request status, policy guidance, sustainability information, and navigation to system functions.</w:t>
+        <w:t xml:space="preserve">FR-ASSIST-001 [Must]  </w:t>
+      </w:r>
+      <w:r>
+        <w:rPr>
+          <w:sz w:val="21"/>
+        </w:rPr>
+        <w:t>The assistant shall support natural-language resource search, request preparation, questions about asset history and request status, policy guidance, sustainability information, and navigation to system functions.</w:t>
       </w:r>
       <w:r>
         <w:rPr>
@@ -13737,28 +12942,13 @@
           <w:b/>
           <w:sz w:val="21"/>
         </w:rPr>
-        <w:t>FR-ASSIST-002 [</w:t>
-      </w:r>
-      <w:proofErr w:type="gramStart"/>
-      <w:r>
-        <w:rPr>
-          <w:b/>
-          <w:sz w:val="21"/>
-        </w:rPr>
-        <w:t xml:space="preserve">Must]  </w:t>
-      </w:r>
-      <w:r>
-        <w:rPr>
-          <w:sz w:val="21"/>
-        </w:rPr>
-        <w:t>When</w:t>
-      </w:r>
-      <w:proofErr w:type="gramEnd"/>
-      <w:r>
-        <w:rPr>
-          <w:sz w:val="21"/>
-        </w:rPr>
-        <w:t xml:space="preserve"> preparing a request, the assistant shall let the user review and correct the interpreted details before submission through the standard request workflow.</w:t>
+        <w:t xml:space="preserve">FR-ASSIST-002 [Must]  </w:t>
+      </w:r>
+      <w:r>
+        <w:rPr>
+          <w:sz w:val="21"/>
+        </w:rPr>
+        <w:t>When preparing a request, the assistant shall let the user review and correct the interpreted details before submission through the standard request workflow.</w:t>
       </w:r>
       <w:r>
         <w:rPr>
@@ -13783,42 +12973,13 @@
           <w:b/>
           <w:sz w:val="21"/>
         </w:rPr>
-        <w:t>FR-ASSIST-003 [</w:t>
-      </w:r>
-      <w:proofErr w:type="gramStart"/>
-      <w:r>
-        <w:rPr>
-          <w:b/>
-          <w:sz w:val="21"/>
-        </w:rPr>
-        <w:t xml:space="preserve">Must]  </w:t>
-      </w:r>
-      <w:r>
-        <w:rPr>
-          <w:sz w:val="21"/>
-        </w:rPr>
-        <w:t>The</w:t>
-      </w:r>
-      <w:proofErr w:type="gramEnd"/>
-      <w:r>
-        <w:rPr>
-          <w:sz w:val="21"/>
-        </w:rPr>
-        <w:t xml:space="preserve"> assistant shall base factual answers on records accessible to the user and policy information supplied to the </w:t>
-      </w:r>
-      <w:proofErr w:type="gramStart"/>
-      <w:r>
-        <w:rPr>
-          <w:sz w:val="21"/>
-        </w:rPr>
-        <w:t>system, and</w:t>
-      </w:r>
-      <w:proofErr w:type="gramEnd"/>
-      <w:r>
-        <w:rPr>
-          <w:sz w:val="21"/>
-        </w:rPr>
-        <w:t xml:space="preserve"> shall say when information is unavailable or insufficient.</w:t>
+        <w:t xml:space="preserve">FR-ASSIST-003 [Must]  </w:t>
+      </w:r>
+      <w:r>
+        <w:rPr>
+          <w:sz w:val="21"/>
+        </w:rPr>
+        <w:t>The assistant shall base factual answers on records accessible to the user and policy information supplied to the system, and shall say when information is unavailable or insufficient.</w:t>
       </w:r>
       <w:r>
         <w:rPr>
@@ -13843,28 +13004,13 @@
           <w:b/>
           <w:sz w:val="21"/>
         </w:rPr>
-        <w:t>FR-ASSIST-004 [</w:t>
-      </w:r>
-      <w:proofErr w:type="gramStart"/>
-      <w:r>
-        <w:rPr>
-          <w:b/>
-          <w:sz w:val="21"/>
-        </w:rPr>
-        <w:t xml:space="preserve">Must]  </w:t>
-      </w:r>
-      <w:r>
-        <w:rPr>
-          <w:sz w:val="21"/>
-        </w:rPr>
-        <w:t>The</w:t>
-      </w:r>
-      <w:proofErr w:type="gramEnd"/>
-      <w:r>
-        <w:rPr>
-          <w:sz w:val="21"/>
-        </w:rPr>
-        <w:t xml:space="preserve"> assistant shall not approve, reserve, transfer, or dispose of assets; such actions shall remain in the normal workflows (BR-002).</w:t>
+        <w:t xml:space="preserve">FR-ASSIST-004 [Must]  </w:t>
+      </w:r>
+      <w:r>
+        <w:rPr>
+          <w:sz w:val="21"/>
+        </w:rPr>
+        <w:t>The assistant shall not approve, reserve, transfer, or dispose of assets; such actions shall remain in the normal workflows (BR-002).</w:t>
       </w:r>
       <w:r>
         <w:rPr>
@@ -13889,28 +13035,13 @@
           <w:b/>
           <w:sz w:val="21"/>
         </w:rPr>
-        <w:t>FR-ASSIST-005 [</w:t>
-      </w:r>
-      <w:proofErr w:type="gramStart"/>
-      <w:r>
-        <w:rPr>
-          <w:b/>
-          <w:sz w:val="21"/>
-        </w:rPr>
-        <w:t xml:space="preserve">Must]  </w:t>
-      </w:r>
-      <w:r>
-        <w:rPr>
-          <w:sz w:val="21"/>
-        </w:rPr>
-        <w:t>If</w:t>
-      </w:r>
-      <w:proofErr w:type="gramEnd"/>
-      <w:r>
-        <w:rPr>
-          <w:sz w:val="21"/>
-        </w:rPr>
-        <w:t xml:space="preserve"> the assistant is unavailable or cannot complete a task, the system shall allow the user to continue through conventional search, forms, and status pages.</w:t>
+        <w:t xml:space="preserve">FR-ASSIST-005 [Must]  </w:t>
+      </w:r>
+      <w:r>
+        <w:rPr>
+          <w:sz w:val="21"/>
+        </w:rPr>
+        <w:t>If the assistant is unavailable or cannot complete a task, the system shall allow the user to continue through conventional search, forms, and status pages.</w:t>
       </w:r>
       <w:r>
         <w:rPr>
@@ -14008,28 +13139,13 @@
           <w:b/>
           <w:sz w:val="21"/>
         </w:rPr>
-        <w:t>FR-REPORT-001 [</w:t>
-      </w:r>
-      <w:proofErr w:type="gramStart"/>
-      <w:r>
-        <w:rPr>
-          <w:b/>
-          <w:sz w:val="21"/>
-        </w:rPr>
-        <w:t xml:space="preserve">Must]  </w:t>
-      </w:r>
-      <w:r>
-        <w:rPr>
-          <w:sz w:val="21"/>
-        </w:rPr>
-        <w:t>The</w:t>
-      </w:r>
-      <w:proofErr w:type="gramEnd"/>
-      <w:r>
-        <w:rPr>
-          <w:sz w:val="21"/>
-        </w:rPr>
-        <w:t xml:space="preserve"> system shall provide operational reports on available assets, outstanding requests, reservations, completed transfers, maintenance activity, ownership changes, and approvals, filterable by department, category, and reporting period.</w:t>
+        <w:t xml:space="preserve">FR-REPORT-001 [Must]  </w:t>
+      </w:r>
+      <w:r>
+        <w:rPr>
+          <w:sz w:val="21"/>
+        </w:rPr>
+        <w:t>The system shall provide operational reports on available assets, outstanding requests, reservations, completed transfers, maintenance activity, ownership changes, and approvals, filterable by department, category, and reporting period.</w:t>
       </w:r>
       <w:r>
         <w:rPr>
@@ -14054,28 +13170,13 @@
           <w:b/>
           <w:sz w:val="21"/>
         </w:rPr>
-        <w:t>FR-REPORT-002 [</w:t>
-      </w:r>
-      <w:proofErr w:type="gramStart"/>
-      <w:r>
-        <w:rPr>
-          <w:b/>
-          <w:sz w:val="21"/>
-        </w:rPr>
-        <w:t xml:space="preserve">Must]  </w:t>
-      </w:r>
-      <w:r>
-        <w:rPr>
-          <w:sz w:val="21"/>
-        </w:rPr>
-        <w:t>Reports</w:t>
-      </w:r>
-      <w:proofErr w:type="gramEnd"/>
-      <w:r>
-        <w:rPr>
-          <w:sz w:val="21"/>
-        </w:rPr>
-        <w:t xml:space="preserve"> shall distinguish completed activities from pending or </w:t>
+        <w:t xml:space="preserve">FR-REPORT-002 [Must]  </w:t>
+      </w:r>
+      <w:r>
+        <w:rPr>
+          <w:sz w:val="21"/>
+        </w:rPr>
+        <w:t xml:space="preserve">Reports shall distinguish completed activities from pending or </w:t>
       </w:r>
       <w:r>
         <w:rPr>
@@ -14118,28 +13219,13 @@
           <w:b/>
           <w:sz w:val="21"/>
         </w:rPr>
-        <w:t>FR-REPORT-003 [</w:t>
-      </w:r>
-      <w:proofErr w:type="gramStart"/>
-      <w:r>
-        <w:rPr>
-          <w:b/>
-          <w:sz w:val="21"/>
-        </w:rPr>
-        <w:t xml:space="preserve">Must]  </w:t>
-      </w:r>
-      <w:r>
-        <w:rPr>
-          <w:sz w:val="21"/>
-        </w:rPr>
-        <w:t>The</w:t>
-      </w:r>
-      <w:proofErr w:type="gramEnd"/>
-      <w:r>
-        <w:rPr>
-          <w:sz w:val="21"/>
-        </w:rPr>
-        <w:t xml:space="preserve"> system shall display the sustainability indicators defined in Section 6.2 by department, category, and reporting period.</w:t>
+        <w:t xml:space="preserve">FR-REPORT-003 [Must]  </w:t>
+      </w:r>
+      <w:r>
+        <w:rPr>
+          <w:sz w:val="21"/>
+        </w:rPr>
+        <w:t>The system shall display the sustainability indicators defined in Section 6.2 by department, category, and reporting period.</w:t>
       </w:r>
       <w:r>
         <w:rPr>
@@ -14164,28 +13250,13 @@
           <w:b/>
           <w:sz w:val="21"/>
         </w:rPr>
-        <w:t>FR-REPORT-004 [</w:t>
-      </w:r>
-      <w:proofErr w:type="gramStart"/>
-      <w:r>
-        <w:rPr>
-          <w:b/>
-          <w:sz w:val="21"/>
-        </w:rPr>
-        <w:t xml:space="preserve">Must]  </w:t>
-      </w:r>
-      <w:r>
-        <w:rPr>
-          <w:sz w:val="21"/>
-        </w:rPr>
-        <w:t>The</w:t>
-      </w:r>
-      <w:proofErr w:type="gramEnd"/>
-      <w:r>
-        <w:rPr>
-          <w:sz w:val="21"/>
-        </w:rPr>
-        <w:t xml:space="preserve"> system shall generate AI-assisted summaries of asset utilization, reuse activity, maintenance trends, departmental demand, estimated savings, and sustainability outcomes.</w:t>
+        <w:t xml:space="preserve">FR-REPORT-004 [Must]  </w:t>
+      </w:r>
+      <w:r>
+        <w:rPr>
+          <w:sz w:val="21"/>
+        </w:rPr>
+        <w:t>The system shall generate AI-assisted summaries of asset utilization, reuse activity, maintenance trends, departmental demand, estimated savings, and sustainability outcomes.</w:t>
       </w:r>
       <w:r>
         <w:rPr>
@@ -14210,28 +13281,13 @@
           <w:b/>
           <w:sz w:val="21"/>
         </w:rPr>
-        <w:t>FR-REPORT-005 [</w:t>
-      </w:r>
-      <w:proofErr w:type="gramStart"/>
-      <w:r>
-        <w:rPr>
-          <w:b/>
-          <w:sz w:val="21"/>
-        </w:rPr>
-        <w:t xml:space="preserve">Must]  </w:t>
-      </w:r>
-      <w:r>
-        <w:rPr>
-          <w:sz w:val="21"/>
-        </w:rPr>
-        <w:t>Numerical</w:t>
-      </w:r>
-      <w:proofErr w:type="gramEnd"/>
-      <w:r>
-        <w:rPr>
-          <w:sz w:val="21"/>
-        </w:rPr>
-        <w:t xml:space="preserve"> values in AI-generated reports shall agree with the underlying calculations. Reports shall identify their reporting period, data basis, and model version, and distinguish recorded outcomes from estimates.</w:t>
+        <w:t xml:space="preserve">FR-REPORT-005 [Must]  </w:t>
+      </w:r>
+      <w:r>
+        <w:rPr>
+          <w:sz w:val="21"/>
+        </w:rPr>
+        <w:t>Numerical values in AI-generated reports shall agree with the underlying calculations. Reports shall identify their reporting period, data basis, and model version, and distinguish recorded outcomes from estimates.</w:t>
       </w:r>
       <w:r>
         <w:rPr>
@@ -14256,28 +13312,13 @@
           <w:b/>
           <w:sz w:val="21"/>
         </w:rPr>
-        <w:t>FR-REPORT-006 [</w:t>
-      </w:r>
-      <w:proofErr w:type="gramStart"/>
-      <w:r>
-        <w:rPr>
-          <w:b/>
-          <w:sz w:val="21"/>
-        </w:rPr>
-        <w:t xml:space="preserve">Must]  </w:t>
-      </w:r>
-      <w:r>
-        <w:rPr>
-          <w:sz w:val="21"/>
-        </w:rPr>
-        <w:t>The</w:t>
-      </w:r>
-      <w:proofErr w:type="gramEnd"/>
-      <w:r>
-        <w:rPr>
-          <w:sz w:val="21"/>
-        </w:rPr>
-        <w:t xml:space="preserve"> system shall provide in-application notifications about new matches, pending approvals, request and reservation status changes, transfer arrangements, ownership changes, and maintenance updates.</w:t>
+        <w:t xml:space="preserve">FR-REPORT-006 [Must]  </w:t>
+      </w:r>
+      <w:r>
+        <w:rPr>
+          <w:sz w:val="21"/>
+        </w:rPr>
+        <w:t>The system shall provide in-application notifications about new matches, pending approvals, request and reservation status changes, transfer arrangements, ownership changes, and maintenance updates.</w:t>
       </w:r>
       <w:r>
         <w:rPr>
@@ -14303,28 +13344,13 @@
           <w:sz w:val="21"/>
         </w:rPr>
         <w:lastRenderedPageBreak/>
-        <w:t>FR-REPORT-007 [</w:t>
-      </w:r>
-      <w:proofErr w:type="gramStart"/>
-      <w:r>
-        <w:rPr>
-          <w:b/>
-          <w:sz w:val="21"/>
-        </w:rPr>
-        <w:t xml:space="preserve">Must]  </w:t>
-      </w:r>
-      <w:r>
-        <w:rPr>
-          <w:sz w:val="21"/>
-        </w:rPr>
-        <w:t>Each</w:t>
-      </w:r>
-      <w:proofErr w:type="gramEnd"/>
-      <w:r>
-        <w:rPr>
-          <w:sz w:val="21"/>
-        </w:rPr>
-        <w:t xml:space="preserve"> notification shall identify the event, the related asset or request, and any required action, and link to the corresponding record or permitted workflow step.</w:t>
+        <w:t xml:space="preserve">FR-REPORT-007 [Must]  </w:t>
+      </w:r>
+      <w:r>
+        <w:rPr>
+          <w:sz w:val="21"/>
+        </w:rPr>
+        <w:t>Each notification shall identify the event, the related asset or request, and any required action, and link to the corresponding record or permitted workflow step.</w:t>
       </w:r>
       <w:r>
         <w:rPr>
@@ -14349,28 +13375,13 @@
           <w:b/>
           <w:sz w:val="21"/>
         </w:rPr>
-        <w:t>FR-REPORT-008 [</w:t>
-      </w:r>
-      <w:proofErr w:type="gramStart"/>
-      <w:r>
-        <w:rPr>
-          <w:b/>
-          <w:sz w:val="21"/>
-        </w:rPr>
-        <w:t xml:space="preserve">Must]  </w:t>
-      </w:r>
-      <w:r>
-        <w:rPr>
-          <w:sz w:val="21"/>
-        </w:rPr>
-        <w:t>Notification</w:t>
-      </w:r>
-      <w:proofErr w:type="gramEnd"/>
-      <w:r>
-        <w:rPr>
-          <w:sz w:val="21"/>
-        </w:rPr>
-        <w:t xml:space="preserve"> visibility shall respect the recipient’s permissions, and failure to deliver a notification shall not alter the underlying record.</w:t>
+        <w:t xml:space="preserve">FR-REPORT-008 [Must]  </w:t>
+      </w:r>
+      <w:r>
+        <w:rPr>
+          <w:sz w:val="21"/>
+        </w:rPr>
+        <w:t>Notification visibility shall respect the recipient’s permissions, and failure to deliver a notification shall not alter the underlying record.</w:t>
       </w:r>
       <w:r>
         <w:rPr>
@@ -14395,28 +13406,13 @@
           <w:b/>
           <w:sz w:val="21"/>
         </w:rPr>
-        <w:t>FR-REPORT-009 [</w:t>
-      </w:r>
-      <w:proofErr w:type="gramStart"/>
-      <w:r>
-        <w:rPr>
-          <w:b/>
-          <w:sz w:val="21"/>
-        </w:rPr>
-        <w:t xml:space="preserve">Must]  </w:t>
-      </w:r>
-      <w:r>
-        <w:rPr>
-          <w:sz w:val="21"/>
-        </w:rPr>
-        <w:t>The</w:t>
-      </w:r>
-      <w:proofErr w:type="gramEnd"/>
-      <w:r>
-        <w:rPr>
-          <w:sz w:val="21"/>
-        </w:rPr>
-        <w:t xml:space="preserve"> system shall maintain an audit trail of approvals, ownership and custody changes, and decisions on AI recommendations, which authorized users can review.</w:t>
+        <w:t xml:space="preserve">FR-REPORT-009 [Must]  </w:t>
+      </w:r>
+      <w:r>
+        <w:rPr>
+          <w:sz w:val="21"/>
+        </w:rPr>
+        <w:t>The system shall maintain an audit trail of approvals, ownership and custody changes, and decisions on AI recommendations, which authorized users can review.</w:t>
       </w:r>
       <w:r>
         <w:rPr>
@@ -14465,28 +13461,13 @@
           <w:b/>
           <w:sz w:val="21"/>
         </w:rPr>
-        <w:t>NFR-PERF-</w:t>
-      </w:r>
-      <w:proofErr w:type="gramStart"/>
-      <w:r>
-        <w:rPr>
-          <w:b/>
-          <w:sz w:val="21"/>
-        </w:rPr>
-        <w:t xml:space="preserve">001  </w:t>
-      </w:r>
-      <w:r>
-        <w:rPr>
-          <w:sz w:val="21"/>
-        </w:rPr>
-        <w:t>Ordinary</w:t>
-      </w:r>
-      <w:proofErr w:type="gramEnd"/>
-      <w:r>
-        <w:rPr>
-          <w:sz w:val="21"/>
-        </w:rPr>
-        <w:t xml:space="preserve"> filtered searches shall complete within 2 seconds for at least 95% of measured requests with five simultaneous user sessions (Phase 1, Req. 56). The test shall declare dataset size, query mix, network, browser and hosting environment; the Phase 2 planning dataset is approximately 5,000 asset records, including 500 published listings.</w:t>
+        <w:t xml:space="preserve">NFR-PERF-001  </w:t>
+      </w:r>
+      <w:r>
+        <w:rPr>
+          <w:sz w:val="21"/>
+        </w:rPr>
+        <w:t>Ordinary filtered searches shall complete within 2 seconds for at least 95% of measured requests with five simultaneous user sessions (Phase 1, Req. 56). The test shall declare dataset size, query mix, network, browser and hosting environment; the Phase 2 planning dataset is approximately 5,000 asset records, including 500 published listings.</w:t>
       </w:r>
       <w:r>
         <w:rPr>
@@ -14511,28 +13492,13 @@
           <w:b/>
           <w:sz w:val="21"/>
         </w:rPr>
-        <w:t>NFR-PERF-</w:t>
-      </w:r>
-      <w:proofErr w:type="gramStart"/>
-      <w:r>
-        <w:rPr>
-          <w:b/>
-          <w:sz w:val="21"/>
-        </w:rPr>
-        <w:t xml:space="preserve">002  </w:t>
-      </w:r>
-      <w:r>
-        <w:rPr>
-          <w:sz w:val="21"/>
-        </w:rPr>
-        <w:t>Longer</w:t>
-      </w:r>
-      <w:proofErr w:type="gramEnd"/>
-      <w:r>
-        <w:rPr>
-          <w:sz w:val="21"/>
-        </w:rPr>
-        <w:t xml:space="preserve"> AI operations shall display a processing status while the user waits (Phase 1, Req. 61). Target: Status shown for every AI operation that is not immediate.</w:t>
+        <w:t xml:space="preserve">NFR-PERF-002  </w:t>
+      </w:r>
+      <w:r>
+        <w:rPr>
+          <w:sz w:val="21"/>
+        </w:rPr>
+        <w:t>Longer AI operations shall display a processing status while the user waits (Phase 1, Req. 61). Target: Status shown for every AI operation that is not immediate.</w:t>
       </w:r>
       <w:r>
         <w:rPr>
@@ -14557,28 +13523,13 @@
           <w:b/>
           <w:sz w:val="21"/>
         </w:rPr>
-        <w:t>NFR-PERF-</w:t>
-      </w:r>
-      <w:proofErr w:type="gramStart"/>
-      <w:r>
-        <w:rPr>
-          <w:b/>
-          <w:sz w:val="21"/>
-        </w:rPr>
-        <w:t xml:space="preserve">003  </w:t>
-      </w:r>
-      <w:r>
-        <w:rPr>
-          <w:sz w:val="21"/>
-        </w:rPr>
-        <w:t>Response</w:t>
-      </w:r>
-      <w:proofErr w:type="gramEnd"/>
-      <w:r>
-        <w:rPr>
-          <w:sz w:val="21"/>
-        </w:rPr>
-        <w:t>-time targets for AI-assisted operations shall be set after prototype technical checks; see TBD-005.</w:t>
+        <w:t xml:space="preserve">NFR-PERF-003  </w:t>
+      </w:r>
+      <w:r>
+        <w:rPr>
+          <w:sz w:val="21"/>
+        </w:rPr>
+        <w:t>Response-time targets for AI-assisted operations shall be set after prototype technical checks; see TBD-005.</w:t>
       </w:r>
       <w:r>
         <w:rPr>
@@ -14615,28 +13566,13 @@
           <w:b/>
           <w:sz w:val="21"/>
         </w:rPr>
-        <w:t>NFR-SAFE-</w:t>
-      </w:r>
-      <w:proofErr w:type="gramStart"/>
-      <w:r>
-        <w:rPr>
-          <w:b/>
-          <w:sz w:val="21"/>
-        </w:rPr>
-        <w:t xml:space="preserve">001  </w:t>
-      </w:r>
-      <w:r>
-        <w:rPr>
-          <w:sz w:val="21"/>
-        </w:rPr>
-        <w:t>The</w:t>
-      </w:r>
-      <w:proofErr w:type="gramEnd"/>
-      <w:r>
-        <w:rPr>
-          <w:sz w:val="21"/>
-        </w:rPr>
-        <w:t xml:space="preserve"> system shall not automatically authorize physical transfers, disposal, or recycling.</w:t>
+        <w:t xml:space="preserve">NFR-SAFE-001  </w:t>
+      </w:r>
+      <w:r>
+        <w:rPr>
+          <w:sz w:val="21"/>
+        </w:rPr>
+        <w:t>The system shall not automatically authorize physical transfers, disposal, or recycling.</w:t>
       </w:r>
       <w:r>
         <w:rPr>
@@ -14661,28 +13597,13 @@
           <w:b/>
           <w:sz w:val="21"/>
         </w:rPr>
-        <w:t>NFR-SAFE-</w:t>
-      </w:r>
-      <w:proofErr w:type="gramStart"/>
-      <w:r>
-        <w:rPr>
-          <w:b/>
-          <w:sz w:val="21"/>
-        </w:rPr>
-        <w:t xml:space="preserve">002  </w:t>
-      </w:r>
-      <w:r>
-        <w:rPr>
-          <w:sz w:val="21"/>
-        </w:rPr>
-        <w:t>Tests</w:t>
-      </w:r>
-      <w:proofErr w:type="gramEnd"/>
-      <w:r>
-        <w:rPr>
-          <w:sz w:val="21"/>
-        </w:rPr>
-        <w:t xml:space="preserve"> involving assets recorded as unfit or incompatible with mandatory requirements shall confirm that ordinary-use reservation or release is prevented. AI assistance shall not bypass these checks (Phase 1, Req. 57).</w:t>
+        <w:t xml:space="preserve">NFR-SAFE-002  </w:t>
+      </w:r>
+      <w:r>
+        <w:rPr>
+          <w:sz w:val="21"/>
+        </w:rPr>
+        <w:t>Tests involving assets recorded as unfit or incompatible with mandatory requirements shall confirm that ordinary-use reservation or release is prevented. AI assistance shall not bypass these checks (Phase 1, Req. 57).</w:t>
       </w:r>
       <w:r>
         <w:rPr>
@@ -14719,28 +13640,13 @@
           <w:b/>
           <w:sz w:val="21"/>
         </w:rPr>
-        <w:t>NFR-SEC-</w:t>
-      </w:r>
-      <w:proofErr w:type="gramStart"/>
-      <w:r>
-        <w:rPr>
-          <w:b/>
-          <w:sz w:val="21"/>
-        </w:rPr>
-        <w:t xml:space="preserve">001  </w:t>
-      </w:r>
-      <w:r>
-        <w:rPr>
-          <w:sz w:val="21"/>
-        </w:rPr>
-        <w:t>The</w:t>
-      </w:r>
-      <w:proofErr w:type="gramEnd"/>
-      <w:r>
-        <w:rPr>
-          <w:sz w:val="21"/>
-        </w:rPr>
-        <w:t xml:space="preserve"> system shall enforce role-based authorization for every protected request, including direct access attempts and assistant interactions (Phase 1, Req. 58).</w:t>
+        <w:t xml:space="preserve">NFR-SEC-001  </w:t>
+      </w:r>
+      <w:r>
+        <w:rPr>
+          <w:sz w:val="21"/>
+        </w:rPr>
+        <w:t>The system shall enforce role-based authorization for every protected request, including direct access attempts and assistant interactions (Phase 1, Req. 58).</w:t>
       </w:r>
       <w:r>
         <w:rPr>
@@ -14765,28 +13671,13 @@
           <w:b/>
           <w:sz w:val="21"/>
         </w:rPr>
-        <w:t>NFR-SEC-</w:t>
-      </w:r>
-      <w:proofErr w:type="gramStart"/>
-      <w:r>
-        <w:rPr>
-          <w:b/>
-          <w:sz w:val="21"/>
-        </w:rPr>
-        <w:t xml:space="preserve">002  </w:t>
-      </w:r>
-      <w:r>
-        <w:rPr>
-          <w:sz w:val="21"/>
-        </w:rPr>
-        <w:t>Passwords</w:t>
-      </w:r>
-      <w:proofErr w:type="gramEnd"/>
-      <w:r>
-        <w:rPr>
-          <w:sz w:val="21"/>
-        </w:rPr>
-        <w:t xml:space="preserve"> shall not be stored in plaintext, and network access shall use encrypted connections (Phase 1, Req. 59).</w:t>
+        <w:t xml:space="preserve">NFR-SEC-002  </w:t>
+      </w:r>
+      <w:r>
+        <w:rPr>
+          <w:sz w:val="21"/>
+        </w:rPr>
+        <w:t>Passwords shall not be stored in plaintext, and network access shall use encrypted connections (Phase 1, Req. 59).</w:t>
       </w:r>
       <w:r>
         <w:rPr>
@@ -14811,28 +13702,13 @@
           <w:b/>
           <w:sz w:val="21"/>
         </w:rPr>
-        <w:t>NFR-SEC-</w:t>
-      </w:r>
-      <w:proofErr w:type="gramStart"/>
-      <w:r>
-        <w:rPr>
-          <w:b/>
-          <w:sz w:val="21"/>
-        </w:rPr>
-        <w:t xml:space="preserve">003  </w:t>
-      </w:r>
-      <w:r>
-        <w:rPr>
-          <w:sz w:val="21"/>
-        </w:rPr>
-        <w:t>Credentials</w:t>
-      </w:r>
-      <w:proofErr w:type="gramEnd"/>
-      <w:r>
-        <w:rPr>
-          <w:sz w:val="21"/>
-        </w:rPr>
-        <w:t xml:space="preserve"> and sensitive configuration shall be excluded from the shared source repository and shall not be exposed to users’ browsers (Phase 1, Req. 59; Phase 2, Section 4.1).</w:t>
+        <w:t xml:space="preserve">NFR-SEC-003  </w:t>
+      </w:r>
+      <w:r>
+        <w:rPr>
+          <w:sz w:val="21"/>
+        </w:rPr>
+        <w:t>Credentials and sensitive configuration shall be excluded from the shared source repository and shall not be exposed to users’ browsers (Phase 1, Req. 59; Phase 2, Section 4.1).</w:t>
       </w:r>
       <w:r>
         <w:rPr>
@@ -14857,28 +13733,13 @@
           <w:b/>
           <w:sz w:val="21"/>
         </w:rPr>
-        <w:t>NFR-SEC-</w:t>
-      </w:r>
-      <w:proofErr w:type="gramStart"/>
-      <w:r>
-        <w:rPr>
-          <w:b/>
-          <w:sz w:val="21"/>
-        </w:rPr>
-        <w:t xml:space="preserve">004  </w:t>
-      </w:r>
-      <w:r>
-        <w:rPr>
-          <w:sz w:val="21"/>
-        </w:rPr>
-        <w:t>Access</w:t>
-      </w:r>
-      <w:proofErr w:type="gramEnd"/>
-      <w:r>
-        <w:rPr>
-          <w:sz w:val="21"/>
-        </w:rPr>
-        <w:t xml:space="preserve"> to financial and operational information shall be limited to roles authorized for it (project description; Section 2.3).</w:t>
+        <w:t xml:space="preserve">NFR-SEC-004  </w:t>
+      </w:r>
+      <w:r>
+        <w:rPr>
+          <w:sz w:val="21"/>
+        </w:rPr>
+        <w:t>Access to financial and operational information shall be limited to roles authorized for it (project description; Section 2.3).</w:t>
       </w:r>
       <w:r>
         <w:rPr>
@@ -14903,28 +13764,13 @@
           <w:b/>
           <w:sz w:val="21"/>
         </w:rPr>
-        <w:t>NFR-PRIV-</w:t>
-      </w:r>
-      <w:proofErr w:type="gramStart"/>
-      <w:r>
-        <w:rPr>
-          <w:b/>
-          <w:sz w:val="21"/>
-        </w:rPr>
-        <w:t xml:space="preserve">001  </w:t>
-      </w:r>
-      <w:r>
-        <w:rPr>
-          <w:sz w:val="21"/>
-        </w:rPr>
-        <w:t>The</w:t>
-      </w:r>
-      <w:proofErr w:type="gramEnd"/>
-      <w:r>
-        <w:rPr>
-          <w:sz w:val="21"/>
-        </w:rPr>
-        <w:t xml:space="preserve"> system shall not send confidential data to an AI service without authorization.</w:t>
+        <w:t xml:space="preserve">NFR-PRIV-001  </w:t>
+      </w:r>
+      <w:r>
+        <w:rPr>
+          <w:sz w:val="21"/>
+        </w:rPr>
+        <w:t>The system shall not send confidential data to an AI service without authorization.</w:t>
       </w:r>
       <w:r>
         <w:rPr>
@@ -14949,28 +13795,13 @@
           <w:b/>
           <w:sz w:val="21"/>
         </w:rPr>
-        <w:t>NFR-PRIV-</w:t>
-      </w:r>
-      <w:proofErr w:type="gramStart"/>
-      <w:r>
-        <w:rPr>
-          <w:b/>
-          <w:sz w:val="21"/>
-        </w:rPr>
-        <w:t xml:space="preserve">002  </w:t>
-      </w:r>
-      <w:r>
-        <w:rPr>
-          <w:sz w:val="21"/>
-        </w:rPr>
-        <w:t>Only</w:t>
-      </w:r>
-      <w:proofErr w:type="gramEnd"/>
-      <w:r>
-        <w:rPr>
-          <w:sz w:val="21"/>
-        </w:rPr>
-        <w:t xml:space="preserve"> the information needed for a task shall be sent to an AI service, and the prototype shall use synthetic data only (Phase 2, Sections 4.2 and 6.2).</w:t>
+        <w:t xml:space="preserve">NFR-PRIV-002  </w:t>
+      </w:r>
+      <w:r>
+        <w:rPr>
+          <w:sz w:val="21"/>
+        </w:rPr>
+        <w:t>Only the information needed for a task shall be sent to an AI service, and the prototype shall use synthetic data only (Phase 2, Sections 4.2 and 6.2).</w:t>
       </w:r>
       <w:r>
         <w:rPr>
@@ -15008,28 +13839,13 @@
           <w:b/>
           <w:sz w:val="21"/>
         </w:rPr>
-        <w:t xml:space="preserve">NFR-QUAL-001 </w:t>
-      </w:r>
-      <w:proofErr w:type="gramStart"/>
-      <w:r>
-        <w:rPr>
-          <w:b/>
-          <w:sz w:val="21"/>
-        </w:rPr>
-        <w:t xml:space="preserve">Usability  </w:t>
-      </w:r>
-      <w:r>
-        <w:rPr>
-          <w:sz w:val="21"/>
-        </w:rPr>
-        <w:t>Core</w:t>
-      </w:r>
-      <w:proofErr w:type="gramEnd"/>
-      <w:r>
-        <w:rPr>
-          <w:sz w:val="21"/>
-        </w:rPr>
-        <w:t xml:space="preserve"> publication, request, approval, and receipt tasks shall be completable using on-screen guidance without developer intervention (Phase 1, Req. 60).</w:t>
+        <w:t xml:space="preserve">NFR-QUAL-001 Usability  </w:t>
+      </w:r>
+      <w:r>
+        <w:rPr>
+          <w:sz w:val="21"/>
+        </w:rPr>
+        <w:t>Core publication, request, approval, and receipt tasks shall be completable using on-screen guidance without developer intervention (Phase 1, Req. 60).</w:t>
       </w:r>
       <w:r>
         <w:rPr>
@@ -15054,28 +13870,13 @@
           <w:b/>
           <w:sz w:val="21"/>
         </w:rPr>
-        <w:t xml:space="preserve">NFR-QUAL-002 </w:t>
-      </w:r>
-      <w:proofErr w:type="gramStart"/>
-      <w:r>
-        <w:rPr>
-          <w:b/>
-          <w:sz w:val="21"/>
-        </w:rPr>
-        <w:t xml:space="preserve">Usability  </w:t>
-      </w:r>
-      <w:r>
-        <w:rPr>
-          <w:sz w:val="21"/>
-        </w:rPr>
-        <w:t>Forms</w:t>
-      </w:r>
-      <w:proofErr w:type="gramEnd"/>
-      <w:r>
-        <w:rPr>
-          <w:sz w:val="21"/>
-        </w:rPr>
-        <w:t xml:space="preserve"> shall support keyboard operation, identify errors clearly, and preserve entered information when validation fails (Phase 1, Req. 60).</w:t>
+        <w:t xml:space="preserve">NFR-QUAL-002 Usability  </w:t>
+      </w:r>
+      <w:r>
+        <w:rPr>
+          <w:sz w:val="21"/>
+        </w:rPr>
+        <w:t>Forms shall support keyboard operation, identify errors clearly, and preserve entered information when validation fails (Phase 1, Req. 60).</w:t>
       </w:r>
       <w:r>
         <w:rPr>
@@ -15100,28 +13901,13 @@
           <w:b/>
           <w:sz w:val="21"/>
         </w:rPr>
-        <w:t xml:space="preserve">NFR-QUAL-003 </w:t>
-      </w:r>
-      <w:proofErr w:type="gramStart"/>
-      <w:r>
-        <w:rPr>
-          <w:b/>
-          <w:sz w:val="21"/>
-        </w:rPr>
-        <w:t xml:space="preserve">Reliability  </w:t>
-      </w:r>
-      <w:r>
-        <w:rPr>
-          <w:sz w:val="21"/>
-        </w:rPr>
-        <w:t>Confirmed</w:t>
-      </w:r>
-      <w:proofErr w:type="gramEnd"/>
-      <w:r>
-        <w:rPr>
-          <w:sz w:val="21"/>
-        </w:rPr>
-        <w:t xml:space="preserve"> records shall survive an application restart, and failed operations shall not leave partially applied reservations or transfers (Phase 1, Req. 61).</w:t>
+        <w:t xml:space="preserve">NFR-QUAL-003 Reliability  </w:t>
+      </w:r>
+      <w:r>
+        <w:rPr>
+          <w:sz w:val="21"/>
+        </w:rPr>
+        <w:t>Confirmed records shall survive an application restart, and failed operations shall not leave partially applied reservations or transfers (Phase 1, Req. 61).</w:t>
       </w:r>
       <w:r>
         <w:rPr>
@@ -15146,28 +13932,13 @@
           <w:b/>
           <w:sz w:val="21"/>
         </w:rPr>
-        <w:t xml:space="preserve">NFR-QUAL-004 </w:t>
-      </w:r>
-      <w:proofErr w:type="gramStart"/>
-      <w:r>
-        <w:rPr>
-          <w:b/>
-          <w:sz w:val="21"/>
-        </w:rPr>
-        <w:t xml:space="preserve">Recoverability  </w:t>
-      </w:r>
-      <w:r>
-        <w:rPr>
-          <w:sz w:val="21"/>
-        </w:rPr>
-        <w:t>Database</w:t>
-      </w:r>
-      <w:proofErr w:type="gramEnd"/>
-      <w:r>
-        <w:rPr>
-          <w:sz w:val="21"/>
-        </w:rPr>
-        <w:t xml:space="preserve"> records and uploaded files shall be capable of being backed up and restored (Phase 2, Section 4.4).</w:t>
+        <w:t xml:space="preserve">NFR-QUAL-004 Recoverability  </w:t>
+      </w:r>
+      <w:r>
+        <w:rPr>
+          <w:sz w:val="21"/>
+        </w:rPr>
+        <w:t>Database records and uploaded files shall be capable of being backed up and restored (Phase 2, Section 4.4).</w:t>
       </w:r>
       <w:r>
         <w:rPr>
@@ -15192,28 +13963,13 @@
           <w:b/>
           <w:sz w:val="21"/>
         </w:rPr>
-        <w:t xml:space="preserve">NFR-QUAL-005 </w:t>
-      </w:r>
-      <w:proofErr w:type="gramStart"/>
-      <w:r>
-        <w:rPr>
-          <w:b/>
-          <w:sz w:val="21"/>
-        </w:rPr>
-        <w:t xml:space="preserve">Maintainability  </w:t>
-      </w:r>
-      <w:r>
-        <w:rPr>
-          <w:sz w:val="21"/>
-        </w:rPr>
-        <w:t>Setup</w:t>
-      </w:r>
-      <w:proofErr w:type="gramEnd"/>
-      <w:r>
-        <w:rPr>
-          <w:sz w:val="21"/>
-        </w:rPr>
-        <w:t xml:space="preserve"> instructions, configuration, and component interfaces shall be documented so another team member can run and maintain the prototype; AI integrations shall remain separable from the rules controlling authorization and asset transactions (Phase 1, Req. 62).</w:t>
+        <w:t xml:space="preserve">NFR-QUAL-005 Maintainability  </w:t>
+      </w:r>
+      <w:r>
+        <w:rPr>
+          <w:sz w:val="21"/>
+        </w:rPr>
+        <w:t>Setup instructions, configuration, and component interfaces shall be documented so another team member can run and maintain the prototype; AI integrations shall remain separable from the rules controlling authorization and asset transactions (Phase 1, Req. 62).</w:t>
       </w:r>
       <w:r>
         <w:rPr>
@@ -15238,28 +13994,13 @@
           <w:b/>
           <w:sz w:val="21"/>
         </w:rPr>
-        <w:t xml:space="preserve">NFR-QUAL-006 Resource </w:t>
-      </w:r>
-      <w:proofErr w:type="gramStart"/>
-      <w:r>
-        <w:rPr>
-          <w:b/>
-          <w:sz w:val="21"/>
-        </w:rPr>
-        <w:t xml:space="preserve">efficiency  </w:t>
-      </w:r>
-      <w:r>
-        <w:rPr>
-          <w:sz w:val="21"/>
-        </w:rPr>
-        <w:t>Conventional</w:t>
-      </w:r>
-      <w:proofErr w:type="gramEnd"/>
-      <w:r>
-        <w:rPr>
-          <w:sz w:val="21"/>
-        </w:rPr>
-        <w:t xml:space="preserve"> operations shall not invoke AI merely to enforce fixed business rules, and AI-assisted operations shall record call counts, processing time, and estimated service cost where pricing information is available (Phase 1, Req. 63).</w:t>
+        <w:t xml:space="preserve">NFR-QUAL-006 Resource efficiency  </w:t>
+      </w:r>
+      <w:r>
+        <w:rPr>
+          <w:sz w:val="21"/>
+        </w:rPr>
+        <w:t>Conventional operations shall not invoke AI merely to enforce fixed business rules, and AI-assisted operations shall record call counts, processing time, and estimated service cost where pricing information is available (Phase 1, Req. 63).</w:t>
       </w:r>
       <w:r>
         <w:rPr>
@@ -15284,28 +14025,13 @@
           <w:b/>
           <w:sz w:val="21"/>
         </w:rPr>
-        <w:t xml:space="preserve">NFR-AI-001 </w:t>
-      </w:r>
-      <w:proofErr w:type="gramStart"/>
-      <w:r>
-        <w:rPr>
-          <w:b/>
-          <w:sz w:val="21"/>
-        </w:rPr>
-        <w:t xml:space="preserve">Explainability  </w:t>
-      </w:r>
-      <w:r>
-        <w:rPr>
-          <w:sz w:val="21"/>
-        </w:rPr>
-        <w:t>AI</w:t>
-      </w:r>
-      <w:proofErr w:type="gramEnd"/>
-      <w:r>
-        <w:rPr>
-          <w:sz w:val="21"/>
-        </w:rPr>
-        <w:t xml:space="preserve"> recommendations shall display their main influencing factors and allow human override.</w:t>
+        <w:t xml:space="preserve">NFR-AI-001 Explainability  </w:t>
+      </w:r>
+      <w:r>
+        <w:rPr>
+          <w:sz w:val="21"/>
+        </w:rPr>
+        <w:t>AI recommendations shall display their main influencing factors and allow human override.</w:t>
       </w:r>
       <w:r>
         <w:rPr>
@@ -15710,21 +14436,7 @@
               <w:rPr>
                 <w:sz w:val="20"/>
               </w:rPr>
-              <w:t xml:space="preserve">Publication does not require central pre-approval, and publication alone does not approve a transfer (Phase 1, </w:t>
-            </w:r>
-            <w:proofErr w:type="spellStart"/>
-            <w:r>
-              <w:rPr>
-                <w:sz w:val="20"/>
-              </w:rPr>
-              <w:t>Reqs</w:t>
-            </w:r>
-            <w:proofErr w:type="spellEnd"/>
-            <w:r>
-              <w:rPr>
-                <w:sz w:val="20"/>
-              </w:rPr>
-              <w:t>. 7 and 10).</w:t>
+              <w:t>Publication does not require central pre-approval, and publication alone does not approve a transfer (Phase 1, Reqs. 7 and 10).</w:t>
             </w:r>
           </w:p>
         </w:tc>
@@ -16338,28 +15050,13 @@
           <w:b/>
           <w:sz w:val="21"/>
         </w:rPr>
-        <w:t>AI-REQ-</w:t>
-      </w:r>
-      <w:proofErr w:type="gramStart"/>
-      <w:r>
-        <w:rPr>
-          <w:b/>
-          <w:sz w:val="21"/>
-        </w:rPr>
-        <w:t xml:space="preserve">001  </w:t>
-      </w:r>
-      <w:r>
-        <w:rPr>
-          <w:sz w:val="21"/>
-        </w:rPr>
-        <w:t>The</w:t>
-      </w:r>
-      <w:proofErr w:type="gramEnd"/>
-      <w:r>
-        <w:rPr>
-          <w:sz w:val="21"/>
-        </w:rPr>
-        <w:t xml:space="preserve"> system shall record the AI model/version used for each AI output; if the provider does not expose an exact revision, it shall retain the exposed model identifier, application configuration/version and time, marking that limitation.</w:t>
+        <w:t xml:space="preserve">AI-REQ-001  </w:t>
+      </w:r>
+      <w:r>
+        <w:rPr>
+          <w:sz w:val="21"/>
+        </w:rPr>
+        <w:t>The system shall record the AI model/version used for each AI output; if the provider does not expose an exact revision, it shall retain the exposed model identifier, application configuration/version and time, marking that limitation.</w:t>
       </w:r>
       <w:r>
         <w:rPr>
@@ -16384,28 +15081,13 @@
           <w:b/>
           <w:sz w:val="21"/>
         </w:rPr>
-        <w:t>AI-REQ-</w:t>
-      </w:r>
-      <w:proofErr w:type="gramStart"/>
-      <w:r>
-        <w:rPr>
-          <w:b/>
-          <w:sz w:val="21"/>
-        </w:rPr>
-        <w:t xml:space="preserve">002  </w:t>
-      </w:r>
-      <w:r>
-        <w:rPr>
-          <w:sz w:val="21"/>
-        </w:rPr>
-        <w:t>The</w:t>
-      </w:r>
-      <w:proofErr w:type="gramEnd"/>
-      <w:r>
-        <w:rPr>
-          <w:sz w:val="21"/>
-        </w:rPr>
-        <w:t xml:space="preserve"> system shall provide a non-AI fallback for search and approval workflows.</w:t>
+        <w:t xml:space="preserve">AI-REQ-002  </w:t>
+      </w:r>
+      <w:r>
+        <w:rPr>
+          <w:sz w:val="21"/>
+        </w:rPr>
+        <w:t>The system shall provide a non-AI fallback for search and approval workflows.</w:t>
       </w:r>
       <w:r>
         <w:rPr>
@@ -16430,28 +15112,13 @@
           <w:b/>
           <w:sz w:val="21"/>
         </w:rPr>
-        <w:t>AI-REQ-</w:t>
-      </w:r>
-      <w:proofErr w:type="gramStart"/>
-      <w:r>
-        <w:rPr>
-          <w:b/>
-          <w:sz w:val="21"/>
-        </w:rPr>
-        <w:t xml:space="preserve">003  </w:t>
-      </w:r>
-      <w:r>
-        <w:rPr>
-          <w:sz w:val="21"/>
-        </w:rPr>
-        <w:t>AI</w:t>
-      </w:r>
-      <w:proofErr w:type="gramEnd"/>
-      <w:r>
-        <w:rPr>
-          <w:sz w:val="21"/>
-        </w:rPr>
-        <w:t xml:space="preserve"> output shall not approve, reserve, release, transfer, change ownership of, or record the donation, recycling, or disposal of an asset; these actions shall require an authorized user (Phase 1, Section 2; BR-002).</w:t>
+        <w:t xml:space="preserve">AI-REQ-003  </w:t>
+      </w:r>
+      <w:r>
+        <w:rPr>
+          <w:sz w:val="21"/>
+        </w:rPr>
+        <w:t>AI output shall not approve, reserve, release, transfer, change ownership of, or record the donation, recycling, or disposal of an asset; these actions shall require an authorized user (Phase 1, Section 2; BR-002).</w:t>
       </w:r>
       <w:r>
         <w:rPr>
@@ -16476,42 +15143,13 @@
           <w:b/>
           <w:sz w:val="21"/>
         </w:rPr>
-        <w:t>AI-REQ-</w:t>
-      </w:r>
-      <w:proofErr w:type="gramStart"/>
-      <w:r>
-        <w:rPr>
-          <w:b/>
-          <w:sz w:val="21"/>
-        </w:rPr>
-        <w:t xml:space="preserve">004  </w:t>
-      </w:r>
-      <w:r>
-        <w:rPr>
-          <w:sz w:val="21"/>
-        </w:rPr>
-        <w:t>The</w:t>
-      </w:r>
-      <w:proofErr w:type="gramEnd"/>
-      <w:r>
-        <w:rPr>
-          <w:sz w:val="21"/>
-        </w:rPr>
-        <w:t xml:space="preserve"> system shall distinguish AI suggestions from confirmed information and show their confidence or uncertainty (project description, Phase 3; Phase 1, </w:t>
-      </w:r>
-      <w:proofErr w:type="spellStart"/>
-      <w:r>
-        <w:rPr>
-          <w:sz w:val="21"/>
-        </w:rPr>
-        <w:t>Reqs</w:t>
-      </w:r>
-      <w:proofErr w:type="spellEnd"/>
-      <w:r>
-        <w:rPr>
-          <w:sz w:val="21"/>
-        </w:rPr>
-        <w:t>. 30-31 and 36).</w:t>
+        <w:t xml:space="preserve">AI-REQ-004  </w:t>
+      </w:r>
+      <w:r>
+        <w:rPr>
+          <w:sz w:val="21"/>
+        </w:rPr>
+        <w:t>The system shall distinguish AI suggestions from confirmed information and show their confidence or uncertainty (project description, Phase 3; Phase 1, Reqs. 30-31 and 36).</w:t>
       </w:r>
       <w:r>
         <w:rPr>
@@ -16536,42 +15174,13 @@
           <w:b/>
           <w:sz w:val="21"/>
         </w:rPr>
-        <w:t>AI-REQ-</w:t>
-      </w:r>
-      <w:proofErr w:type="gramStart"/>
-      <w:r>
-        <w:rPr>
-          <w:b/>
-          <w:sz w:val="21"/>
-        </w:rPr>
-        <w:t xml:space="preserve">005  </w:t>
-      </w:r>
-      <w:r>
-        <w:rPr>
-          <w:sz w:val="21"/>
-        </w:rPr>
-        <w:t>The</w:t>
-      </w:r>
-      <w:proofErr w:type="gramEnd"/>
-      <w:r>
-        <w:rPr>
-          <w:sz w:val="21"/>
-        </w:rPr>
-        <w:t xml:space="preserve"> system shall record each user’s acceptance, correction, rejection, or override of an AI output (Phase 1, </w:t>
-      </w:r>
-      <w:proofErr w:type="spellStart"/>
-      <w:r>
-        <w:rPr>
-          <w:sz w:val="21"/>
-        </w:rPr>
-        <w:t>Reqs</w:t>
-      </w:r>
-      <w:proofErr w:type="spellEnd"/>
-      <w:r>
-        <w:rPr>
-          <w:sz w:val="21"/>
-        </w:rPr>
-        <w:t>. 31, 37, and 42).</w:t>
+        <w:t xml:space="preserve">AI-REQ-005  </w:t>
+      </w:r>
+      <w:r>
+        <w:rPr>
+          <w:sz w:val="21"/>
+        </w:rPr>
+        <w:t>The system shall record each user’s acceptance, correction, rejection, or override of an AI output (Phase 1, Reqs. 31, 37, and 42).</w:t>
       </w:r>
       <w:r>
         <w:rPr>
@@ -16596,28 +15205,13 @@
           <w:b/>
           <w:sz w:val="21"/>
         </w:rPr>
-        <w:t>AI-REQ-</w:t>
-      </w:r>
-      <w:proofErr w:type="gramStart"/>
-      <w:r>
-        <w:rPr>
-          <w:b/>
-          <w:sz w:val="21"/>
-        </w:rPr>
-        <w:t xml:space="preserve">006  </w:t>
-      </w:r>
-      <w:r>
-        <w:rPr>
-          <w:sz w:val="21"/>
-        </w:rPr>
-        <w:t>The</w:t>
-      </w:r>
-      <w:proofErr w:type="gramEnd"/>
-      <w:r>
-        <w:rPr>
-          <w:sz w:val="21"/>
-        </w:rPr>
-        <w:t xml:space="preserve"> application shall check required fields, suitability, available quantities, and permissions before acting on AI output (Phase 2, Section 4.3).</w:t>
+        <w:t xml:space="preserve">AI-REQ-006  </w:t>
+      </w:r>
+      <w:r>
+        <w:rPr>
+          <w:sz w:val="21"/>
+        </w:rPr>
+        <w:t>The application shall check required fields, suitability, available quantities, and permissions before acting on AI output (Phase 2, Section 4.3).</w:t>
       </w:r>
       <w:r>
         <w:rPr>
@@ -16642,28 +15236,13 @@
           <w:b/>
           <w:sz w:val="21"/>
         </w:rPr>
-        <w:t>AI-REQ-</w:t>
-      </w:r>
-      <w:proofErr w:type="gramStart"/>
-      <w:r>
-        <w:rPr>
-          <w:b/>
-          <w:sz w:val="21"/>
-        </w:rPr>
-        <w:t xml:space="preserve">007  </w:t>
-      </w:r>
-      <w:r>
-        <w:rPr>
-          <w:sz w:val="21"/>
-        </w:rPr>
-        <w:t>AI</w:t>
-      </w:r>
-      <w:proofErr w:type="gramEnd"/>
-      <w:r>
-        <w:rPr>
-          <w:sz w:val="21"/>
-        </w:rPr>
-        <w:t xml:space="preserve"> matching shall be compared with keyword and category search on the same requests and listings, reporting suitable matches within the first three results and unsuitable suggestions. Before testing, reviewers shall label suitability against the request’s mandatory constraints, independently of the AI output. Classification shall be checked against supplied metadata; sustainable actions, assistant answers and report summaries shall be checked against records, permitted workflows and calculation results.</w:t>
+        <w:t xml:space="preserve">AI-REQ-007  </w:t>
+      </w:r>
+      <w:r>
+        <w:rPr>
+          <w:sz w:val="21"/>
+        </w:rPr>
+        <w:t>AI matching shall be compared with keyword and category search on the same requests and listings, reporting suitable matches within the first three results and unsuitable suggestions. Before testing, reviewers shall label suitability against the request’s mandatory constraints, independently of the AI output. Classification shall be checked against supplied metadata; sustainable actions, assistant answers and report summaries shall be checked against records, permitted workflows and calculation results.</w:t>
       </w:r>
       <w:r>
         <w:rPr>
@@ -16688,42 +15267,13 @@
           <w:b/>
           <w:sz w:val="21"/>
         </w:rPr>
-        <w:t>AI-REQ-</w:t>
-      </w:r>
-      <w:proofErr w:type="gramStart"/>
-      <w:r>
-        <w:rPr>
-          <w:b/>
-          <w:sz w:val="21"/>
-        </w:rPr>
-        <w:t xml:space="preserve">008  </w:t>
-      </w:r>
-      <w:r>
-        <w:rPr>
-          <w:sz w:val="21"/>
-        </w:rPr>
-        <w:t>Testing</w:t>
-      </w:r>
-      <w:proofErr w:type="gramEnd"/>
-      <w:r>
-        <w:rPr>
-          <w:sz w:val="21"/>
-        </w:rPr>
-        <w:t xml:space="preserve"> shall check whether recommendations favor </w:t>
-      </w:r>
-      <w:proofErr w:type="gramStart"/>
-      <w:r>
-        <w:rPr>
-          <w:sz w:val="21"/>
-        </w:rPr>
-        <w:t>particular departments</w:t>
-      </w:r>
-      <w:proofErr w:type="gramEnd"/>
-      <w:r>
-        <w:rPr>
-          <w:sz w:val="21"/>
-        </w:rPr>
-        <w:t xml:space="preserve"> without a justified reason (Phase 2, Section 6.2).</w:t>
+        <w:t xml:space="preserve">AI-REQ-008  </w:t>
+      </w:r>
+      <w:r>
+        <w:rPr>
+          <w:sz w:val="21"/>
+        </w:rPr>
+        <w:t>Testing shall check whether recommendations favor particular departments without a justified reason (Phase 2, Section 6.2).</w:t>
       </w:r>
       <w:r>
         <w:rPr>
@@ -16770,28 +15320,13 @@
           <w:b/>
           <w:sz w:val="21"/>
         </w:rPr>
-        <w:t xml:space="preserve">SUS-001 Avoided </w:t>
-      </w:r>
-      <w:proofErr w:type="gramStart"/>
-      <w:r>
-        <w:rPr>
-          <w:b/>
-          <w:sz w:val="21"/>
-        </w:rPr>
-        <w:t xml:space="preserve">purchases  </w:t>
-      </w:r>
-      <w:r>
-        <w:rPr>
-          <w:sz w:val="21"/>
-        </w:rPr>
-        <w:t>Count</w:t>
-      </w:r>
-      <w:proofErr w:type="gramEnd"/>
-      <w:r>
-        <w:rPr>
-          <w:sz w:val="21"/>
-        </w:rPr>
-        <w:t xml:space="preserve"> accepted transferred units that fulfil a need explicitly identified by the requester or test scenario as otherwise requiring purchase. Gross avoided-purchase value = eligible units × stated replacement unit value. Do not assume every reuse prevented a purchase. Verify with worked cases including no purchase basis and partial receipt.</w:t>
+        <w:t xml:space="preserve">SUS-001 Avoided purchases  </w:t>
+      </w:r>
+      <w:r>
+        <w:rPr>
+          <w:sz w:val="21"/>
+        </w:rPr>
+        <w:t>Count accepted transferred units that fulfil a need explicitly identified by the requester or test scenario as otherwise requiring purchase. Gross avoided-purchase value = eligible units × stated replacement unit value. Do not assume every reuse prevented a purchase. Verify with worked cases including no purchase basis and partial receipt.</w:t>
       </w:r>
     </w:p>
     <w:p>
@@ -16804,28 +15339,13 @@
           <w:b/>
           <w:sz w:val="21"/>
         </w:rPr>
-        <w:t xml:space="preserve">SUS-002 Waste </w:t>
-      </w:r>
-      <w:proofErr w:type="gramStart"/>
-      <w:r>
-        <w:rPr>
-          <w:b/>
-          <w:sz w:val="21"/>
-        </w:rPr>
-        <w:t xml:space="preserve">diversion  </w:t>
-      </w:r>
-      <w:r>
-        <w:rPr>
-          <w:sz w:val="21"/>
-        </w:rPr>
-        <w:t>For</w:t>
-      </w:r>
-      <w:proofErr w:type="gramEnd"/>
-      <w:r>
-        <w:rPr>
-          <w:sz w:val="21"/>
-        </w:rPr>
-        <w:t xml:space="preserve"> a declared disposal-risk cohort and period, count units or mass with a completed reuse, repair, donation, component-recovery or recycling outcome that avoids the disposal baseline. Diversion rate = diverted quantity ÷ (diverted + disposed quantity) × 100 for completed outcomes in that same cohort/period. Pending outcomes are reported separately and excluded from this denominator. Use one unit consistently; a zero denominator is N/A. Count each quantity once, even if repaired then transferred. Verify mixed, duplicate and pending outcomes.</w:t>
+        <w:t xml:space="preserve">SUS-002 Waste diversion  </w:t>
+      </w:r>
+      <w:r>
+        <w:rPr>
+          <w:sz w:val="21"/>
+        </w:rPr>
+        <w:t>For a declared disposal-risk cohort and period, count units or mass with a completed reuse, repair, donation, component-recovery or recycling outcome that avoids the disposal baseline. Diversion rate = diverted quantity ÷ (diverted + disposed quantity) × 100 for completed outcomes in that same cohort/period. Pending outcomes are reported separately and excluded from this denominator. Use one unit consistently; a zero denominator is N/A. Count each quantity once, even if repaired then transferred. Verify mixed, duplicate and pending outcomes.</w:t>
       </w:r>
     </w:p>
     <w:p>
@@ -16838,28 +15358,13 @@
           <w:b/>
           <w:sz w:val="21"/>
         </w:rPr>
-        <w:t xml:space="preserve">SUS-003 Estimated carbon </w:t>
-      </w:r>
-      <w:proofErr w:type="gramStart"/>
-      <w:r>
-        <w:rPr>
-          <w:b/>
-          <w:sz w:val="21"/>
-        </w:rPr>
-        <w:t xml:space="preserve">reduction  </w:t>
-      </w:r>
-      <w:r>
-        <w:rPr>
-          <w:sz w:val="21"/>
-        </w:rPr>
-        <w:t>Estimate</w:t>
-      </w:r>
-      <w:proofErr w:type="gramEnd"/>
-      <w:r>
-        <w:rPr>
-          <w:sz w:val="21"/>
-        </w:rPr>
-        <w:t xml:space="preserve"> avoided new-purchase emissions for eligible reuse units using stated replacement/emission factors; subtract relevant repair/transfer emissions where data exists and the selected method requires them. Declare boundary, units, factor sources, omissions and uncertainty. Missing essential factors produce unavailable results. Factor sources and values remain TBD-002. Verify against independently calculated examples; do not label an estimate as measured impact.</w:t>
+        <w:t xml:space="preserve">SUS-003 Estimated carbon reduction  </w:t>
+      </w:r>
+      <w:r>
+        <w:rPr>
+          <w:sz w:val="21"/>
+        </w:rPr>
+        <w:t>Estimate avoided new-purchase emissions for eligible reuse units using stated replacement/emission factors; subtract relevant repair/transfer emissions where data exists and the selected method requires them. Declare boundary, units, factor sources, omissions and uncertainty. Missing essential factors produce unavailable results. Factor sources and values remain TBD-002. Verify against independently calculated examples; do not label an estimate as measured impact.</w:t>
       </w:r>
     </w:p>
     <w:p>
@@ -16872,28 +15377,13 @@
           <w:b/>
           <w:sz w:val="21"/>
         </w:rPr>
-        <w:t xml:space="preserve">SUS-004 Net financial </w:t>
-      </w:r>
-      <w:proofErr w:type="gramStart"/>
-      <w:r>
-        <w:rPr>
-          <w:b/>
-          <w:sz w:val="21"/>
-        </w:rPr>
-        <w:t xml:space="preserve">savings  </w:t>
-      </w:r>
-      <w:r>
-        <w:rPr>
-          <w:sz w:val="21"/>
-        </w:rPr>
-        <w:t>Net</w:t>
-      </w:r>
-      <w:proofErr w:type="gramEnd"/>
-      <w:r>
-        <w:rPr>
-          <w:sz w:val="21"/>
-        </w:rPr>
-        <w:t xml:space="preserve"> savings = gross avoided-purchase value (SUS-001) minus relevant repair and handling/transport costs for that </w:t>
+        <w:t xml:space="preserve">SUS-004 Net financial savings  </w:t>
+      </w:r>
+      <w:r>
+        <w:rPr>
+          <w:sz w:val="21"/>
+        </w:rPr>
+        <w:t xml:space="preserve">Net savings = gross avoided-purchase value (SUS-001) minus relevant repair and handling/transport costs for that </w:t>
       </w:r>
       <w:r>
         <w:rPr>
@@ -16918,28 +15408,13 @@
           <w:b/>
           <w:sz w:val="21"/>
         </w:rPr>
-        <w:t xml:space="preserve">SUS-005 Reuse and repair </w:t>
-      </w:r>
-      <w:proofErr w:type="gramStart"/>
-      <w:r>
-        <w:rPr>
-          <w:b/>
-          <w:sz w:val="21"/>
-        </w:rPr>
-        <w:t xml:space="preserve">activity  </w:t>
-      </w:r>
-      <w:r>
-        <w:rPr>
-          <w:sz w:val="21"/>
-        </w:rPr>
-        <w:t>Show</w:t>
-      </w:r>
-      <w:proofErr w:type="gramEnd"/>
-      <w:r>
-        <w:rPr>
-          <w:sz w:val="21"/>
-        </w:rPr>
-        <w:t xml:space="preserve"> completed transfer-event counts separately from accepted reused-unit counts, and completed repair-event counts separately from units restored to service. For a selected listing cohort, reuse rate = distinct eligible units whose internal transfer receipt is accepted during the reporting period ÷ distinct eligible units available for reuse during that period × 100. State the cohort and count each unit once; zero denominator is N/A. Repair does not count as reuse until a transfer is completed. Verify rates and counts against </w:t>
+        <w:t xml:space="preserve">SUS-005 Reuse and repair activity  </w:t>
+      </w:r>
+      <w:r>
+        <w:rPr>
+          <w:sz w:val="21"/>
+        </w:rPr>
+        <w:t xml:space="preserve">Show completed transfer-event counts separately from accepted reused-unit counts, and completed repair-event counts separately from units restored to service. For a selected listing cohort, reuse rate = distinct eligible units whose internal transfer receipt is accepted during the reporting period ÷ distinct eligible units available for reuse during that period × 100. State the cohort and count each unit once; zero denominator is N/A. Repair does not count as reuse until a transfer is completed. Verify rates and counts against </w:t>
       </w:r>
       <w:r>
         <w:rPr>
@@ -16964,42 +15439,13 @@
           <w:b/>
           <w:sz w:val="21"/>
         </w:rPr>
-        <w:t xml:space="preserve">SUS-006 Asset life </w:t>
-      </w:r>
-      <w:proofErr w:type="gramStart"/>
-      <w:r>
-        <w:rPr>
-          <w:b/>
-          <w:sz w:val="21"/>
-        </w:rPr>
-        <w:t xml:space="preserve">extension  </w:t>
-      </w:r>
-      <w:r>
-        <w:rPr>
-          <w:sz w:val="21"/>
-        </w:rPr>
-        <w:t>Estimate</w:t>
-      </w:r>
-      <w:proofErr w:type="gramEnd"/>
-      <w:r>
-        <w:rPr>
-          <w:sz w:val="21"/>
-        </w:rPr>
-        <w:t xml:space="preserve"> added service life through reuse/repair using declared assumptions and a stated baseline. The metric remains in prototype scope; its method is TBD-003. Display unavailable where the method or required inputs are </w:t>
-      </w:r>
-      <w:proofErr w:type="gramStart"/>
-      <w:r>
-        <w:rPr>
-          <w:sz w:val="21"/>
-        </w:rPr>
-        <w:t>absent, and</w:t>
-      </w:r>
-      <w:proofErr w:type="gramEnd"/>
-      <w:r>
-        <w:rPr>
-          <w:sz w:val="21"/>
-        </w:rPr>
-        <w:t xml:space="preserve"> keep service-life estimates distinct from measured outcomes. Verify the selected method and examples after design.</w:t>
+        <w:t xml:space="preserve">SUS-006 Asset life extension  </w:t>
+      </w:r>
+      <w:r>
+        <w:rPr>
+          <w:sz w:val="21"/>
+        </w:rPr>
+        <w:t>Estimate added service life through reuse/repair using declared assumptions and a stated baseline. The metric remains in prototype scope; its method is TBD-003. Display unavailable where the method or required inputs are absent, and keep service-life estimates distinct from measured outcomes. Verify the selected method and examples after design.</w:t>
       </w:r>
     </w:p>
     <w:p>
@@ -17012,42 +15458,13 @@
           <w:b/>
           <w:sz w:val="21"/>
         </w:rPr>
-        <w:t xml:space="preserve">SUS-007 Calculation </w:t>
-      </w:r>
-      <w:proofErr w:type="gramStart"/>
-      <w:r>
-        <w:rPr>
-          <w:b/>
-          <w:sz w:val="21"/>
-        </w:rPr>
-        <w:t xml:space="preserve">rules  </w:t>
-      </w:r>
-      <w:r>
-        <w:rPr>
-          <w:sz w:val="21"/>
-        </w:rPr>
-        <w:t>Retain</w:t>
-      </w:r>
-      <w:proofErr w:type="gramEnd"/>
-      <w:r>
-        <w:rPr>
-          <w:sz w:val="21"/>
-        </w:rPr>
-        <w:t xml:space="preserve"> inputs, methods, units, factors, sources and assumptions with results. Identify missing inputs rather than inventing values. Deduplicate unit/outcome cohorts and avoided purchases; retain links to supporting records. Distinguish event counts, physical quantities, rates and estimates. Verify </w:t>
-      </w:r>
-      <w:proofErr w:type="gramStart"/>
-      <w:r>
-        <w:rPr>
-          <w:sz w:val="21"/>
-        </w:rPr>
-        <w:t>missing-input</w:t>
-      </w:r>
-      <w:proofErr w:type="gramEnd"/>
-      <w:r>
-        <w:rPr>
-          <w:sz w:val="21"/>
-        </w:rPr>
-        <w:t>, duplicate and denominator cases independently.</w:t>
+        <w:t xml:space="preserve">SUS-007 Calculation rules  </w:t>
+      </w:r>
+      <w:r>
+        <w:rPr>
+          <w:sz w:val="21"/>
+        </w:rPr>
+        <w:t>Retain inputs, methods, units, factors, sources and assumptions with results. Identify missing inputs rather than inventing values. Deduplicate unit/outcome cohorts and avoided purchases; retain links to supporting records. Distinguish event counts, physical quantities, rates and estimates. Verify missing-input, duplicate and denominator cases independently.</w:t>
       </w:r>
     </w:p>
     <w:p>
@@ -18193,7 +16610,7 @@
                     <pic:cNvPicPr/>
                   </pic:nvPicPr>
                   <pic:blipFill>
-                    <a:blip r:embed="rId9"/>
+                    <a:blip r:embed="rId10"/>
                     <a:stretch>
                       <a:fillRect/>
                     </a:stretch>
@@ -18272,7 +16689,7 @@
                     <pic:cNvPicPr/>
                   </pic:nvPicPr>
                   <pic:blipFill>
-                    <a:blip r:embed="rId10"/>
+                    <a:blip r:embed="rId11"/>
                     <a:stretch>
                       <a:fillRect/>
                     </a:stretch>
@@ -20081,21 +18498,7 @@
               <w:rPr>
                 <w:sz w:val="20"/>
               </w:rPr>
-              <w:t xml:space="preserve">Facilities </w:t>
-            </w:r>
-            <w:proofErr w:type="gramStart"/>
-            <w:r>
-              <w:rPr>
-                <w:sz w:val="20"/>
-              </w:rPr>
-              <w:t>records</w:t>
-            </w:r>
-            <w:proofErr w:type="gramEnd"/>
-            <w:r>
-              <w:rPr>
-                <w:sz w:val="20"/>
-              </w:rPr>
-              <w:t xml:space="preserve"> physical holder/location.</w:t>
+              <w:t>Facilities records physical holder/location.</w:t>
             </w:r>
           </w:p>
         </w:tc>
@@ -21324,21 +19727,7 @@
         <w:rPr>
           <w:sz w:val="21"/>
         </w:rPr>
-        <w:t xml:space="preserve">AI failure permits manual completion without lost input. Invalid fields block </w:t>
-      </w:r>
-      <w:proofErr w:type="gramStart"/>
-      <w:r>
-        <w:rPr>
-          <w:sz w:val="21"/>
-        </w:rPr>
-        <w:t>save</w:t>
-      </w:r>
-      <w:proofErr w:type="gramEnd"/>
-      <w:r>
-        <w:rPr>
-          <w:sz w:val="21"/>
-        </w:rPr>
-        <w:t xml:space="preserve"> and retain entered data.</w:t>
+        <w:t>AI failure permits manual completion without lost input. Invalid fields block save and retain entered data.</w:t>
       </w:r>
     </w:p>
     <w:p>
@@ -22795,21 +21184,7 @@
         <w:rPr>
           <w:sz w:val="21"/>
         </w:rPr>
-        <w:t xml:space="preserve">Missing approval or suitability blocks release. A discrepancy keeps the transfer Disputed, allocated and unavailable with actual tracking. Reconcile accepted receipt to </w:t>
-      </w:r>
-      <w:proofErr w:type="gramStart"/>
-      <w:r>
-        <w:rPr>
-          <w:sz w:val="21"/>
-        </w:rPr>
-        <w:t>complete, or</w:t>
-      </w:r>
-      <w:proofErr w:type="gramEnd"/>
-      <w:r>
-        <w:rPr>
-          <w:sz w:val="21"/>
-        </w:rPr>
-        <w:t xml:space="preserve"> confirm return receipt/condition at supplier to mark Returned and restore unmet need. Suitable returned units regain the appropriate supplying state; unsafe units remain Unfit/under inspection. Pre-dispatch cancellation releases stock.</w:t>
+        <w:t>Missing approval or suitability blocks release. A discrepancy keeps the transfer Disputed, allocated and unavailable with actual tracking. Reconcile accepted receipt to complete, or confirm return receipt/condition at supplier to mark Returned and restore unmet need. Suitable returned units regain the appropriate supplying state; unsafe units remain Unfit/under inspection. Pre-dispatch cancellation releases stock.</w:t>
       </w:r>
     </w:p>
     <w:p>
@@ -23510,21 +21885,7 @@
         <w:rPr>
           <w:sz w:val="21"/>
         </w:rPr>
-        <w:t xml:space="preserve">2. It answers with supported facts and </w:t>
-      </w:r>
-      <w:proofErr w:type="gramStart"/>
-      <w:r>
-        <w:rPr>
-          <w:sz w:val="21"/>
-        </w:rPr>
-        <w:t>uncertainty, or</w:t>
-      </w:r>
-      <w:proofErr w:type="gramEnd"/>
-      <w:r>
-        <w:rPr>
-          <w:sz w:val="21"/>
-        </w:rPr>
-        <w:t xml:space="preserve"> prepares editable request details.</w:t>
+        <w:t>2. It answers with supported facts and uncertainty, or prepares editable request details.</w:t>
       </w:r>
     </w:p>
     <w:p>
@@ -24474,7 +22835,7 @@
       </w:pPr>
     </w:p>
     <w:sectPr>
-      <w:headerReference w:type="default" r:id="rId11"/>
+      <w:headerReference w:type="default" r:id="rId12"/>
       <w:pgSz w:w="12240" w:h="15840"/>
       <w:pgMar w:top="1780" w:right="720" w:bottom="1440" w:left="1440" w:header="708" w:footer="708" w:gutter="0"/>
       <w:pgNumType w:start="1"/>
@@ -24647,16 +23008,8 @@
       <w:rPr>
         <w:szCs w:val="22"/>
       </w:rPr>
-      <w:t>i</w:t>
+      <w:t>ii</w:t>
     </w:r>
-    <w:proofErr w:type="spellStart"/>
-    <w:r>
-      <w:rPr>
-        <w:szCs w:val="22"/>
-      </w:rPr>
-      <w:t>i</w:t>
-    </w:r>
-    <w:proofErr w:type="spellEnd"/>
     <w:r>
       <w:rPr>
         <w:szCs w:val="22"/>
@@ -24713,6 +23066,127 @@
     </w:r>
   </w:p>
 </w:hdr>
+</file>
+
+<file path=word/numbering.xml><?xml version="1.0" encoding="utf-8"?>
+<w:numbering xmlns:wpc="http://schemas.microsoft.com/office/word/2010/wordprocessingCanvas" xmlns:cx="http://schemas.microsoft.com/office/drawing/2014/chartex" xmlns:cx1="http://schemas.microsoft.com/office/drawing/2015/9/8/chartex" xmlns:cx2="http://schemas.microsoft.com/office/drawing/2015/10/21/chartex" xmlns:cx3="http://schemas.microsoft.com/office/drawing/2016/5/9/chartex" xmlns:cx4="http://schemas.microsoft.com/office/drawing/2016/5/10/chartex" xmlns:cx5="http://schemas.microsoft.com/office/drawing/2016/5/11/chartex" xmlns:cx6="http://schemas.microsoft.com/office/drawing/2016/5/12/chartex" xmlns:cx7="http://schemas.microsoft.com/office/drawing/2016/5/13/chartex" xmlns:cx8="http://schemas.microsoft.com/office/drawing/2016/5/14/chartex" xmlns:mc="http://schemas.openxmlformats.org/markup-compatibility/2006" xmlns:aink="http://schemas.microsoft.com/office/drawing/2016/ink" xmlns:am3d="http://schemas.microsoft.com/office/drawing/2017/model3d" xmlns:o="urn:schemas-microsoft-com:office:office" xmlns:oel="http://schemas.microsoft.com/office/2019/extlst" xmlns:r="http://schemas.openxmlformats.org/officeDocument/2006/relationships" xmlns:m="http://schemas.openxmlformats.org/officeDocument/2006/math" xmlns:v="urn:schemas-microsoft-com:vml" xmlns:wp14="http://schemas.microsoft.com/office/word/2010/wordprocessingDrawing" xmlns:wp="http://schemas.openxmlformats.org/drawingml/2006/wordprocessingDrawing" xmlns:w10="urn:schemas-microsoft-com:office:word" xmlns:w="http://schemas.openxmlformats.org/wordprocessingml/2006/main" xmlns:w14="http://schemas.microsoft.com/office/word/2010/wordml" xmlns:w15="http://schemas.microsoft.com/office/word/2012/wordml" xmlns:w16cex="http://schemas.microsoft.com/office/word/2018/wordml/cex" xmlns:w16cid="http://schemas.microsoft.com/office/word/2016/wordml/cid" xmlns:w16="http://schemas.microsoft.com/office/word/2018/wordml" xmlns:w16du="http://schemas.microsoft.com/office/word/2023/wordml/word16du" xmlns:w16sdtdh="http://schemas.microsoft.com/office/word/2020/wordml/sdtdatahash" xmlns:w16sdtfl="http://schemas.microsoft.com/office/word/2024/wordml/sdtformatlock" xmlns:w16se="http://schemas.microsoft.com/office/word/2015/wordml/symex" xmlns:wpg="http://schemas.microsoft.com/office/word/2010/wordprocessingGroup" xmlns:wpi="http://schemas.microsoft.com/office/word/2010/wordprocessingInk" xmlns:wne="http://schemas.microsoft.com/office/word/2006/wordml" xmlns:wps="http://schemas.microsoft.com/office/word/2010/wordprocessingShape" mc:Ignorable="w14 w15 w16se w16cid w16 w16cex w16sdtdh w16sdtfl w16du wp14">
+  <w:abstractNum w:abstractNumId="0" w15:restartNumberingAfterBreak="0">
+    <w:nsid w:val="634D426C"/>
+    <w:multiLevelType w:val="hybridMultilevel"/>
+    <w:tmpl w:val="DC10DA6E"/>
+    <w:lvl w:ilvl="0" w:tplc="4C090001">
+      <w:start w:val="1"/>
+      <w:numFmt w:val="bullet"/>
+      <w:lvlText w:val=""/>
+      <w:lvlJc w:val="left"/>
+      <w:pPr>
+        <w:ind w:left="720" w:hanging="360"/>
+      </w:pPr>
+      <w:rPr>
+        <w:rFonts w:ascii="Symbol" w:hAnsi="Symbol" w:hint="default"/>
+      </w:rPr>
+    </w:lvl>
+    <w:lvl w:ilvl="1" w:tplc="4C090003" w:tentative="1">
+      <w:start w:val="1"/>
+      <w:numFmt w:val="bullet"/>
+      <w:lvlText w:val="o"/>
+      <w:lvlJc w:val="left"/>
+      <w:pPr>
+        <w:ind w:left="1440" w:hanging="360"/>
+      </w:pPr>
+      <w:rPr>
+        <w:rFonts w:ascii="Courier New" w:hAnsi="Courier New" w:cs="Courier New" w:hint="default"/>
+      </w:rPr>
+    </w:lvl>
+    <w:lvl w:ilvl="2" w:tplc="4C090005" w:tentative="1">
+      <w:start w:val="1"/>
+      <w:numFmt w:val="bullet"/>
+      <w:lvlText w:val=""/>
+      <w:lvlJc w:val="left"/>
+      <w:pPr>
+        <w:ind w:left="2160" w:hanging="360"/>
+      </w:pPr>
+      <w:rPr>
+        <w:rFonts w:ascii="Wingdings" w:hAnsi="Wingdings" w:hint="default"/>
+      </w:rPr>
+    </w:lvl>
+    <w:lvl w:ilvl="3" w:tplc="4C090001" w:tentative="1">
+      <w:start w:val="1"/>
+      <w:numFmt w:val="bullet"/>
+      <w:lvlText w:val=""/>
+      <w:lvlJc w:val="left"/>
+      <w:pPr>
+        <w:ind w:left="2880" w:hanging="360"/>
+      </w:pPr>
+      <w:rPr>
+        <w:rFonts w:ascii="Symbol" w:hAnsi="Symbol" w:hint="default"/>
+      </w:rPr>
+    </w:lvl>
+    <w:lvl w:ilvl="4" w:tplc="4C090003" w:tentative="1">
+      <w:start w:val="1"/>
+      <w:numFmt w:val="bullet"/>
+      <w:lvlText w:val="o"/>
+      <w:lvlJc w:val="left"/>
+      <w:pPr>
+        <w:ind w:left="3600" w:hanging="360"/>
+      </w:pPr>
+      <w:rPr>
+        <w:rFonts w:ascii="Courier New" w:hAnsi="Courier New" w:cs="Courier New" w:hint="default"/>
+      </w:rPr>
+    </w:lvl>
+    <w:lvl w:ilvl="5" w:tplc="4C090005" w:tentative="1">
+      <w:start w:val="1"/>
+      <w:numFmt w:val="bullet"/>
+      <w:lvlText w:val=""/>
+      <w:lvlJc w:val="left"/>
+      <w:pPr>
+        <w:ind w:left="4320" w:hanging="360"/>
+      </w:pPr>
+      <w:rPr>
+        <w:rFonts w:ascii="Wingdings" w:hAnsi="Wingdings" w:hint="default"/>
+      </w:rPr>
+    </w:lvl>
+    <w:lvl w:ilvl="6" w:tplc="4C090001" w:tentative="1">
+      <w:start w:val="1"/>
+      <w:numFmt w:val="bullet"/>
+      <w:lvlText w:val=""/>
+      <w:lvlJc w:val="left"/>
+      <w:pPr>
+        <w:ind w:left="5040" w:hanging="360"/>
+      </w:pPr>
+      <w:rPr>
+        <w:rFonts w:ascii="Symbol" w:hAnsi="Symbol" w:hint="default"/>
+      </w:rPr>
+    </w:lvl>
+    <w:lvl w:ilvl="7" w:tplc="4C090003" w:tentative="1">
+      <w:start w:val="1"/>
+      <w:numFmt w:val="bullet"/>
+      <w:lvlText w:val="o"/>
+      <w:lvlJc w:val="left"/>
+      <w:pPr>
+        <w:ind w:left="5760" w:hanging="360"/>
+      </w:pPr>
+      <w:rPr>
+        <w:rFonts w:ascii="Courier New" w:hAnsi="Courier New" w:cs="Courier New" w:hint="default"/>
+      </w:rPr>
+    </w:lvl>
+    <w:lvl w:ilvl="8" w:tplc="4C090005" w:tentative="1">
+      <w:start w:val="1"/>
+      <w:numFmt w:val="bullet"/>
+      <w:lvlText w:val=""/>
+      <w:lvlJc w:val="left"/>
+      <w:pPr>
+        <w:ind w:left="6480" w:hanging="360"/>
+      </w:pPr>
+      <w:rPr>
+        <w:rFonts w:ascii="Wingdings" w:hAnsi="Wingdings" w:hint="default"/>
+      </w:rPr>
+    </w:lvl>
+  </w:abstractNum>
+  <w:num w:numId="1" w16cid:durableId="1674647438">
+    <w:abstractNumId w:val="0"/>
+  </w:num>
+</w:numbering>
 </file>
 
 <file path=word/styles.xml><?xml version="1.0" encoding="utf-8"?>

--- a/docs/phase-3/COSC336_Group6_Phase3_SRS_v1.2.docx
+++ b/docs/phase-3/COSC336_Group6_Phase3_SRS_v1.2.docx
@@ -7433,7 +7433,7 @@
               <w:rPr>
                 <w:sz w:val="20"/>
               </w:rPr>
-              <w:t>User, department and access management</w:t>
+              <w:t>User and Access Management</w:t>
             </w:r>
           </w:p>
         </w:tc>
@@ -7485,7 +7485,7 @@
               <w:rPr>
                 <w:sz w:val="20"/>
               </w:rPr>
-              <w:t>Asset registration and publication</w:t>
+              <w:t>Asset Registration and Publication</w:t>
             </w:r>
           </w:p>
         </w:tc>
@@ -7537,7 +7537,7 @@
               <w:rPr>
                 <w:sz w:val="20"/>
               </w:rPr>
-              <w:t>Search and filtering</w:t>
+              <w:t>Resource Search and Filtering</w:t>
             </w:r>
           </w:p>
         </w:tc>
@@ -7589,7 +7589,7 @@
               <w:rPr>
                 <w:sz w:val="20"/>
               </w:rPr>
-              <w:t>Resource requests and reservations</w:t>
+              <w:t>Resource Requests and Reservations</w:t>
             </w:r>
           </w:p>
         </w:tc>
@@ -7641,7 +7641,7 @@
               <w:rPr>
                 <w:sz w:val="20"/>
               </w:rPr>
-              <w:t>Approval and transfer management</w:t>
+              <w:t>Approval and Transfer Management</w:t>
             </w:r>
           </w:p>
         </w:tc>
@@ -7693,7 +7693,7 @@
               <w:rPr>
                 <w:sz w:val="20"/>
               </w:rPr>
-              <w:t>Inspection, maintenance, repair and life-cycle tracking</w:t>
+              <w:t>Inspection, Maintenance, Repair and Life-Cycle Tracking</w:t>
             </w:r>
           </w:p>
         </w:tc>
@@ -7745,7 +7745,7 @@
               <w:rPr>
                 <w:sz w:val="20"/>
               </w:rPr>
-              <w:t>AI-assisted asset classification</w:t>
+              <w:t>AI-Assisted Asset Classification</w:t>
             </w:r>
           </w:p>
         </w:tc>
@@ -7797,7 +7797,7 @@
               <w:rPr>
                 <w:sz w:val="20"/>
               </w:rPr>
-              <w:t>AI matching, ranking and explanations</w:t>
+              <w:t>AI Resource Matching, Ranking and Explanations</w:t>
             </w:r>
           </w:p>
         </w:tc>
@@ -7849,7 +7849,7 @@
               <w:rPr>
                 <w:sz w:val="20"/>
               </w:rPr>
-              <w:t>Sustainable-action recommendations</w:t>
+              <w:t>Sustainable-Action Recommendations</w:t>
             </w:r>
           </w:p>
         </w:tc>
@@ -7901,7 +7901,7 @@
               <w:rPr>
                 <w:sz w:val="20"/>
               </w:rPr>
-              <w:t>Conversational assistant</w:t>
+              <w:t>Natural Language Assistant</w:t>
             </w:r>
           </w:p>
         </w:tc>
@@ -7953,7 +7953,7 @@
               <w:rPr>
                 <w:sz w:val="20"/>
               </w:rPr>
-              <w:t>Reporting, notifications and auditability</w:t>
+              <w:t>Reporting, Notifications and Auditability</w:t>
             </w:r>
           </w:p>
         </w:tc>
@@ -10819,7 +10819,7 @@
         <w:spacing w:after="60" w:line="260" w:lineRule="exact"/>
       </w:pPr>
       <w:r>
-        <w:t>Priority: High. Provide conventional discovery and the non-AI search baseline (Phase 1, Req. 13).</w:t>
+        <w:t>Priority: High. Provide conventional discovery and the non-AI search baseline (Phase 1, Section 4.3).</w:t>
       </w:r>
     </w:p>
     <w:p>
@@ -11706,7 +11706,7 @@
       <w:bookmarkStart w:id="50" w:name="SRS_1025"/>
       <w:bookmarkStart w:id="51" w:name="_Toc242755169"/>
       <w:r>
-        <w:t>4.6 Inspection Maintenance Repair and Life Cycle Tracking</w:t>
+        <w:t>4.6 Inspection, Maintenance, Repair and Life-Cycle Tracking</w:t>
       </w:r>
       <w:bookmarkEnd w:id="50"/>
       <w:bookmarkEnd w:id="51"/>
@@ -11965,7 +11965,7 @@
       <w:bookmarkStart w:id="52" w:name="SRS_1026"/>
       <w:bookmarkStart w:id="53" w:name="_Toc242755170"/>
       <w:r>
-        <w:t>4.7 AI Assisted Asset Classification</w:t>
+        <w:t>4.7 AI-Assisted Asset Classification</w:t>
       </w:r>
       <w:bookmarkEnd w:id="52"/>
       <w:bookmarkEnd w:id="53"/>
@@ -12163,7 +12163,7 @@
       <w:bookmarkStart w:id="54" w:name="SRS_1027"/>
       <w:bookmarkStart w:id="55" w:name="_Toc242755171"/>
       <w:r>
-        <w:t>4.8 AI Resource Matching Ranking and Explanations</w:t>
+        <w:t>4.8 AI Resource Matching, Ranking and Explanations</w:t>
       </w:r>
       <w:bookmarkEnd w:id="54"/>
       <w:bookmarkEnd w:id="55"/>
@@ -12626,7 +12626,7 @@
       <w:bookmarkStart w:id="56" w:name="SRS_1028"/>
       <w:bookmarkStart w:id="57" w:name="_Toc242755172"/>
       <w:r>
-        <w:t>4.9 Sustainable Action Recommendations</w:t>
+        <w:t>4.9 Sustainable-Action Recommendations</w:t>
       </w:r>
       <w:bookmarkEnd w:id="56"/>
       <w:bookmarkEnd w:id="57"/>
@@ -13064,7 +13064,7 @@
       <w:bookmarkStart w:id="60" w:name="SRS_1030"/>
       <w:bookmarkStart w:id="61" w:name="_Toc242755174"/>
       <w:r>
-        <w:t>4.11 Reporting Notifications and Auditability</w:t>
+        <w:t>4.11 Reporting, Notifications and Auditability</w:t>
       </w:r>
       <w:bookmarkEnd w:id="60"/>
       <w:bookmarkEnd w:id="61"/>

--- a/docs/phase-3/COSC336_Group6_Phase3_SRS_v1.2.docx
+++ b/docs/phase-3/COSC336_Group6_Phase3_SRS_v1.2.docx
@@ -10819,7 +10819,7 @@
         <w:spacing w:after="60" w:line="260" w:lineRule="exact"/>
       </w:pPr>
       <w:r>
-        <w:t>Priority: High. Provide conventional discovery and the non-AI search baseline (Phase 1, Section 4.3).</w:t>
+        <w:t>Priority: High. Provide conventional discovery and the non-AI search baseline (Phase 1, Section 4.3, Req. 13).</w:t>
       </w:r>
     </w:p>
     <w:p>
@@ -13467,7 +13467,7 @@
         <w:rPr>
           <w:sz w:val="21"/>
         </w:rPr>
-        <w:t>Ordinary filtered searches shall complete within 2 seconds for at least 95% of measured requests with five simultaneous user sessions (Phase 1, Req. 56). The test shall declare dataset size, query mix, network, browser and hosting environment; the Phase 2 planning dataset is approximately 5,000 asset records, including 500 published listings.</w:t>
+        <w:t>Ordinary filtered searches shall complete within 2 seconds for at least 95% of measured requests with five simultaneous user sessions (Phase 1, Req. 56). The test shall declare dataset size, query mix, network, browser and hosting environment. The Phase 2 planning dataset is approximately 5,000 asset records, including 500 published listings.</w:t>
       </w:r>
       <w:r>
         <w:rPr>
@@ -13764,7 +13764,7 @@
           <w:b/>
           <w:sz w:val="21"/>
         </w:rPr>
-        <w:t xml:space="preserve">NFR-PRIV-001  </w:t>
+        <w:t xml:space="preserve">NFR-PRIV-001 Privacy  </w:t>
       </w:r>
       <w:r>
         <w:rPr>
@@ -13795,7 +13795,7 @@
           <w:b/>
           <w:sz w:val="21"/>
         </w:rPr>
-        <w:t xml:space="preserve">NFR-PRIV-002  </w:t>
+        <w:t xml:space="preserve">NFR-PRIV-002 Privacy  </w:t>
       </w:r>
       <w:r>
         <w:rPr>

--- a/docs/phase-3/COSC336_Group6_Phase3_SRS_v1.2.docx
+++ b/docs/phase-3/COSC336_Group6_Phase3_SRS_v1.2.docx
@@ -10125,7 +10125,28 @@
         <w:spacing w:after="60" w:line="260" w:lineRule="exact"/>
       </w:pPr>
       <w:r>
-        <w:t>UI-001 The system shall provide sign-in, role-appropriate navigation, asset registration and editing, and marketplace search. It shall provide areas for request and reservation status, approvals, transfers and receipts, maintenance records, and sustainable-action review. Assistant interaction and reporting complete the set. Forms shall show required fields, preserve invalid input and explain correction steps (FR-ASSET-005, FR-REQUEST-002, NFR-QUAL-002). Verification: complete each role's permitted workflows and confirm denied actions are unavailable and rejected on direct access.</w:t>
+        <w:rPr>
+          <w:b/>
+        </w:rPr>
+        <w:t xml:space="preserve">UI-001  </w:t>
+      </w:r>
+      <w:r>
+        <w:rPr>
+          <w:b w:val="0"/>
+        </w:rPr>
+        <w:t xml:space="preserve">The system shall provide sign-in, role-appropriate navigation, asset registration and editing, and marketplace search. It shall provide areas for request and reservation status, approvals, transfers and receipts, maintenance records, and sustainable-action review. Assistant interaction and reporting complete the set. Forms shall show required fields, preserve invalid input and explain correction steps (FR-ASSET-005, FR-REQUEST-002, NFR-QUAL-002). </w:t>
+      </w:r>
+      <w:r>
+        <w:rPr>
+          <w:b/>
+        </w:rPr>
+        <w:t xml:space="preserve"> Verification: </w:t>
+      </w:r>
+      <w:r>
+        <w:rPr>
+          <w:b w:val="0"/>
+        </w:rPr>
+        <w:t>complete each role's permitted workflows and confirm denied actions are unavailable and rejected on direct access.</w:t>
       </w:r>
     </w:p>
     <w:p>
@@ -10133,7 +10154,28 @@
         <w:spacing w:after="60" w:line="260" w:lineRule="exact"/>
       </w:pPr>
       <w:r>
-        <w:t>UI-002 The system shall visibly distinguish confirmed asset data from AI suggestions, show processing/error states and uncertainty, and require user review before submitting assistant-prepared requests. Quantity and status views shall distinguish available, reserved, in-transit, received and unfit portions. Verification: review normal, partial, missing-data and AI-outage scenarios. Detailed screen mockups belong to Phase 4.</w:t>
+        <w:rPr>
+          <w:b/>
+        </w:rPr>
+        <w:t xml:space="preserve">UI-002  </w:t>
+      </w:r>
+      <w:r>
+        <w:rPr>
+          <w:b w:val="0"/>
+        </w:rPr>
+        <w:t xml:space="preserve">The system shall visibly distinguish confirmed asset data from AI suggestions, show processing/error states and uncertainty, and require user review before submitting assistant-prepared requests. Quantity and status views shall distinguish available, reserved, in-transit, received and unfit portions. </w:t>
+      </w:r>
+      <w:r>
+        <w:rPr>
+          <w:b/>
+        </w:rPr>
+        <w:t xml:space="preserve"> Verification: </w:t>
+      </w:r>
+      <w:r>
+        <w:rPr>
+          <w:b w:val="0"/>
+        </w:rPr>
+        <w:t>review normal, partial, missing-data and AI-outage scenarios. Detailed screen mockups belong to Phase 4.</w:t>
       </w:r>
     </w:p>
     <w:p>
@@ -10177,7 +10219,28 @@
         <w:spacing w:after="60" w:line="260" w:lineRule="exact"/>
       </w:pPr>
       <w:r>
-        <w:t>SI-001 The application shall exchange account/session data with its authentication service; asset, request, allocation, approval, transfer, maintenance and audit records with persistent storage; and asset files with file storage. The browser shall not receive service credentials. Verification: access, persistence and unauthorized-access tests (NFR-SEC-001 to 003, NFR-QUAL-003). No institutional-system interface is included.</w:t>
+        <w:rPr>
+          <w:b/>
+        </w:rPr>
+        <w:t xml:space="preserve">SI-001  </w:t>
+      </w:r>
+      <w:r>
+        <w:rPr>
+          <w:b w:val="0"/>
+        </w:rPr>
+        <w:t xml:space="preserve">The application shall exchange account/session data with its authentication service; asset, request, allocation, approval, transfer, maintenance and audit records with persistent storage; and asset files with file storage. The browser shall not receive service credentials. </w:t>
+      </w:r>
+      <w:r>
+        <w:rPr>
+          <w:b/>
+        </w:rPr>
+        <w:t xml:space="preserve"> Verification: </w:t>
+      </w:r>
+      <w:r>
+        <w:rPr>
+          <w:b w:val="0"/>
+        </w:rPr>
+        <w:t>access, persistence and unauthorized-access tests (NFR-SEC-001 to 003, NFR-QUAL-003). No institutional-system interface is included.</w:t>
       </w:r>
     </w:p>
     <w:p>
@@ -10185,7 +10248,28 @@
         <w:spacing w:after="60" w:line="260" w:lineRule="exact"/>
       </w:pPr>
       <w:r>
-        <w:t>SI-002 Server-side AI requests shall contain only task-required permitted information. Classification receives supplied asset metadata and files; matching receives request and listing data; action recommendations receive asset history, costs and demand; the assistant receives accessible records and policy; report summaries receive computed report data. Responses shall be treated as suggestions and validated before use. Verification: inspect request and response content, invalid-output handling and AI-disabled fallback. Phase 2 proposed React and TypeScript, Cloudflare hosting, Supabase and Gemini. Provider versions, APIs and final implementation choices are design decisions subject to TBD-001.</w:t>
+        <w:rPr>
+          <w:b/>
+        </w:rPr>
+        <w:t xml:space="preserve">SI-002  </w:t>
+      </w:r>
+      <w:r>
+        <w:rPr>
+          <w:b w:val="0"/>
+        </w:rPr>
+        <w:t xml:space="preserve">Server-side AI requests shall contain only task-required permitted information. Classification receives supplied asset metadata and files; matching receives request and listing data; action recommendations receive asset history, costs and demand; the assistant receives accessible records and policy; report summaries receive computed report data. Responses shall be treated as suggestions and validated before use. </w:t>
+      </w:r>
+      <w:r>
+        <w:rPr>
+          <w:b/>
+        </w:rPr>
+        <w:t xml:space="preserve"> Verification: </w:t>
+      </w:r>
+      <w:r>
+        <w:rPr>
+          <w:b w:val="0"/>
+        </w:rPr>
+        <w:t>inspect request and response content, invalid-output handling and AI-disabled fallback. Phase 2 proposed React and TypeScript, Cloudflare hosting, Supabase and Gemini. Provider versions, APIs and final implementation choices are design decisions subject to TBD-001.</w:t>
       </w:r>
     </w:p>
     <w:p>
@@ -10205,7 +10289,28 @@
         <w:spacing w:after="60" w:line="260" w:lineRule="exact"/>
       </w:pPr>
       <w:r>
-        <w:t>CI-001 Browser/server and external-service traffic shall use encrypted connections. Protected operations shall require authentication and authorization; transfer or reservation confirmations shall not be duplicated by a retry, and failures shall not leave partly applied records (NFR-SEC-001/002, NFR-QUAL-003). Verification: configuration review, denied-access tests and interrupted/retried transaction tests.</w:t>
+        <w:rPr>
+          <w:b/>
+        </w:rPr>
+        <w:t xml:space="preserve">CI-001  </w:t>
+      </w:r>
+      <w:r>
+        <w:rPr>
+          <w:b w:val="0"/>
+        </w:rPr>
+        <w:t xml:space="preserve">Browser/server and external-service traffic shall use encrypted connections. Protected operations shall require authentication and authorization; transfer or reservation confirmations shall not be duplicated by a retry, and failures shall not leave partly applied records (NFR-SEC-001/002, NFR-QUAL-003). </w:t>
+      </w:r>
+      <w:r>
+        <w:rPr>
+          <w:b/>
+        </w:rPr>
+        <w:t xml:space="preserve"> Verification: </w:t>
+      </w:r>
+      <w:r>
+        <w:rPr>
+          <w:b w:val="0"/>
+        </w:rPr>
+        <w:t>configuration review, denied-access tests and interrupted/retried transaction tests.</w:t>
       </w:r>
     </w:p>
     <w:p>
@@ -10213,7 +10318,28 @@
         <w:spacing w:after="60" w:line="260" w:lineRule="exact"/>
       </w:pPr>
       <w:r>
-        <w:t>CI-002 Notifications shall be in-application records with a permitted link and required action (FR-REPORT-006 to 008). Network or notification failure shall preserve saved business records and display an appropriate status. Email, SMS and live institutional messaging are not required prototype interfaces. Verification: simulate loss of connection and notification delivery failure.</w:t>
+        <w:rPr>
+          <w:b/>
+        </w:rPr>
+        <w:t xml:space="preserve">CI-002  </w:t>
+      </w:r>
+      <w:r>
+        <w:rPr>
+          <w:b w:val="0"/>
+        </w:rPr>
+        <w:t xml:space="preserve">Notifications shall be in-application records with a permitted link and required action (FR-REPORT-006 to 008). Network or notification failure shall preserve saved business records and display an appropriate status. Email, SMS and live institutional messaging are not required prototype interfaces. </w:t>
+      </w:r>
+      <w:r>
+        <w:rPr>
+          <w:b/>
+        </w:rPr>
+        <w:t xml:space="preserve"> Verification: </w:t>
+      </w:r>
+      <w:r>
+        <w:rPr>
+          <w:b w:val="0"/>
+        </w:rPr>
+        <w:t>simulate loss of connection and notification delivery failure.</w:t>
       </w:r>
     </w:p>
     <w:p>

--- a/docs/phase-3/COSC336_Group6_Phase3_SRS_v1.2.docx
+++ b/docs/phase-3/COSC336_Group6_Phase3_SRS_v1.2.docx
@@ -15368,7 +15368,7 @@
         <w:rPr>
           <w:sz w:val="21"/>
         </w:rPr>
-        <w:t>AI matching shall be compared with keyword and category search on the same requests and listings, reporting suitable matches within the first three results and unsuitable suggestions. Before testing, reviewers shall label suitability against the request’s mandatory constraints, independently of the AI output. Classification shall be checked against supplied metadata; sustainable actions, assistant answers and report summaries shall be checked against records, permitted workflows and calculation results.</w:t>
+        <w:t>AI matching shall be compared with keyword and category search on the same requests and listings, reporting suitable matches within the first three results and unsuitable suggestions. Before testing, reviewers shall label suitability against the request’s mandatory constraints, independently of the AI output. Classification shall be checked against supplied metadata. Sustainable actions, assistant answers and report summaries shall be checked against records, permitted workflows and calculation results.</w:t>
       </w:r>
       <w:r>
         <w:rPr>
@@ -15450,9 +15450,24 @@
       </w:r>
       <w:r>
         <w:rPr>
-          <w:sz w:val="21"/>
-        </w:rPr>
-        <w:t>Count accepted transferred units that fulfil a need explicitly identified by the requester or test scenario as otherwise requiring purchase. Gross avoided-purchase value = eligible units × stated replacement unit value. Do not assume every reuse prevented a purchase. Verify with worked cases including no purchase basis and partial receipt.</w:t>
+          <w:b w:val="0"/>
+          <w:sz w:val="21"/>
+        </w:rPr>
+        <w:t xml:space="preserve">Count accepted transferred units that fulfil a need explicitly identified by the requester or test scenario as otherwise requiring purchase. Gross avoided-purchase value = eligible units × stated replacement unit value. Do not assume every reuse prevented a purchase. </w:t>
+      </w:r>
+      <w:r>
+        <w:rPr>
+          <w:b/>
+          <w:sz w:val="21"/>
+        </w:rPr>
+        <w:t>Verify</w:t>
+      </w:r>
+      <w:r>
+        <w:rPr>
+          <w:b w:val="0"/>
+          <w:sz w:val="21"/>
+        </w:rPr>
+        <w:t xml:space="preserve"> with worked cases including no purchase basis and partial receipt.</w:t>
       </w:r>
     </w:p>
     <w:p>
@@ -15469,9 +15484,24 @@
       </w:r>
       <w:r>
         <w:rPr>
-          <w:sz w:val="21"/>
-        </w:rPr>
-        <w:t>For a declared disposal-risk cohort and period, count units or mass with a completed reuse, repair, donation, component-recovery or recycling outcome that avoids the disposal baseline. Diversion rate = diverted quantity ÷ (diverted + disposed quantity) × 100 for completed outcomes in that same cohort/period. Pending outcomes are reported separately and excluded from this denominator. Use one unit consistently; a zero denominator is N/A. Count each quantity once, even if repaired then transferred. Verify mixed, duplicate and pending outcomes.</w:t>
+          <w:b w:val="0"/>
+          <w:sz w:val="21"/>
+        </w:rPr>
+        <w:t xml:space="preserve">For a declared disposal-risk cohort and period, count units or mass with a completed reuse, repair, donation, component-recovery or recycling outcome that avoids the disposal baseline. Diversion rate = diverted quantity ÷ (diverted + disposed quantity) × 100 for completed outcomes in that same cohort/period. Pending outcomes are reported separately and excluded from this denominator. Use one unit consistently; a zero denominator is N/A. Count each quantity once, even if repaired then transferred. </w:t>
+      </w:r>
+      <w:r>
+        <w:rPr>
+          <w:b/>
+          <w:sz w:val="21"/>
+        </w:rPr>
+        <w:t>Verify</w:t>
+      </w:r>
+      <w:r>
+        <w:rPr>
+          <w:b w:val="0"/>
+          <w:sz w:val="21"/>
+        </w:rPr>
+        <w:t xml:space="preserve"> mixed, duplicate and pending outcomes.</w:t>
       </w:r>
     </w:p>
     <w:p>
@@ -15488,9 +15518,24 @@
       </w:r>
       <w:r>
         <w:rPr>
-          <w:sz w:val="21"/>
-        </w:rPr>
-        <w:t>Estimate avoided new-purchase emissions for eligible reuse units using stated replacement/emission factors; subtract relevant repair/transfer emissions where data exists and the selected method requires them. Declare boundary, units, factor sources, omissions and uncertainty. Missing essential factors produce unavailable results. Factor sources and values remain TBD-002. Verify against independently calculated examples; do not label an estimate as measured impact.</w:t>
+          <w:b w:val="0"/>
+          <w:sz w:val="21"/>
+        </w:rPr>
+        <w:t xml:space="preserve">Estimate avoided new-purchase emissions for eligible reuse units using stated replacement/emission factors; subtract relevant repair/transfer emissions where data exists and the selected method requires them. Declare boundary, units, factor sources, omissions and uncertainty. Missing essential factors produce unavailable results. Factor sources and values remain TBD-002. </w:t>
+      </w:r>
+      <w:r>
+        <w:rPr>
+          <w:b/>
+          <w:sz w:val="21"/>
+        </w:rPr>
+        <w:t>Verify</w:t>
+      </w:r>
+      <w:r>
+        <w:rPr>
+          <w:b w:val="0"/>
+          <w:sz w:val="21"/>
+        </w:rPr>
+        <w:t xml:space="preserve"> against independently calculated examples; do not label an estimate as measured impact.</w:t>
       </w:r>
     </w:p>
     <w:p>
@@ -15507,21 +15552,24 @@
       </w:r>
       <w:r>
         <w:rPr>
-          <w:sz w:val="21"/>
-        </w:rPr>
-        <w:t xml:space="preserve">Net savings = gross avoided-purchase value (SUS-001) minus relevant repair and handling/transport costs for that </w:t>
-      </w:r>
-      <w:r>
-        <w:rPr>
-          <w:sz w:val="21"/>
-        </w:rPr>
-        <w:t>fulfillment</w:t>
-      </w:r>
-      <w:r>
-        <w:rPr>
-          <w:sz w:val="21"/>
-        </w:rPr>
-        <w:t>. Allocate shared costs explicitly and once. Do not subtract unrelated costs or count the same avoided purchase twice. Verify single and partial-transfer examples, including negative savings.</w:t>
+          <w:b w:val="0"/>
+          <w:sz w:val="21"/>
+        </w:rPr>
+        <w:t xml:space="preserve">Net savings = gross avoided-purchase value (SUS-001) minus relevant repair and handling/transport costs for that fulfillment. Allocate shared costs explicitly and once. Do not subtract unrelated costs or count the same avoided purchase twice. </w:t>
+      </w:r>
+      <w:r>
+        <w:rPr>
+          <w:b/>
+          <w:sz w:val="21"/>
+        </w:rPr>
+        <w:t>Verify</w:t>
+      </w:r>
+      <w:r>
+        <w:rPr>
+          <w:b w:val="0"/>
+          <w:sz w:val="21"/>
+        </w:rPr>
+        <w:t xml:space="preserve"> single and partial-transfer examples, including negative savings.</w:t>
       </w:r>
     </w:p>
     <w:p>
@@ -15538,21 +15586,24 @@
       </w:r>
       <w:r>
         <w:rPr>
-          <w:sz w:val="21"/>
-        </w:rPr>
-        <w:t xml:space="preserve">Show completed transfer-event counts separately from accepted reused-unit counts, and completed repair-event counts separately from units restored to service. For a selected listing cohort, reuse rate = distinct eligible units whose internal transfer receipt is accepted during the reporting period ÷ distinct eligible units available for reuse during that period × 100. State the cohort and count each unit once; zero denominator is N/A. Repair does not count as reuse until a transfer is completed. Verify rates and counts against </w:t>
-      </w:r>
-      <w:r>
-        <w:rPr>
-          <w:sz w:val="21"/>
-        </w:rPr>
-        <w:t>labeled</w:t>
-      </w:r>
-      <w:r>
-        <w:rPr>
-          <w:sz w:val="21"/>
-        </w:rPr>
-        <w:t xml:space="preserve"> activity data.</w:t>
+          <w:b w:val="0"/>
+          <w:sz w:val="21"/>
+        </w:rPr>
+        <w:t xml:space="preserve">Show completed transfer-event counts separately from accepted reused-unit counts, and completed repair-event counts separately from units restored to service. For a selected listing cohort, reuse rate = distinct eligible units whose internal transfer receipt is accepted during the reporting period ÷ distinct eligible units available for reuse during that period × 100. State the cohort and count each unit once; zero denominator is N/A. Repair does not count as reuse until a transfer is completed. </w:t>
+      </w:r>
+      <w:r>
+        <w:rPr>
+          <w:b/>
+          <w:sz w:val="21"/>
+        </w:rPr>
+        <w:t>Verify</w:t>
+      </w:r>
+      <w:r>
+        <w:rPr>
+          <w:b w:val="0"/>
+          <w:sz w:val="21"/>
+        </w:rPr>
+        <w:t xml:space="preserve"> rates and counts against labeled activity data.</w:t>
       </w:r>
     </w:p>
     <w:p>
@@ -15569,9 +15620,24 @@
       </w:r>
       <w:r>
         <w:rPr>
-          <w:sz w:val="21"/>
-        </w:rPr>
-        <w:t>Estimate added service life through reuse/repair using declared assumptions and a stated baseline. The metric remains in prototype scope; its method is TBD-003. Display unavailable where the method or required inputs are absent, and keep service-life estimates distinct from measured outcomes. Verify the selected method and examples after design.</w:t>
+          <w:b w:val="0"/>
+          <w:sz w:val="21"/>
+        </w:rPr>
+        <w:t xml:space="preserve">Estimate added service life through reuse/repair using declared assumptions and a stated baseline. The metric remains in prototype scope; its method is TBD-003. Display unavailable where the method or required inputs are absent, and keep service-life estimates distinct from measured outcomes. </w:t>
+      </w:r>
+      <w:r>
+        <w:rPr>
+          <w:b/>
+          <w:sz w:val="21"/>
+        </w:rPr>
+        <w:t>Verify</w:t>
+      </w:r>
+      <w:r>
+        <w:rPr>
+          <w:b w:val="0"/>
+          <w:sz w:val="21"/>
+        </w:rPr>
+        <w:t xml:space="preserve"> the selected method and examples after design.</w:t>
       </w:r>
     </w:p>
     <w:p>
@@ -15588,9 +15654,24 @@
       </w:r>
       <w:r>
         <w:rPr>
-          <w:sz w:val="21"/>
-        </w:rPr>
-        <w:t>Retain inputs, methods, units, factors, sources and assumptions with results. Identify missing inputs rather than inventing values. Deduplicate unit/outcome cohorts and avoided purchases; retain links to supporting records. Distinguish event counts, physical quantities, rates and estimates. Verify missing-input, duplicate and denominator cases independently.</w:t>
+          <w:b w:val="0"/>
+          <w:sz w:val="21"/>
+        </w:rPr>
+        <w:t xml:space="preserve">Retain inputs, methods, units, factors, sources and assumptions with results. Identify missing inputs rather than inventing values. Deduplicate unit/outcome cohorts and avoided purchases; retain links to supporting records. Distinguish event counts, physical quantities, rates and estimates. </w:t>
+      </w:r>
+      <w:r>
+        <w:rPr>
+          <w:b/>
+          <w:sz w:val="21"/>
+        </w:rPr>
+        <w:t>Verify</w:t>
+      </w:r>
+      <w:r>
+        <w:rPr>
+          <w:b w:val="0"/>
+          <w:sz w:val="21"/>
+        </w:rPr>
+        <w:t xml:space="preserve"> missing-input, duplicate and denominator cases independently.</w:t>
       </w:r>
     </w:p>
     <w:p>

--- a/docs/phase-3/COSC336_Group6_Phase3_SRS_v1.2.docx
+++ b/docs/phase-3/COSC336_Group6_Phase3_SRS_v1.2.docx
@@ -5013,6 +5013,9 @@
                 <w:sz w:val="21"/>
               </w:rPr>
             </w:pPr>
+            <w:r>
+              <w:t>Revised Sections 1 to 6 for readability and traceability: tabulated the requirement prefixes, product scope and planning assumptions; mapped product functions to Section 4; labeled the privacy and data-delivery requirements; and aligned requirement formatting document-wide.</w:t>
+            </w:r>
           </w:p>
         </w:tc>
         <w:tc>
@@ -5590,7 +5593,7 @@
               <w:rPr>
                 <w:sz w:val="20"/>
               </w:rPr>
-              <w:t>BR-nnn</w:t>
+              <w:t>DD-nnn</w:t>
             </w:r>
           </w:p>
         </w:tc>
@@ -5613,7 +5616,7 @@
               <w:rPr>
                 <w:sz w:val="20"/>
               </w:rPr>
-              <w:t>Business rule (Section 5.5)</w:t>
+              <w:t>Data and delivery requirement (Section 6.3)</w:t>
             </w:r>
           </w:p>
         </w:tc>
@@ -5642,7 +5645,7 @@
               <w:rPr>
                 <w:sz w:val="20"/>
               </w:rPr>
-              <w:t>AD-nnn</w:t>
+              <w:t>BR-nnn</w:t>
             </w:r>
           </w:p>
         </w:tc>
@@ -5665,7 +5668,7 @@
               <w:rPr>
                 <w:sz w:val="20"/>
               </w:rPr>
-              <w:t>Assumption or dependency (Section 2.7)</w:t>
+              <w:t>Business rule (Section 5.5)</w:t>
             </w:r>
           </w:p>
         </w:tc>
@@ -5694,7 +5697,7 @@
               <w:rPr>
                 <w:sz w:val="20"/>
               </w:rPr>
-              <w:t>UC-nn</w:t>
+              <w:t>AD-nnn</w:t>
             </w:r>
           </w:p>
         </w:tc>
@@ -5717,7 +5720,7 @@
               <w:rPr>
                 <w:sz w:val="20"/>
               </w:rPr>
-              <w:t>Use case (Appendix B.4)</w:t>
+              <w:t>Assumption or dependency (Section 2.7)</w:t>
             </w:r>
           </w:p>
         </w:tc>
@@ -5746,6 +5749,58 @@
               <w:rPr>
                 <w:sz w:val="20"/>
               </w:rPr>
+              <w:t>UC-nn</w:t>
+            </w:r>
+          </w:p>
+        </w:tc>
+        <w:tc>
+          <w:tcPr>
+            <w:tcW w:w="7180" w:type="dxa"/>
+            <w:tcMar>
+              <w:top w:w="55" w:type="dxa"/>
+              <w:left w:w="90" w:type="dxa"/>
+              <w:bottom w:w="55" w:type="dxa"/>
+              <w:right w:w="90" w:type="dxa"/>
+            </w:tcMar>
+            <w:vAlign w:val="center"/>
+          </w:tcPr>
+          <w:p>
+            <w:pPr>
+              <w:spacing w:line="240" w:lineRule="exact"/>
+            </w:pPr>
+            <w:r>
+              <w:rPr>
+                <w:sz w:val="20"/>
+              </w:rPr>
+              <w:t>Use case (Appendix B.4)</w:t>
+            </w:r>
+          </w:p>
+        </w:tc>
+      </w:tr>
+      <w:tr>
+        <w:trPr>
+          <w:cantSplit/>
+          <w:jc w:val="center"/>
+        </w:trPr>
+        <w:tc>
+          <w:tcPr>
+            <w:tcW w:w="2900" w:type="dxa"/>
+            <w:tcMar>
+              <w:top w:w="55" w:type="dxa"/>
+              <w:left w:w="90" w:type="dxa"/>
+              <w:bottom w:w="55" w:type="dxa"/>
+              <w:right w:w="90" w:type="dxa"/>
+            </w:tcMar>
+            <w:vAlign w:val="center"/>
+          </w:tcPr>
+          <w:p>
+            <w:pPr>
+              <w:spacing w:line="240" w:lineRule="exact"/>
+            </w:pPr>
+            <w:r>
+              <w:rPr>
+                <w:sz w:val="20"/>
+              </w:rPr>
               <w:t>TBD-nnn</w:t>
             </w:r>
           </w:p>
@@ -5780,55 +5835,23 @@
         <w:spacing w:after="60" w:line="260" w:lineRule="exact"/>
       </w:pPr>
       <w:r>
-        <w:t>“</w:t>
-      </w:r>
-      <w:r>
-        <w:rPr>
-          <w:i/>
-          <w:iCs/>
-        </w:rPr>
-        <w:t>Shall</w:t>
-      </w:r>
-      <w:r>
-        <w:t>” states required behavior. Every requirement carries either an Acceptance or a Verification clause.</w:t>
-      </w:r>
-      <w:r>
-        <w:br/>
-      </w:r>
-      <w:r>
-        <w:br/>
-      </w:r>
-      <w:r>
-        <w:t xml:space="preserve">Requirements are labelled </w:t>
-      </w:r>
-      <w:r>
-        <w:rPr>
-          <w:i/>
-          <w:iCs/>
-        </w:rPr>
-        <w:t>Must</w:t>
-      </w:r>
-      <w:r>
-        <w:t xml:space="preserve"> or </w:t>
-      </w:r>
-      <w:r>
-        <w:rPr>
-          <w:i/>
-          <w:iCs/>
-        </w:rPr>
-        <w:t>Should</w:t>
-      </w:r>
-      <w:r>
-        <w:t>. Must requirements belong to the semester prototype. The three Should refinements are combined approvals (FR-TRANSFER-002), escalation routing (FR-TRANSFER-008), and a purchase indicator (FR-REQUEST-008).</w:t>
-      </w:r>
-      <w:r>
-        <w:br/>
-      </w:r>
-      <w:r>
-        <w:t>High and Medium indicate development order, not inclusion. All five AI functions remain required. Future enhancements are outside scope.</w:t>
-      </w:r>
-      <w:r>
-        <w:br/>
+        <w:t xml:space="preserve">“Shall” states required behavior. Every requirement carries either an Acceptance or a Verification clause.</w:t>
+      </w:r>
+    </w:p>
+    <w:p>
+      <w:pPr>
+        <w:spacing w:after="60" w:line="260" w:lineRule="exact"/>
+      </w:pPr>
+      <w:r>
+        <w:t xml:space="preserve">Requirements are labeled Must or Should. Must requirements belong to the semester prototype. The three Should refinements are combined approvals (FR-TRANSFER-002), escalation routing (FR-TRANSFER-008), and a purchase indicator (FR-REQUEST-008).</w:t>
+      </w:r>
+    </w:p>
+    <w:p>
+      <w:pPr>
+        <w:spacing w:after="60" w:line="260" w:lineRule="exact"/>
+      </w:pPr>
+      <w:r>
+        <w:t xml:space="preserve">High and Medium indicate development order, not inclusion. All five AI functions remain required. Future enhancements are outside scope.</w:t>
       </w:r>
     </w:p>
     <w:p>
@@ -6298,10 +6321,7 @@
         <w:spacing w:after="60" w:line="260" w:lineRule="exact"/>
       </w:pPr>
       <w:r>
-        <w:t>The platform connects departmental needs with available campus assets so that resources are reused rather than replaced. It maintains asset history through inspection, maintenance, repair, refurbishment and end-of-life decisions. Conventional workflows are extended by AI classification, semantic matching, sustainable-action advice, a conversational assistant and report summaries, with human approval and fallback to conventional workflows when AI is unavailable.</w:t>
-      </w:r>
-      <w:r>
-        <w:br/>
+        <w:t xml:space="preserve">The platform connects departmental needs with available campus assets so that resources are reused rather than replaced. It maintains asset history through inspection, maintenance, repair, refurbishment and end-of-life decisions. Conventional workflows are extended by AI classification, semantic matching, sustainable-action advice, a conversational assistant and report summaries, with human approval and fallback to conventional workflows when AI is unavailable.</w:t>
       </w:r>
     </w:p>
     <w:tbl>
@@ -6688,10 +6708,7 @@
         <w:spacing w:after="60" w:line="260" w:lineRule="exact"/>
       </w:pPr>
       <w:r>
-        <w:br/>
-      </w:r>
-      <w:r>
-        <w:t>The prototype uses synthetic data, so measured campus impact would require a real deployment. Possible later extensions are institutional or identity integration, and demand forecasting.</w:t>
+        <w:t xml:space="preserve">The prototype uses synthetic data, so measured campus impact would require a real deployment. Possible later extensions are institutional or identity integration, and demand forecasting.</w:t>
       </w:r>
     </w:p>
     <w:p>
@@ -9973,127 +9990,15 @@
         <w:spacing w:after="60" w:line="260" w:lineRule="exact"/>
       </w:pPr>
       <w:r>
-        <w:t>Quantity accounting</w:t>
-      </w:r>
-      <w:r>
-        <w:t>:</w:t>
-      </w:r>
-      <w:r>
-        <w:t xml:space="preserve"> Every unit a requester asks for is in exactly one of three states: </w:t>
-      </w:r>
-    </w:p>
-    <w:p>
-      <w:pPr>
-        <w:pStyle w:val="ListParagraph"/>
-        <w:numPr>
-          <w:ilvl w:val="0"/>
-          <w:numId w:val="1"/>
-        </w:numPr>
+        <w:t xml:space="preserve">Quantity accounting. Every unit a requester asks for is in exactly one of three states: accepted fulfillment, actively allocated to a confirmed reservation, or unallocated outstanding and still eligible for a further reservation. For an active request, requested = accepted fulfillment + actively allocated quantity + unallocated outstanding quantity. These terms are defined in Appendix A. A request is not complete while any unallocated outstanding quantity remains, and unmet needs remain visible to the Procurement Officer.</w:t>
+      </w:r>
+    </w:p>
+    <w:p>
+      <w:pPr>
         <w:spacing w:after="60" w:line="260" w:lineRule="exact"/>
       </w:pPr>
       <w:r>
-        <w:t>accepted fulfillment</w:t>
-      </w:r>
-    </w:p>
-    <w:p>
-      <w:pPr>
-        <w:pStyle w:val="ListParagraph"/>
-        <w:numPr>
-          <w:ilvl w:val="0"/>
-          <w:numId w:val="1"/>
-        </w:numPr>
-        <w:spacing w:after="60" w:line="260" w:lineRule="exact"/>
-      </w:pPr>
-      <w:r>
-        <w:t>actively allocated to a confirmed reservation</w:t>
-      </w:r>
-    </w:p>
-    <w:p>
-      <w:pPr>
-        <w:pStyle w:val="ListParagraph"/>
-        <w:numPr>
-          <w:ilvl w:val="0"/>
-          <w:numId w:val="1"/>
-        </w:numPr>
-        <w:spacing w:after="60" w:line="260" w:lineRule="exact"/>
-      </w:pPr>
-      <w:r>
-        <w:t>or unallocated outstanding and still eligible for a further reservation</w:t>
-      </w:r>
-    </w:p>
-    <w:p>
-      <w:pPr>
-        <w:spacing w:after="60" w:line="260" w:lineRule="exact"/>
-      </w:pPr>
-      <w:r>
-        <w:t>For an active request,</w:t>
-      </w:r>
-    </w:p>
-    <w:p>
-      <w:pPr>
-        <w:spacing w:after="60" w:line="260" w:lineRule="exact"/>
-        <w:rPr>
-          <w:sz w:val="24"/>
-          <w:szCs w:val="28"/>
-        </w:rPr>
-      </w:pPr>
-      <w:r>
-        <w:rPr>
-          <w:sz w:val="24"/>
-          <w:szCs w:val="28"/>
-        </w:rPr>
-        <w:t xml:space="preserve"> </w:t>
-      </w:r>
-      <m:oMath>
-        <m:r>
-          <w:rPr>
-            <w:rFonts w:ascii="Cambria Math" w:hAnsi="Cambria Math"/>
-          </w:rPr>
-          <m:t>requested=accepted fulfillment+actively allocated quantity+unallocated outstanding quantity</m:t>
-        </m:r>
-      </m:oMath>
-    </w:p>
-    <w:p>
-      <w:pPr>
-        <w:spacing w:after="60" w:line="260" w:lineRule="exact"/>
-      </w:pPr>
-      <w:r>
-        <w:t xml:space="preserve">These terms are defined in Appendix A. </w:t>
-      </w:r>
-      <w:r>
-        <w:t>The</w:t>
-      </w:r>
-      <w:r>
-        <w:t xml:space="preserve"> request is not complete while any unallocated outstanding quantity remains, and unmet needs remain visible to the Procurement Officer.</w:t>
-      </w:r>
-    </w:p>
-    <w:p>
-      <w:pPr>
-        <w:spacing w:after="60" w:line="260" w:lineRule="exact"/>
-      </w:pPr>
-      <w:r>
-        <w:br/>
-      </w:r>
-      <w:r>
-        <w:t>Custody</w:t>
-      </w:r>
-      <w:r>
-        <w:t>:</w:t>
-      </w:r>
-      <w:r>
-        <w:t xml:space="preserve"> Formal departmental custody is accountable assignment; physical holder and location track actual movement. </w:t>
-      </w:r>
-      <w:r>
-        <w:br/>
-      </w:r>
-      <w:r>
-        <w:t>Safety</w:t>
-      </w:r>
-      <w:r>
-        <w:t>:</w:t>
-      </w:r>
-      <w:r>
-        <w:t xml:space="preserve"> Rejection or cancellation cannot restore stock recorded as unsafe. Section 4 and Appendix B apply these prototype rules, and institutional delegation and retention remain TBD-006.</w:t>
+        <w:t xml:space="preserve">Custody. Formal departmental custody is accountable assignment; physical holder and location track actual movement. Safety. Rejection or cancellation cannot restore stock recorded as unsafe. Section 4 and Appendix B apply these prototype rules, and institutional delegation and retention remain TBD-006.</w:t>
       </w:r>
     </w:p>
     <w:p>
@@ -10134,7 +10039,7 @@
         <w:rPr>
           <w:b w:val="0"/>
         </w:rPr>
-        <w:t xml:space="preserve">The system shall provide sign-in, role-appropriate navigation, asset registration and editing, and marketplace search. It shall provide areas for request and reservation status, approvals, transfers and receipts, maintenance records, and sustainable-action review. Assistant interaction and reporting complete the set. Forms shall show required fields, preserve invalid input and explain correction steps (FR-ASSET-005, FR-REQUEST-002, NFR-QUAL-002). </w:t>
+        <w:t>The system shall provide sign-in, role-appropriate navigation, asset registration and editing, and marketplace search. It shall provide areas for request and reservation status, approvals, transfers and receipts, maintenance records, and sustainable-action review. Assistant interaction and reporting complete the set. Forms shall show required fields, preserve invalid input and explain correction steps (FR-ASSET-005, FR-REQUEST-002, NFR-QUAL-002).</w:t>
       </w:r>
       <w:r>
         <w:rPr>
@@ -10163,7 +10068,7 @@
         <w:rPr>
           <w:b w:val="0"/>
         </w:rPr>
-        <w:t xml:space="preserve">The system shall visibly distinguish confirmed asset data from AI suggestions, show processing/error states and uncertainty, and require user review before submitting assistant-prepared requests. Quantity and status views shall distinguish available, reserved, in-transit, received and unfit portions. </w:t>
+        <w:t>The system shall visibly distinguish confirmed asset data from AI suggestions, show processing/error states and uncertainty, and require user review before submitting assistant-prepared requests. Quantity and status views shall distinguish available, reserved, in-transit, received and unfit portions.</w:t>
       </w:r>
       <w:r>
         <w:rPr>
@@ -10228,7 +10133,7 @@
         <w:rPr>
           <w:b w:val="0"/>
         </w:rPr>
-        <w:t xml:space="preserve">The application shall exchange account/session data with its authentication service; asset, request, allocation, approval, transfer, maintenance and audit records with persistent storage; and asset files with file storage. The browser shall not receive service credentials. </w:t>
+        <w:t>The application shall exchange account/session data with its authentication service; asset, request, allocation, approval, transfer, maintenance and audit records with persistent storage; and asset files with file storage. The browser shall not receive service credentials.</w:t>
       </w:r>
       <w:r>
         <w:rPr>
@@ -10257,7 +10162,7 @@
         <w:rPr>
           <w:b w:val="0"/>
         </w:rPr>
-        <w:t xml:space="preserve">Server-side AI requests shall contain only task-required permitted information. Classification receives supplied asset metadata and files; matching receives request and listing data; action recommendations receive asset history, costs and demand; the assistant receives accessible records and policy; report summaries receive computed report data. Responses shall be treated as suggestions and validated before use. </w:t>
+        <w:t>Server-side AI requests shall contain only task-required permitted information. Classification receives supplied asset metadata and files; matching receives request and listing data; action recommendations receive asset history, costs and demand; the assistant receives accessible records and policy; report summaries receive computed report data. Responses shall be treated as suggestions and validated before use.</w:t>
       </w:r>
       <w:r>
         <w:rPr>
@@ -10298,7 +10203,7 @@
         <w:rPr>
           <w:b w:val="0"/>
         </w:rPr>
-        <w:t xml:space="preserve">Browser/server and external-service traffic shall use encrypted connections. Protected operations shall require authentication and authorization; transfer or reservation confirmations shall not be duplicated by a retry, and failures shall not leave partly applied records (NFR-SEC-001/002, NFR-QUAL-003). </w:t>
+        <w:t>Browser/server and external-service traffic shall use encrypted connections. Protected operations shall require authentication and authorization; transfer or reservation confirmations shall not be duplicated by a retry, and failures shall not leave partly applied records (NFR-SEC-001/002, NFR-QUAL-003).</w:t>
       </w:r>
       <w:r>
         <w:rPr>
@@ -10327,7 +10232,7 @@
         <w:rPr>
           <w:b w:val="0"/>
         </w:rPr>
-        <w:t xml:space="preserve">Notifications shall be in-application records with a permitted link and required action (FR-REPORT-006 to 008). Network or notification failure shall preserve saved business records and display an appropriate status. Email, SMS and live institutional messaging are not required prototype interfaces. </w:t>
+        <w:t>Notifications shall be in-application records with a permitted link and required action (FR-REPORT-006 to 008). Network or notification failure shall preserve saved business records and display an appropriate status. Email, SMS and live institutional messaging are not required prototype interfaces.</w:t>
       </w:r>
       <w:r>
         <w:rPr>
@@ -15691,7 +15596,28 @@
         <w:spacing w:after="60" w:line="260" w:lineRule="exact"/>
       </w:pPr>
       <w:r>
-        <w:t>The prototype shall include a reproducible synthetic starting dataset with consistent links among users, departments, assets, batch quantities, requests, allocations, approvals, transfers, maintenance and audit records. It shall support independently reproducible report and AI-evaluation examples, including partial allocations, returned/unfit items, missing inputs and competing approvals. Verification: reload the dataset and reproduce the declared test outcomes.</w:t>
+        <w:rPr>
+          <w:b/>
+        </w:rPr>
+        <w:t xml:space="preserve">DD-001  </w:t>
+      </w:r>
+      <w:r>
+        <w:rPr>
+          <w:b w:val="0"/>
+        </w:rPr>
+        <w:t>The prototype shall include a reproducible synthetic starting dataset with consistent links among users, departments, assets, batch quantities, requests, allocations, approvals, transfers, maintenance and audit records. It shall support independently reproducible report and AI-evaluation examples, including partial allocations, returned/unfit items, missing inputs and competing approvals.</w:t>
+      </w:r>
+      <w:r>
+        <w:rPr>
+          <w:b/>
+        </w:rPr>
+        <w:t xml:space="preserve"> Verification: </w:t>
+      </w:r>
+      <w:r>
+        <w:rPr>
+          <w:b w:val="0"/>
+        </w:rPr>
+        <w:t>reload the dataset and reproduce the declared test outcomes.</w:t>
       </w:r>
     </w:p>
     <w:p>
@@ -15699,8 +15625,28 @@
         <w:spacing w:after="60" w:line="260" w:lineRule="exact"/>
       </w:pPr>
       <w:r>
-        <w:lastRenderedPageBreak/>
-        <w:t>Setup and user documentation shall accompany the prototype as specified in Section 2.6 and NFR-QUAL-005. Dependency licences and hosted-service terms shall be respected; example photographs/documents shall be team-created or used with permission (Phase 2, Section 6.1). Verification: delivery checklist and licence/asset-source review. Any future use of real personal data requires institutional and applicable data-protection review; it is outside this synthetic-data submission.</w:t>
+        <w:rPr>
+          <w:b/>
+        </w:rPr>
+        <w:t xml:space="preserve">DD-002  </w:t>
+      </w:r>
+      <w:r>
+        <w:rPr>
+          <w:b w:val="0"/>
+        </w:rPr>
+        <w:t>Setup and user documentation shall accompany the prototype as specified in Section 2.6 and NFR-QUAL-005. Dependency licences and hosted-service terms shall be respected; example photographs/documents shall be team-created or used with permission (Phase 2, Section 6.1).</w:t>
+      </w:r>
+      <w:r>
+        <w:rPr>
+          <w:b/>
+        </w:rPr>
+        <w:t xml:space="preserve"> Verification: </w:t>
+      </w:r>
+      <w:r>
+        <w:rPr>
+          <w:b w:val="0"/>
+        </w:rPr>
+        <w:t>delivery checklist and licence/asset-source review. Any future use of real personal data requires institutional and applicable data-protection review; it is outside this synthetic-data submission.</w:t>
       </w:r>
     </w:p>
     <w:p>

--- a/docs/phase-3/COSC336_Group6_Phase3_SRS_v1.2.docx
+++ b/docs/phase-3/COSC336_Group6_Phase3_SRS_v1.2.docx
@@ -16749,7 +16749,7 @@
         </w:rPr>
         <w:drawing>
           <wp:inline distT="0" distB="0" distL="0" distR="0" wp14:anchorId="5D3B2778" wp14:editId="00C766A2">
-            <wp:extent cx="5930900" cy="6502303"/>
+            <wp:extent cx="6309397" cy="6917266"/>
             <wp:effectExtent l="0" t="0" r="0" b="0"/>
             <wp:docPr id="1" name="Picture 1" descr="Figure 1 Use case diagram with system boundary and supporting actors"/>
             <wp:cNvGraphicFramePr>
@@ -16771,7 +16771,7 @@
                   <pic:spPr>
                     <a:xfrm>
                       <a:off x="0" y="0"/>
-                      <a:ext cx="5938212" cy="6510320"/>
+                      <a:ext cx="6309397" cy="6917266"/>
                     </a:xfrm>
                     <a:prstGeom prst="rect">
                       <a:avLst/>
@@ -16828,7 +16828,7 @@
         </w:rPr>
         <w:drawing>
           <wp:inline distT="0" distB="0" distL="0" distR="0" wp14:anchorId="015971EE" wp14:editId="5F747546">
-            <wp:extent cx="5760720" cy="5479872"/>
+            <wp:extent cx="6310745" cy="6003082"/>
             <wp:effectExtent l="0" t="0" r="0" b="0"/>
             <wp:docPr id="2" name="Picture 2" descr="Figure 2 Asset state model with guarded receipt return and prior-state rejection outcomes"/>
             <wp:cNvGraphicFramePr>
@@ -16850,7 +16850,7 @@
                   <pic:spPr>
                     <a:xfrm>
                       <a:off x="0" y="0"/>
-                      <a:ext cx="5760720" cy="5479872"/>
+                      <a:ext cx="6310745" cy="6003082"/>
                     </a:xfrm>
                     <a:prstGeom prst="rect">
                       <a:avLst/>
